--- a/documents/word/19_Internal_Audit.docx
+++ b/documents/word/19_Internal_Audit.docx
@@ -18,6 +18,7 @@
           <w14:ligatures w14:val="none"/>
         </w:rPr>
       </w:pPr>
+      <w:bookmarkStart w:id="0" w:name="_Toc224162739"/>
       <w:r>
         <w:rPr>
           <w:rFonts w:ascii="Times New Roman" w:eastAsia="Times New Roman" w:hAnsi="Times New Roman" w:cs="Times New Roman"/>
@@ -31,25 +32,4447 @@
         </w:rPr>
         <w:t>19_Internal_Control_Audit</w:t>
       </w:r>
+      <w:bookmarkEnd w:id="0"/>
     </w:p>
     <w:p>
       <w:pPr>
-        <w:spacing w:before="100" w:beforeAutospacing="1" w:after="100" w:afterAutospacing="1" w:line="240" w:lineRule="auto"/>
-        <w:rPr>
-          <w:rFonts w:ascii="Times New Roman" w:eastAsia="Times New Roman" w:hAnsi="Times New Roman" w:cs="Times New Roman"/>
-          <w:kern w:val="0"/>
-          <w:sz w:val="24"/>
-          <w:szCs w:val="24"/>
-          <w:lang w:val="en-GB" w:eastAsia="en-GB" w:bidi="ar-SA"/>
-          <w14:ligatures w14:val="none"/>
-        </w:rPr>
-      </w:pPr>
-      <w:r>
         <w:rPr>
           <w:rFonts w:ascii="Times New Roman" w:eastAsia="Times New Roman" w:hAnsi="Times New Roman" w:cs="Times New Roman"/>
           <w:b/>
           <w:bCs/>
           <w:kern w:val="0"/>
+          <w:sz w:val="27"/>
+          <w:szCs w:val="27"/>
+          <w:lang w:val="en-GB" w:eastAsia="en-GB" w:bidi="ar-SA"/>
+          <w14:ligatures w14:val="none"/>
+        </w:rPr>
+      </w:pPr>
+      <w:r>
+        <w:rPr>
+          <w:rFonts w:ascii="Times New Roman" w:eastAsia="Times New Roman" w:hAnsi="Times New Roman" w:cs="Times New Roman"/>
+          <w:b/>
+          <w:bCs/>
+          <w:kern w:val="0"/>
+          <w:sz w:val="27"/>
+          <w:szCs w:val="27"/>
+          <w:lang w:val="en-GB" w:eastAsia="en-GB" w:bidi="ar-SA"/>
+          <w14:ligatures w14:val="none"/>
+        </w:rPr>
+        <w:t xml:space="preserve">Document quality </w:t>
+      </w:r>
+    </w:p>
+    <w:tbl>
+      <w:tblPr>
+        <w:tblStyle w:val="PlainTable1"/>
+        <w:tblW w:w="9085" w:type="dxa"/>
+        <w:tblLook w:val="04A0" w:firstRow="1" w:lastRow="0" w:firstColumn="1" w:lastColumn="0" w:noHBand="0" w:noVBand="1"/>
+      </w:tblPr>
+      <w:tblGrid>
+        <w:gridCol w:w="2605"/>
+        <w:gridCol w:w="6480"/>
+      </w:tblGrid>
+      <w:tr>
+        <w:trPr>
+          <w:cnfStyle w:val="100000000000" w:firstRow="1" w:lastRow="0" w:firstColumn="0" w:lastColumn="0" w:oddVBand="0" w:evenVBand="0" w:oddHBand="0" w:evenHBand="0" w:firstRowFirstColumn="0" w:firstRowLastColumn="0" w:lastRowFirstColumn="0" w:lastRowLastColumn="0"/>
+        </w:trPr>
+        <w:tc>
+          <w:tcPr>
+            <w:cnfStyle w:val="001000000000" w:firstRow="0" w:lastRow="0" w:firstColumn="1" w:lastColumn="0" w:oddVBand="0" w:evenVBand="0" w:oddHBand="0" w:evenHBand="0" w:firstRowFirstColumn="0" w:firstRowLastColumn="0" w:lastRowFirstColumn="0" w:lastRowLastColumn="0"/>
+            <w:tcW w:w="2605" w:type="dxa"/>
+            <w:shd w:val="clear" w:color="auto" w:fill="0A2F41" w:themeFill="accent1" w:themeFillShade="80"/>
+          </w:tcPr>
+          <w:p>
+            <w:pPr>
+              <w:jc w:val="center"/>
+              <w:rPr>
+                <w:rFonts w:ascii="Times New Roman" w:eastAsia="Times New Roman" w:hAnsi="Times New Roman" w:cs="Times New Roman"/>
+                <w:kern w:val="0"/>
+                <w:sz w:val="24"/>
+                <w:szCs w:val="24"/>
+                <w:lang w:val="en-GB" w:eastAsia="en-GB" w:bidi="ar-SA"/>
+                <w14:ligatures w14:val="none"/>
+              </w:rPr>
+            </w:pPr>
+            <w:r>
+              <w:rPr>
+                <w:rFonts w:ascii="Times New Roman" w:eastAsia="Times New Roman" w:hAnsi="Times New Roman" w:cs="Times New Roman"/>
+                <w:kern w:val="0"/>
+                <w:sz w:val="24"/>
+                <w:szCs w:val="24"/>
+                <w:lang w:val="en-GB" w:eastAsia="en-GB" w:bidi="ar-SA"/>
+                <w14:ligatures w14:val="none"/>
+              </w:rPr>
+              <w:t>Item</w:t>
+            </w:r>
+          </w:p>
+        </w:tc>
+        <w:tc>
+          <w:tcPr>
+            <w:tcW w:w="6480" w:type="dxa"/>
+            <w:shd w:val="clear" w:color="auto" w:fill="0A2F41" w:themeFill="accent1" w:themeFillShade="80"/>
+          </w:tcPr>
+          <w:p>
+            <w:pPr>
+              <w:jc w:val="center"/>
+              <w:cnfStyle w:val="100000000000" w:firstRow="1" w:lastRow="0" w:firstColumn="0" w:lastColumn="0" w:oddVBand="0" w:evenVBand="0" w:oddHBand="0" w:evenHBand="0" w:firstRowFirstColumn="0" w:firstRowLastColumn="0" w:lastRowFirstColumn="0" w:lastRowLastColumn="0"/>
+              <w:rPr>
+                <w:rFonts w:ascii="Times New Roman" w:eastAsia="Times New Roman" w:hAnsi="Times New Roman" w:cs="Times New Roman"/>
+                <w:kern w:val="0"/>
+                <w:sz w:val="24"/>
+                <w:szCs w:val="24"/>
+                <w:lang w:val="en-GB" w:eastAsia="en-GB" w:bidi="ar-SA"/>
+                <w14:ligatures w14:val="none"/>
+              </w:rPr>
+            </w:pPr>
+            <w:r>
+              <w:rPr>
+                <w:rFonts w:ascii="Times New Roman" w:eastAsia="Times New Roman" w:hAnsi="Times New Roman" w:cs="Times New Roman"/>
+                <w:kern w:val="0"/>
+                <w:sz w:val="24"/>
+                <w:szCs w:val="24"/>
+                <w:lang w:val="en-GB" w:eastAsia="en-GB" w:bidi="ar-SA"/>
+                <w14:ligatures w14:val="none"/>
+              </w:rPr>
+              <w:t>Details</w:t>
+            </w:r>
+          </w:p>
+        </w:tc>
+      </w:tr>
+      <w:tr>
+        <w:trPr>
+          <w:cnfStyle w:val="000000100000" w:firstRow="0" w:lastRow="0" w:firstColumn="0" w:lastColumn="0" w:oddVBand="0" w:evenVBand="0" w:oddHBand="1" w:evenHBand="0" w:firstRowFirstColumn="0" w:firstRowLastColumn="0" w:lastRowFirstColumn="0" w:lastRowLastColumn="0"/>
+        </w:trPr>
+        <w:tc>
+          <w:tcPr>
+            <w:cnfStyle w:val="001000000000" w:firstRow="0" w:lastRow="0" w:firstColumn="1" w:lastColumn="0" w:oddVBand="0" w:evenVBand="0" w:oddHBand="0" w:evenHBand="0" w:firstRowFirstColumn="0" w:firstRowLastColumn="0" w:lastRowFirstColumn="0" w:lastRowLastColumn="0"/>
+            <w:tcW w:w="2605" w:type="dxa"/>
+            <w:hideMark/>
+          </w:tcPr>
+          <w:p>
+            <w:pPr>
+              <w:rPr>
+                <w:rFonts w:ascii="Times New Roman" w:eastAsia="Times New Roman" w:hAnsi="Times New Roman" w:cs="Times New Roman"/>
+                <w:kern w:val="0"/>
+                <w:sz w:val="24"/>
+                <w:szCs w:val="24"/>
+                <w:lang w:val="en-GB" w:eastAsia="en-GB" w:bidi="ar-SA"/>
+                <w14:ligatures w14:val="none"/>
+              </w:rPr>
+            </w:pPr>
+            <w:r>
+              <w:rPr>
+                <w:rFonts w:ascii="Times New Roman" w:eastAsia="Times New Roman" w:hAnsi="Times New Roman" w:cs="Times New Roman"/>
+                <w:kern w:val="0"/>
+                <w:sz w:val="24"/>
+                <w:szCs w:val="24"/>
+                <w:lang w:val="en-GB" w:eastAsia="en-GB" w:bidi="ar-SA"/>
+                <w14:ligatures w14:val="none"/>
+              </w:rPr>
+              <w:t>Organization</w:t>
+            </w:r>
+          </w:p>
+        </w:tc>
+        <w:tc>
+          <w:tcPr>
+            <w:tcW w:w="6480" w:type="dxa"/>
+            <w:hideMark/>
+          </w:tcPr>
+          <w:p>
+            <w:pPr>
+              <w:cnfStyle w:val="000000100000" w:firstRow="0" w:lastRow="0" w:firstColumn="0" w:lastColumn="0" w:oddVBand="0" w:evenVBand="0" w:oddHBand="1" w:evenHBand="0" w:firstRowFirstColumn="0" w:firstRowLastColumn="0" w:lastRowFirstColumn="0" w:lastRowLastColumn="0"/>
+              <w:rPr>
+                <w:rFonts w:ascii="Times New Roman" w:eastAsia="Times New Roman" w:hAnsi="Times New Roman" w:cs="Times New Roman"/>
+                <w:kern w:val="0"/>
+                <w:sz w:val="24"/>
+                <w:szCs w:val="24"/>
+                <w:lang w:val="en-GB" w:eastAsia="en-GB" w:bidi="ar-SA"/>
+                <w14:ligatures w14:val="none"/>
+              </w:rPr>
+            </w:pPr>
+            <w:r>
+              <w:rPr>
+                <w:rFonts w:ascii="Times New Roman" w:eastAsia="Times New Roman" w:hAnsi="Times New Roman" w:cs="Times New Roman"/>
+                <w:kern w:val="0"/>
+                <w:sz w:val="24"/>
+                <w:szCs w:val="24"/>
+                <w:lang w:val="en-GB" w:eastAsia="en-GB" w:bidi="ar-SA"/>
+                <w14:ligatures w14:val="none"/>
+              </w:rPr>
+              <w:t>RAM Governance Portal</w:t>
+            </w:r>
+          </w:p>
+        </w:tc>
+      </w:tr>
+      <w:tr>
+        <w:tc>
+          <w:tcPr>
+            <w:cnfStyle w:val="001000000000" w:firstRow="0" w:lastRow="0" w:firstColumn="1" w:lastColumn="0" w:oddVBand="0" w:evenVBand="0" w:oddHBand="0" w:evenHBand="0" w:firstRowFirstColumn="0" w:firstRowLastColumn="0" w:lastRowFirstColumn="0" w:lastRowLastColumn="0"/>
+            <w:tcW w:w="2605" w:type="dxa"/>
+            <w:hideMark/>
+          </w:tcPr>
+          <w:p>
+            <w:pPr>
+              <w:rPr>
+                <w:rFonts w:ascii="Times New Roman" w:eastAsia="Times New Roman" w:hAnsi="Times New Roman" w:cs="Times New Roman"/>
+                <w:kern w:val="0"/>
+                <w:sz w:val="24"/>
+                <w:szCs w:val="24"/>
+                <w:lang w:val="en-GB" w:eastAsia="en-GB" w:bidi="ar-SA"/>
+                <w14:ligatures w14:val="none"/>
+              </w:rPr>
+            </w:pPr>
+            <w:r>
+              <w:rPr>
+                <w:rFonts w:ascii="Times New Roman" w:eastAsia="Times New Roman" w:hAnsi="Times New Roman" w:cs="Times New Roman"/>
+                <w:kern w:val="0"/>
+                <w:sz w:val="24"/>
+                <w:szCs w:val="24"/>
+                <w:lang w:val="en-GB" w:eastAsia="en-GB" w:bidi="ar-SA"/>
+                <w14:ligatures w14:val="none"/>
+              </w:rPr>
+              <w:t>Document Title</w:t>
+            </w:r>
+          </w:p>
+        </w:tc>
+        <w:tc>
+          <w:tcPr>
+            <w:tcW w:w="6480" w:type="dxa"/>
+            <w:hideMark/>
+          </w:tcPr>
+          <w:p>
+            <w:pPr>
+              <w:cnfStyle w:val="000000000000" w:firstRow="0" w:lastRow="0" w:firstColumn="0" w:lastColumn="0" w:oddVBand="0" w:evenVBand="0" w:oddHBand="0" w:evenHBand="0" w:firstRowFirstColumn="0" w:firstRowLastColumn="0" w:lastRowFirstColumn="0" w:lastRowLastColumn="0"/>
+              <w:rPr>
+                <w:rFonts w:ascii="Times New Roman" w:eastAsia="Times New Roman" w:hAnsi="Times New Roman" w:cs="Times New Roman"/>
+                <w:kern w:val="0"/>
+                <w:sz w:val="24"/>
+                <w:szCs w:val="24"/>
+                <w:lang w:val="en-GB" w:eastAsia="en-GB" w:bidi="ar-SA"/>
+                <w14:ligatures w14:val="none"/>
+              </w:rPr>
+            </w:pPr>
+            <w:r>
+              <w:rPr>
+                <w:rFonts w:ascii="Times New Roman" w:eastAsia="Times New Roman" w:hAnsi="Times New Roman" w:cs="Times New Roman"/>
+                <w:kern w:val="0"/>
+                <w:sz w:val="24"/>
+                <w:szCs w:val="24"/>
+                <w:lang w:val="en-GB" w:eastAsia="en-GB" w:bidi="ar-SA"/>
+                <w14:ligatures w14:val="none"/>
+              </w:rPr>
+              <w:t>19_Internal_Control_Audit</w:t>
+            </w:r>
+          </w:p>
+        </w:tc>
+      </w:tr>
+      <w:tr>
+        <w:trPr>
+          <w:cnfStyle w:val="000000100000" w:firstRow="0" w:lastRow="0" w:firstColumn="0" w:lastColumn="0" w:oddVBand="0" w:evenVBand="0" w:oddHBand="1" w:evenHBand="0" w:firstRowFirstColumn="0" w:firstRowLastColumn="0" w:lastRowFirstColumn="0" w:lastRowLastColumn="0"/>
+        </w:trPr>
+        <w:tc>
+          <w:tcPr>
+            <w:cnfStyle w:val="001000000000" w:firstRow="0" w:lastRow="0" w:firstColumn="1" w:lastColumn="0" w:oddVBand="0" w:evenVBand="0" w:oddHBand="0" w:evenHBand="0" w:firstRowFirstColumn="0" w:firstRowLastColumn="0" w:lastRowFirstColumn="0" w:lastRowLastColumn="0"/>
+            <w:tcW w:w="2605" w:type="dxa"/>
+            <w:hideMark/>
+          </w:tcPr>
+          <w:p>
+            <w:pPr>
+              <w:rPr>
+                <w:rFonts w:ascii="Times New Roman" w:eastAsia="Times New Roman" w:hAnsi="Times New Roman" w:cs="Times New Roman"/>
+                <w:kern w:val="0"/>
+                <w:sz w:val="24"/>
+                <w:szCs w:val="24"/>
+                <w:lang w:val="en-GB" w:eastAsia="en-GB" w:bidi="ar-SA"/>
+                <w14:ligatures w14:val="none"/>
+              </w:rPr>
+            </w:pPr>
+            <w:r>
+              <w:rPr>
+                <w:rFonts w:ascii="Times New Roman" w:eastAsia="Times New Roman" w:hAnsi="Times New Roman" w:cs="Times New Roman"/>
+                <w:kern w:val="0"/>
+                <w:sz w:val="24"/>
+                <w:szCs w:val="24"/>
+                <w:lang w:val="en-GB" w:eastAsia="en-GB" w:bidi="ar-SA"/>
+                <w14:ligatures w14:val="none"/>
+              </w:rPr>
+              <w:t>Document Code</w:t>
+            </w:r>
+          </w:p>
+        </w:tc>
+        <w:tc>
+          <w:tcPr>
+            <w:tcW w:w="6480" w:type="dxa"/>
+            <w:hideMark/>
+          </w:tcPr>
+          <w:p>
+            <w:pPr>
+              <w:cnfStyle w:val="000000100000" w:firstRow="0" w:lastRow="0" w:firstColumn="0" w:lastColumn="0" w:oddVBand="0" w:evenVBand="0" w:oddHBand="1" w:evenHBand="0" w:firstRowFirstColumn="0" w:firstRowLastColumn="0" w:lastRowFirstColumn="0" w:lastRowLastColumn="0"/>
+              <w:rPr>
+                <w:rFonts w:ascii="Times New Roman" w:eastAsia="Times New Roman" w:hAnsi="Times New Roman" w:cs="Times New Roman"/>
+                <w:kern w:val="0"/>
+                <w:sz w:val="24"/>
+                <w:szCs w:val="24"/>
+                <w:lang w:val="en-GB" w:eastAsia="en-GB" w:bidi="ar-SA"/>
+                <w14:ligatures w14:val="none"/>
+              </w:rPr>
+            </w:pPr>
+            <w:r>
+              <w:rPr>
+                <w:rFonts w:ascii="Times New Roman" w:eastAsia="Times New Roman" w:hAnsi="Times New Roman" w:cs="Times New Roman"/>
+                <w:kern w:val="0"/>
+                <w:sz w:val="24"/>
+                <w:szCs w:val="24"/>
+                <w:lang w:val="en-GB" w:eastAsia="en-GB" w:bidi="ar-SA"/>
+                <w14:ligatures w14:val="none"/>
+              </w:rPr>
+              <w:t>RAM-PROC-013</w:t>
+            </w:r>
+          </w:p>
+        </w:tc>
+      </w:tr>
+      <w:tr>
+        <w:tc>
+          <w:tcPr>
+            <w:cnfStyle w:val="001000000000" w:firstRow="0" w:lastRow="0" w:firstColumn="1" w:lastColumn="0" w:oddVBand="0" w:evenVBand="0" w:oddHBand="0" w:evenHBand="0" w:firstRowFirstColumn="0" w:firstRowLastColumn="0" w:lastRowFirstColumn="0" w:lastRowLastColumn="0"/>
+            <w:tcW w:w="2605" w:type="dxa"/>
+            <w:hideMark/>
+          </w:tcPr>
+          <w:p>
+            <w:pPr>
+              <w:rPr>
+                <w:rFonts w:ascii="Times New Roman" w:eastAsia="Times New Roman" w:hAnsi="Times New Roman" w:cs="Times New Roman"/>
+                <w:kern w:val="0"/>
+                <w:sz w:val="24"/>
+                <w:szCs w:val="24"/>
+                <w:lang w:val="en-GB" w:eastAsia="en-GB" w:bidi="ar-SA"/>
+                <w14:ligatures w14:val="none"/>
+              </w:rPr>
+            </w:pPr>
+            <w:r>
+              <w:rPr>
+                <w:rFonts w:ascii="Times New Roman" w:eastAsia="Times New Roman" w:hAnsi="Times New Roman" w:cs="Times New Roman"/>
+                <w:kern w:val="0"/>
+                <w:sz w:val="24"/>
+                <w:szCs w:val="24"/>
+                <w:lang w:val="en-GB" w:eastAsia="en-GB" w:bidi="ar-SA"/>
+                <w14:ligatures w14:val="none"/>
+              </w:rPr>
+              <w:t>Process Area</w:t>
+            </w:r>
+          </w:p>
+        </w:tc>
+        <w:tc>
+          <w:tcPr>
+            <w:tcW w:w="6480" w:type="dxa"/>
+            <w:hideMark/>
+          </w:tcPr>
+          <w:p>
+            <w:pPr>
+              <w:cnfStyle w:val="000000000000" w:firstRow="0" w:lastRow="0" w:firstColumn="0" w:lastColumn="0" w:oddVBand="0" w:evenVBand="0" w:oddHBand="0" w:evenHBand="0" w:firstRowFirstColumn="0" w:firstRowLastColumn="0" w:lastRowFirstColumn="0" w:lastRowLastColumn="0"/>
+              <w:rPr>
+                <w:rFonts w:ascii="Times New Roman" w:eastAsia="Times New Roman" w:hAnsi="Times New Roman" w:cs="Times New Roman"/>
+                <w:kern w:val="0"/>
+                <w:sz w:val="24"/>
+                <w:szCs w:val="24"/>
+                <w:lang w:val="en-GB" w:eastAsia="en-GB" w:bidi="ar-SA"/>
+                <w14:ligatures w14:val="none"/>
+              </w:rPr>
+            </w:pPr>
+            <w:r>
+              <w:rPr>
+                <w:rFonts w:ascii="Times New Roman" w:eastAsia="Times New Roman" w:hAnsi="Times New Roman" w:cs="Times New Roman"/>
+                <w:kern w:val="0"/>
+                <w:sz w:val="24"/>
+                <w:szCs w:val="24"/>
+                <w:lang w:val="en-GB" w:eastAsia="en-GB" w:bidi="ar-SA"/>
+                <w14:ligatures w14:val="none"/>
+              </w:rPr>
+              <w:t>19_Internal_Control_Audit</w:t>
+            </w:r>
+          </w:p>
+        </w:tc>
+      </w:tr>
+      <w:tr>
+        <w:trPr>
+          <w:cnfStyle w:val="000000100000" w:firstRow="0" w:lastRow="0" w:firstColumn="0" w:lastColumn="0" w:oddVBand="0" w:evenVBand="0" w:oddHBand="1" w:evenHBand="0" w:firstRowFirstColumn="0" w:firstRowLastColumn="0" w:lastRowFirstColumn="0" w:lastRowLastColumn="0"/>
+        </w:trPr>
+        <w:tc>
+          <w:tcPr>
+            <w:cnfStyle w:val="001000000000" w:firstRow="0" w:lastRow="0" w:firstColumn="1" w:lastColumn="0" w:oddVBand="0" w:evenVBand="0" w:oddHBand="0" w:evenHBand="0" w:firstRowFirstColumn="0" w:firstRowLastColumn="0" w:lastRowFirstColumn="0" w:lastRowLastColumn="0"/>
+            <w:tcW w:w="2605" w:type="dxa"/>
+            <w:hideMark/>
+          </w:tcPr>
+          <w:p>
+            <w:pPr>
+              <w:rPr>
+                <w:rFonts w:ascii="Times New Roman" w:eastAsia="Times New Roman" w:hAnsi="Times New Roman" w:cs="Times New Roman"/>
+                <w:kern w:val="0"/>
+                <w:sz w:val="24"/>
+                <w:szCs w:val="24"/>
+                <w:lang w:val="en-GB" w:eastAsia="en-GB" w:bidi="ar-SA"/>
+                <w14:ligatures w14:val="none"/>
+              </w:rPr>
+            </w:pPr>
+            <w:r>
+              <w:rPr>
+                <w:rFonts w:ascii="Times New Roman" w:eastAsia="Times New Roman" w:hAnsi="Times New Roman" w:cs="Times New Roman"/>
+                <w:kern w:val="0"/>
+                <w:sz w:val="24"/>
+                <w:szCs w:val="24"/>
+                <w:lang w:val="en-GB" w:eastAsia="en-GB" w:bidi="ar-SA"/>
+                <w14:ligatures w14:val="none"/>
+              </w:rPr>
+              <w:t>Document Type</w:t>
+            </w:r>
+          </w:p>
+        </w:tc>
+        <w:tc>
+          <w:tcPr>
+            <w:tcW w:w="6480" w:type="dxa"/>
+            <w:hideMark/>
+          </w:tcPr>
+          <w:p>
+            <w:pPr>
+              <w:cnfStyle w:val="000000100000" w:firstRow="0" w:lastRow="0" w:firstColumn="0" w:lastColumn="0" w:oddVBand="0" w:evenVBand="0" w:oddHBand="1" w:evenHBand="0" w:firstRowFirstColumn="0" w:firstRowLastColumn="0" w:lastRowFirstColumn="0" w:lastRowLastColumn="0"/>
+              <w:rPr>
+                <w:rFonts w:ascii="Times New Roman" w:eastAsia="Times New Roman" w:hAnsi="Times New Roman" w:cs="Times New Roman"/>
+                <w:kern w:val="0"/>
+                <w:sz w:val="24"/>
+                <w:szCs w:val="24"/>
+                <w:lang w:val="en-GB" w:eastAsia="en-GB" w:bidi="ar-SA"/>
+                <w14:ligatures w14:val="none"/>
+              </w:rPr>
+            </w:pPr>
+            <w:r>
+              <w:rPr>
+                <w:rFonts w:ascii="Times New Roman" w:eastAsia="Times New Roman" w:hAnsi="Times New Roman" w:cs="Times New Roman"/>
+                <w:kern w:val="0"/>
+                <w:sz w:val="24"/>
+                <w:szCs w:val="24"/>
+                <w:lang w:val="en-GB" w:eastAsia="en-GB" w:bidi="ar-SA"/>
+                <w14:ligatures w14:val="none"/>
+              </w:rPr>
+              <w:t>Procedure</w:t>
+            </w:r>
+          </w:p>
+        </w:tc>
+      </w:tr>
+      <w:tr>
+        <w:tc>
+          <w:tcPr>
+            <w:cnfStyle w:val="001000000000" w:firstRow="0" w:lastRow="0" w:firstColumn="1" w:lastColumn="0" w:oddVBand="0" w:evenVBand="0" w:oddHBand="0" w:evenHBand="0" w:firstRowFirstColumn="0" w:firstRowLastColumn="0" w:lastRowFirstColumn="0" w:lastRowLastColumn="0"/>
+            <w:tcW w:w="2605" w:type="dxa"/>
+            <w:hideMark/>
+          </w:tcPr>
+          <w:p>
+            <w:pPr>
+              <w:rPr>
+                <w:rFonts w:ascii="Times New Roman" w:eastAsia="Times New Roman" w:hAnsi="Times New Roman" w:cs="Times New Roman"/>
+                <w:kern w:val="0"/>
+                <w:sz w:val="24"/>
+                <w:szCs w:val="24"/>
+                <w:lang w:val="en-GB" w:eastAsia="en-GB" w:bidi="ar-SA"/>
+                <w14:ligatures w14:val="none"/>
+              </w:rPr>
+            </w:pPr>
+            <w:r>
+              <w:rPr>
+                <w:rFonts w:ascii="Times New Roman" w:eastAsia="Times New Roman" w:hAnsi="Times New Roman" w:cs="Times New Roman"/>
+                <w:kern w:val="0"/>
+                <w:sz w:val="24"/>
+                <w:szCs w:val="24"/>
+                <w:lang w:val="en-GB" w:eastAsia="en-GB" w:bidi="ar-SA"/>
+                <w14:ligatures w14:val="none"/>
+              </w:rPr>
+              <w:t>Version</w:t>
+            </w:r>
+          </w:p>
+        </w:tc>
+        <w:tc>
+          <w:tcPr>
+            <w:tcW w:w="6480" w:type="dxa"/>
+            <w:hideMark/>
+          </w:tcPr>
+          <w:p>
+            <w:pPr>
+              <w:cnfStyle w:val="000000000000" w:firstRow="0" w:lastRow="0" w:firstColumn="0" w:lastColumn="0" w:oddVBand="0" w:evenVBand="0" w:oddHBand="0" w:evenHBand="0" w:firstRowFirstColumn="0" w:firstRowLastColumn="0" w:lastRowFirstColumn="0" w:lastRowLastColumn="0"/>
+              <w:rPr>
+                <w:rFonts w:ascii="Times New Roman" w:eastAsia="Times New Roman" w:hAnsi="Times New Roman" w:cs="Times New Roman"/>
+                <w:kern w:val="0"/>
+                <w:sz w:val="24"/>
+                <w:szCs w:val="24"/>
+                <w:lang w:val="en-GB" w:eastAsia="en-GB" w:bidi="ar-SA"/>
+                <w14:ligatures w14:val="none"/>
+              </w:rPr>
+            </w:pPr>
+            <w:r>
+              <w:rPr>
+                <w:rFonts w:ascii="Times New Roman" w:eastAsia="Times New Roman" w:hAnsi="Times New Roman" w:cs="Times New Roman"/>
+                <w:kern w:val="0"/>
+                <w:sz w:val="24"/>
+                <w:szCs w:val="24"/>
+                <w:lang w:val="en-GB" w:eastAsia="en-GB" w:bidi="ar-SA"/>
+                <w14:ligatures w14:val="none"/>
+              </w:rPr>
+              <w:t>1.0</w:t>
+            </w:r>
+          </w:p>
+        </w:tc>
+      </w:tr>
+      <w:tr>
+        <w:trPr>
+          <w:cnfStyle w:val="000000100000" w:firstRow="0" w:lastRow="0" w:firstColumn="0" w:lastColumn="0" w:oddVBand="0" w:evenVBand="0" w:oddHBand="1" w:evenHBand="0" w:firstRowFirstColumn="0" w:firstRowLastColumn="0" w:lastRowFirstColumn="0" w:lastRowLastColumn="0"/>
+        </w:trPr>
+        <w:tc>
+          <w:tcPr>
+            <w:cnfStyle w:val="001000000000" w:firstRow="0" w:lastRow="0" w:firstColumn="1" w:lastColumn="0" w:oddVBand="0" w:evenVBand="0" w:oddHBand="0" w:evenHBand="0" w:firstRowFirstColumn="0" w:firstRowLastColumn="0" w:lastRowFirstColumn="0" w:lastRowLastColumn="0"/>
+            <w:tcW w:w="2605" w:type="dxa"/>
+            <w:hideMark/>
+          </w:tcPr>
+          <w:p>
+            <w:pPr>
+              <w:rPr>
+                <w:rFonts w:ascii="Times New Roman" w:eastAsia="Times New Roman" w:hAnsi="Times New Roman" w:cs="Times New Roman"/>
+                <w:kern w:val="0"/>
+                <w:sz w:val="24"/>
+                <w:szCs w:val="24"/>
+                <w:lang w:val="en-GB" w:eastAsia="en-GB" w:bidi="ar-SA"/>
+                <w14:ligatures w14:val="none"/>
+              </w:rPr>
+            </w:pPr>
+            <w:r>
+              <w:rPr>
+                <w:rFonts w:ascii="Times New Roman" w:eastAsia="Times New Roman" w:hAnsi="Times New Roman" w:cs="Times New Roman"/>
+                <w:kern w:val="0"/>
+                <w:sz w:val="24"/>
+                <w:szCs w:val="24"/>
+                <w:lang w:val="en-GB" w:eastAsia="en-GB" w:bidi="ar-SA"/>
+                <w14:ligatures w14:val="none"/>
+              </w:rPr>
+              <w:t>Effective Date</w:t>
+            </w:r>
+          </w:p>
+        </w:tc>
+        <w:tc>
+          <w:tcPr>
+            <w:tcW w:w="6480" w:type="dxa"/>
+            <w:hideMark/>
+          </w:tcPr>
+          <w:p>
+            <w:pPr>
+              <w:cnfStyle w:val="000000100000" w:firstRow="0" w:lastRow="0" w:firstColumn="0" w:lastColumn="0" w:oddVBand="0" w:evenVBand="0" w:oddHBand="1" w:evenHBand="0" w:firstRowFirstColumn="0" w:firstRowLastColumn="0" w:lastRowFirstColumn="0" w:lastRowLastColumn="0"/>
+              <w:rPr>
+                <w:rFonts w:ascii="Times New Roman" w:eastAsia="Times New Roman" w:hAnsi="Times New Roman" w:cs="Times New Roman"/>
+                <w:kern w:val="0"/>
+                <w:sz w:val="24"/>
+                <w:szCs w:val="24"/>
+                <w:lang w:val="en-GB" w:eastAsia="en-GB" w:bidi="ar-SA"/>
+                <w14:ligatures w14:val="none"/>
+              </w:rPr>
+            </w:pPr>
+            <w:r>
+              <w:rPr>
+                <w:rFonts w:ascii="Times New Roman" w:eastAsia="Times New Roman" w:hAnsi="Times New Roman" w:cs="Times New Roman"/>
+                <w:kern w:val="0"/>
+                <w:sz w:val="24"/>
+                <w:szCs w:val="24"/>
+                <w:lang w:val="en-GB" w:eastAsia="en-GB" w:bidi="ar-SA"/>
+                <w14:ligatures w14:val="none"/>
+              </w:rPr>
+              <w:t>01 Jan 2026</w:t>
+            </w:r>
+          </w:p>
+        </w:tc>
+      </w:tr>
+      <w:tr>
+        <w:tc>
+          <w:tcPr>
+            <w:cnfStyle w:val="001000000000" w:firstRow="0" w:lastRow="0" w:firstColumn="1" w:lastColumn="0" w:oddVBand="0" w:evenVBand="0" w:oddHBand="0" w:evenHBand="0" w:firstRowFirstColumn="0" w:firstRowLastColumn="0" w:lastRowFirstColumn="0" w:lastRowLastColumn="0"/>
+            <w:tcW w:w="2605" w:type="dxa"/>
+            <w:hideMark/>
+          </w:tcPr>
+          <w:p>
+            <w:pPr>
+              <w:rPr>
+                <w:rFonts w:ascii="Times New Roman" w:eastAsia="Times New Roman" w:hAnsi="Times New Roman" w:cs="Times New Roman"/>
+                <w:kern w:val="0"/>
+                <w:sz w:val="24"/>
+                <w:szCs w:val="24"/>
+                <w:lang w:val="en-GB" w:eastAsia="en-GB" w:bidi="ar-SA"/>
+                <w14:ligatures w14:val="none"/>
+              </w:rPr>
+            </w:pPr>
+            <w:r>
+              <w:rPr>
+                <w:rFonts w:ascii="Times New Roman" w:eastAsia="Times New Roman" w:hAnsi="Times New Roman" w:cs="Times New Roman"/>
+                <w:kern w:val="0"/>
+                <w:sz w:val="24"/>
+                <w:szCs w:val="24"/>
+                <w:lang w:val="en-GB" w:eastAsia="en-GB" w:bidi="ar-SA"/>
+                <w14:ligatures w14:val="none"/>
+              </w:rPr>
+              <w:t>Review Cycle</w:t>
+            </w:r>
+          </w:p>
+        </w:tc>
+        <w:tc>
+          <w:tcPr>
+            <w:tcW w:w="6480" w:type="dxa"/>
+            <w:hideMark/>
+          </w:tcPr>
+          <w:p>
+            <w:pPr>
+              <w:cnfStyle w:val="000000000000" w:firstRow="0" w:lastRow="0" w:firstColumn="0" w:lastColumn="0" w:oddVBand="0" w:evenVBand="0" w:oddHBand="0" w:evenHBand="0" w:firstRowFirstColumn="0" w:firstRowLastColumn="0" w:lastRowFirstColumn="0" w:lastRowLastColumn="0"/>
+              <w:rPr>
+                <w:rFonts w:ascii="Times New Roman" w:eastAsia="Times New Roman" w:hAnsi="Times New Roman" w:cs="Times New Roman"/>
+                <w:kern w:val="0"/>
+                <w:sz w:val="24"/>
+                <w:szCs w:val="24"/>
+                <w:lang w:val="en-GB" w:eastAsia="en-GB" w:bidi="ar-SA"/>
+                <w14:ligatures w14:val="none"/>
+              </w:rPr>
+            </w:pPr>
+            <w:r>
+              <w:rPr>
+                <w:rFonts w:ascii="Times New Roman" w:eastAsia="Times New Roman" w:hAnsi="Times New Roman" w:cs="Times New Roman"/>
+                <w:kern w:val="0"/>
+                <w:sz w:val="24"/>
+                <w:szCs w:val="24"/>
+                <w:lang w:val="en-GB" w:eastAsia="en-GB" w:bidi="ar-SA"/>
+                <w14:ligatures w14:val="none"/>
+              </w:rPr>
+              <w:t>Annual</w:t>
+            </w:r>
+          </w:p>
+        </w:tc>
+      </w:tr>
+      <w:tr>
+        <w:trPr>
+          <w:cnfStyle w:val="000000100000" w:firstRow="0" w:lastRow="0" w:firstColumn="0" w:lastColumn="0" w:oddVBand="0" w:evenVBand="0" w:oddHBand="1" w:evenHBand="0" w:firstRowFirstColumn="0" w:firstRowLastColumn="0" w:lastRowFirstColumn="0" w:lastRowLastColumn="0"/>
+        </w:trPr>
+        <w:tc>
+          <w:tcPr>
+            <w:cnfStyle w:val="001000000000" w:firstRow="0" w:lastRow="0" w:firstColumn="1" w:lastColumn="0" w:oddVBand="0" w:evenVBand="0" w:oddHBand="0" w:evenHBand="0" w:firstRowFirstColumn="0" w:firstRowLastColumn="0" w:lastRowFirstColumn="0" w:lastRowLastColumn="0"/>
+            <w:tcW w:w="2605" w:type="dxa"/>
+            <w:hideMark/>
+          </w:tcPr>
+          <w:p>
+            <w:pPr>
+              <w:rPr>
+                <w:rFonts w:ascii="Times New Roman" w:eastAsia="Times New Roman" w:hAnsi="Times New Roman" w:cs="Times New Roman"/>
+                <w:kern w:val="0"/>
+                <w:sz w:val="24"/>
+                <w:szCs w:val="24"/>
+                <w:lang w:val="en-GB" w:eastAsia="en-GB" w:bidi="ar-SA"/>
+                <w14:ligatures w14:val="none"/>
+              </w:rPr>
+            </w:pPr>
+            <w:r>
+              <w:rPr>
+                <w:rFonts w:ascii="Times New Roman" w:eastAsia="Times New Roman" w:hAnsi="Times New Roman" w:cs="Times New Roman"/>
+                <w:kern w:val="0"/>
+                <w:sz w:val="24"/>
+                <w:szCs w:val="24"/>
+                <w:lang w:val="en-GB" w:eastAsia="en-GB" w:bidi="ar-SA"/>
+                <w14:ligatures w14:val="none"/>
+              </w:rPr>
+              <w:t>Owner</w:t>
+            </w:r>
+          </w:p>
+        </w:tc>
+        <w:tc>
+          <w:tcPr>
+            <w:tcW w:w="6480" w:type="dxa"/>
+            <w:hideMark/>
+          </w:tcPr>
+          <w:p>
+            <w:pPr>
+              <w:cnfStyle w:val="000000100000" w:firstRow="0" w:lastRow="0" w:firstColumn="0" w:lastColumn="0" w:oddVBand="0" w:evenVBand="0" w:oddHBand="1" w:evenHBand="0" w:firstRowFirstColumn="0" w:firstRowLastColumn="0" w:lastRowFirstColumn="0" w:lastRowLastColumn="0"/>
+              <w:rPr>
+                <w:rFonts w:ascii="Times New Roman" w:eastAsia="Times New Roman" w:hAnsi="Times New Roman" w:cs="Times New Roman"/>
+                <w:kern w:val="0"/>
+                <w:sz w:val="24"/>
+                <w:szCs w:val="24"/>
+                <w:lang w:val="en-GB" w:eastAsia="en-GB" w:bidi="ar-SA"/>
+                <w14:ligatures w14:val="none"/>
+              </w:rPr>
+            </w:pPr>
+            <w:r>
+              <w:rPr>
+                <w:rFonts w:ascii="Times New Roman" w:eastAsia="Times New Roman" w:hAnsi="Times New Roman" w:cs="Times New Roman"/>
+                <w:kern w:val="0"/>
+                <w:sz w:val="24"/>
+                <w:szCs w:val="24"/>
+                <w:lang w:val="en-GB" w:eastAsia="en-GB" w:bidi="ar-SA"/>
+                <w14:ligatures w14:val="none"/>
+              </w:rPr>
+              <w:t>CFO / CEO</w:t>
+            </w:r>
+          </w:p>
+        </w:tc>
+      </w:tr>
+      <w:tr>
+        <w:tc>
+          <w:tcPr>
+            <w:cnfStyle w:val="001000000000" w:firstRow="0" w:lastRow="0" w:firstColumn="1" w:lastColumn="0" w:oddVBand="0" w:evenVBand="0" w:oddHBand="0" w:evenHBand="0" w:firstRowFirstColumn="0" w:firstRowLastColumn="0" w:lastRowFirstColumn="0" w:lastRowLastColumn="0"/>
+            <w:tcW w:w="2605" w:type="dxa"/>
+            <w:hideMark/>
+          </w:tcPr>
+          <w:p>
+            <w:pPr>
+              <w:rPr>
+                <w:rFonts w:ascii="Times New Roman" w:eastAsia="Times New Roman" w:hAnsi="Times New Roman" w:cs="Times New Roman"/>
+                <w:kern w:val="0"/>
+                <w:sz w:val="24"/>
+                <w:szCs w:val="24"/>
+                <w:lang w:val="en-GB" w:eastAsia="en-GB" w:bidi="ar-SA"/>
+                <w14:ligatures w14:val="none"/>
+              </w:rPr>
+            </w:pPr>
+            <w:r>
+              <w:rPr>
+                <w:rFonts w:ascii="Times New Roman" w:eastAsia="Times New Roman" w:hAnsi="Times New Roman" w:cs="Times New Roman"/>
+                <w:kern w:val="0"/>
+                <w:sz w:val="24"/>
+                <w:szCs w:val="24"/>
+                <w:lang w:val="en-GB" w:eastAsia="en-GB" w:bidi="ar-SA"/>
+                <w14:ligatures w14:val="none"/>
+              </w:rPr>
+              <w:t>Approved By</w:t>
+            </w:r>
+          </w:p>
+        </w:tc>
+        <w:tc>
+          <w:tcPr>
+            <w:tcW w:w="6480" w:type="dxa"/>
+            <w:hideMark/>
+          </w:tcPr>
+          <w:p>
+            <w:pPr>
+              <w:cnfStyle w:val="000000000000" w:firstRow="0" w:lastRow="0" w:firstColumn="0" w:lastColumn="0" w:oddVBand="0" w:evenVBand="0" w:oddHBand="0" w:evenHBand="0" w:firstRowFirstColumn="0" w:firstRowLastColumn="0" w:lastRowFirstColumn="0" w:lastRowLastColumn="0"/>
+              <w:rPr>
+                <w:rFonts w:ascii="Times New Roman" w:eastAsia="Times New Roman" w:hAnsi="Times New Roman" w:cs="Times New Roman"/>
+                <w:kern w:val="0"/>
+                <w:sz w:val="24"/>
+                <w:szCs w:val="24"/>
+                <w:lang w:val="en-GB" w:eastAsia="en-GB" w:bidi="ar-SA"/>
+                <w14:ligatures w14:val="none"/>
+              </w:rPr>
+            </w:pPr>
+            <w:r>
+              <w:rPr>
+                <w:rFonts w:ascii="Times New Roman" w:eastAsia="Times New Roman" w:hAnsi="Times New Roman" w:cs="Times New Roman"/>
+                <w:kern w:val="0"/>
+                <w:sz w:val="24"/>
+                <w:szCs w:val="24"/>
+                <w:lang w:val="en-GB" w:eastAsia="en-GB" w:bidi="ar-SA"/>
+                <w14:ligatures w14:val="none"/>
+              </w:rPr>
+              <w:t>CEO / Board</w:t>
+            </w:r>
+          </w:p>
+        </w:tc>
+      </w:tr>
+      <w:tr>
+        <w:trPr>
+          <w:cnfStyle w:val="000000100000" w:firstRow="0" w:lastRow="0" w:firstColumn="0" w:lastColumn="0" w:oddVBand="0" w:evenVBand="0" w:oddHBand="1" w:evenHBand="0" w:firstRowFirstColumn="0" w:firstRowLastColumn="0" w:lastRowFirstColumn="0" w:lastRowLastColumn="0"/>
+        </w:trPr>
+        <w:tc>
+          <w:tcPr>
+            <w:cnfStyle w:val="001000000000" w:firstRow="0" w:lastRow="0" w:firstColumn="1" w:lastColumn="0" w:oddVBand="0" w:evenVBand="0" w:oddHBand="0" w:evenHBand="0" w:firstRowFirstColumn="0" w:firstRowLastColumn="0" w:lastRowFirstColumn="0" w:lastRowLastColumn="0"/>
+            <w:tcW w:w="2605" w:type="dxa"/>
+            <w:hideMark/>
+          </w:tcPr>
+          <w:p>
+            <w:pPr>
+              <w:rPr>
+                <w:rFonts w:ascii="Times New Roman" w:eastAsia="Times New Roman" w:hAnsi="Times New Roman" w:cs="Times New Roman"/>
+                <w:kern w:val="0"/>
+                <w:sz w:val="24"/>
+                <w:szCs w:val="24"/>
+                <w:lang w:val="en-GB" w:eastAsia="en-GB" w:bidi="ar-SA"/>
+                <w14:ligatures w14:val="none"/>
+              </w:rPr>
+            </w:pPr>
+            <w:r>
+              <w:rPr>
+                <w:rFonts w:ascii="Times New Roman" w:eastAsia="Times New Roman" w:hAnsi="Times New Roman" w:cs="Times New Roman"/>
+                <w:kern w:val="0"/>
+                <w:sz w:val="24"/>
+                <w:szCs w:val="24"/>
+                <w:lang w:val="en-GB" w:eastAsia="en-GB" w:bidi="ar-SA"/>
+                <w14:ligatures w14:val="none"/>
+              </w:rPr>
+              <w:t>Prepared By</w:t>
+            </w:r>
+          </w:p>
+        </w:tc>
+        <w:tc>
+          <w:tcPr>
+            <w:tcW w:w="6480" w:type="dxa"/>
+            <w:hideMark/>
+          </w:tcPr>
+          <w:p>
+            <w:pPr>
+              <w:cnfStyle w:val="000000100000" w:firstRow="0" w:lastRow="0" w:firstColumn="0" w:lastColumn="0" w:oddVBand="0" w:evenVBand="0" w:oddHBand="1" w:evenHBand="0" w:firstRowFirstColumn="0" w:firstRowLastColumn="0" w:lastRowFirstColumn="0" w:lastRowLastColumn="0"/>
+              <w:rPr>
+                <w:rFonts w:ascii="Times New Roman" w:eastAsia="Times New Roman" w:hAnsi="Times New Roman" w:cs="Times New Roman"/>
+                <w:kern w:val="0"/>
+                <w:sz w:val="24"/>
+                <w:szCs w:val="24"/>
+                <w:lang w:val="en-GB" w:eastAsia="en-GB" w:bidi="ar-SA"/>
+                <w14:ligatures w14:val="none"/>
+              </w:rPr>
+            </w:pPr>
+            <w:r>
+              <w:rPr>
+                <w:rFonts w:ascii="Times New Roman" w:eastAsia="Times New Roman" w:hAnsi="Times New Roman" w:cs="Times New Roman"/>
+                <w:kern w:val="0"/>
+                <w:sz w:val="24"/>
+                <w:szCs w:val="24"/>
+                <w:lang w:val="en-GB" w:eastAsia="en-GB" w:bidi="ar-SA"/>
+                <w14:ligatures w14:val="none"/>
+              </w:rPr>
+              <w:t>Governance Office</w:t>
+            </w:r>
+          </w:p>
+        </w:tc>
+      </w:tr>
+      <w:tr>
+        <w:tc>
+          <w:tcPr>
+            <w:cnfStyle w:val="001000000000" w:firstRow="0" w:lastRow="0" w:firstColumn="1" w:lastColumn="0" w:oddVBand="0" w:evenVBand="0" w:oddHBand="0" w:evenHBand="0" w:firstRowFirstColumn="0" w:firstRowLastColumn="0" w:lastRowFirstColumn="0" w:lastRowLastColumn="0"/>
+            <w:tcW w:w="2605" w:type="dxa"/>
+            <w:hideMark/>
+          </w:tcPr>
+          <w:p>
+            <w:pPr>
+              <w:rPr>
+                <w:rFonts w:ascii="Times New Roman" w:eastAsia="Times New Roman" w:hAnsi="Times New Roman" w:cs="Times New Roman"/>
+                <w:kern w:val="0"/>
+                <w:sz w:val="24"/>
+                <w:szCs w:val="24"/>
+                <w:lang w:val="en-GB" w:eastAsia="en-GB" w:bidi="ar-SA"/>
+                <w14:ligatures w14:val="none"/>
+              </w:rPr>
+            </w:pPr>
+            <w:r>
+              <w:rPr>
+                <w:rFonts w:ascii="Times New Roman" w:eastAsia="Times New Roman" w:hAnsi="Times New Roman" w:cs="Times New Roman"/>
+                <w:kern w:val="0"/>
+                <w:sz w:val="24"/>
+                <w:szCs w:val="24"/>
+                <w:lang w:val="en-GB" w:eastAsia="en-GB" w:bidi="ar-SA"/>
+                <w14:ligatures w14:val="none"/>
+              </w:rPr>
+              <w:t>Classification</w:t>
+            </w:r>
+          </w:p>
+        </w:tc>
+        <w:tc>
+          <w:tcPr>
+            <w:tcW w:w="6480" w:type="dxa"/>
+            <w:hideMark/>
+          </w:tcPr>
+          <w:p>
+            <w:pPr>
+              <w:cnfStyle w:val="000000000000" w:firstRow="0" w:lastRow="0" w:firstColumn="0" w:lastColumn="0" w:oddVBand="0" w:evenVBand="0" w:oddHBand="0" w:evenHBand="0" w:firstRowFirstColumn="0" w:firstRowLastColumn="0" w:lastRowFirstColumn="0" w:lastRowLastColumn="0"/>
+              <w:rPr>
+                <w:rFonts w:ascii="Times New Roman" w:eastAsia="Times New Roman" w:hAnsi="Times New Roman" w:cs="Times New Roman"/>
+                <w:kern w:val="0"/>
+                <w:sz w:val="24"/>
+                <w:szCs w:val="24"/>
+                <w:lang w:val="en-GB" w:eastAsia="en-GB" w:bidi="ar-SA"/>
+                <w14:ligatures w14:val="none"/>
+              </w:rPr>
+            </w:pPr>
+            <w:r>
+              <w:rPr>
+                <w:rFonts w:ascii="Times New Roman" w:eastAsia="Times New Roman" w:hAnsi="Times New Roman" w:cs="Times New Roman"/>
+                <w:kern w:val="0"/>
+                <w:sz w:val="24"/>
+                <w:szCs w:val="24"/>
+                <w:lang w:val="en-GB" w:eastAsia="en-GB" w:bidi="ar-SA"/>
+                <w14:ligatures w14:val="none"/>
+              </w:rPr>
+              <w:t>Internal</w:t>
+            </w:r>
+          </w:p>
+        </w:tc>
+      </w:tr>
+      <w:tr>
+        <w:trPr>
+          <w:cnfStyle w:val="000000100000" w:firstRow="0" w:lastRow="0" w:firstColumn="0" w:lastColumn="0" w:oddVBand="0" w:evenVBand="0" w:oddHBand="1" w:evenHBand="0" w:firstRowFirstColumn="0" w:firstRowLastColumn="0" w:lastRowFirstColumn="0" w:lastRowLastColumn="0"/>
+        </w:trPr>
+        <w:tc>
+          <w:tcPr>
+            <w:cnfStyle w:val="001000000000" w:firstRow="0" w:lastRow="0" w:firstColumn="1" w:lastColumn="0" w:oddVBand="0" w:evenVBand="0" w:oddHBand="0" w:evenHBand="0" w:firstRowFirstColumn="0" w:firstRowLastColumn="0" w:lastRowFirstColumn="0" w:lastRowLastColumn="0"/>
+            <w:tcW w:w="2605" w:type="dxa"/>
+            <w:hideMark/>
+          </w:tcPr>
+          <w:p>
+            <w:pPr>
+              <w:rPr>
+                <w:rFonts w:ascii="Times New Roman" w:eastAsia="Times New Roman" w:hAnsi="Times New Roman" w:cs="Times New Roman"/>
+                <w:kern w:val="0"/>
+                <w:sz w:val="24"/>
+                <w:szCs w:val="24"/>
+                <w:lang w:val="en-GB" w:eastAsia="en-GB" w:bidi="ar-SA"/>
+                <w14:ligatures w14:val="none"/>
+              </w:rPr>
+            </w:pPr>
+            <w:r>
+              <w:rPr>
+                <w:rFonts w:ascii="Times New Roman" w:eastAsia="Times New Roman" w:hAnsi="Times New Roman" w:cs="Times New Roman"/>
+                <w:kern w:val="0"/>
+                <w:sz w:val="24"/>
+                <w:szCs w:val="24"/>
+                <w:lang w:val="en-GB" w:eastAsia="en-GB" w:bidi="ar-SA"/>
+                <w14:ligatures w14:val="none"/>
+              </w:rPr>
+              <w:t>Next Review</w:t>
+            </w:r>
+          </w:p>
+        </w:tc>
+        <w:tc>
+          <w:tcPr>
+            <w:tcW w:w="6480" w:type="dxa"/>
+            <w:hideMark/>
+          </w:tcPr>
+          <w:p>
+            <w:pPr>
+              <w:cnfStyle w:val="000000100000" w:firstRow="0" w:lastRow="0" w:firstColumn="0" w:lastColumn="0" w:oddVBand="0" w:evenVBand="0" w:oddHBand="1" w:evenHBand="0" w:firstRowFirstColumn="0" w:firstRowLastColumn="0" w:lastRowFirstColumn="0" w:lastRowLastColumn="0"/>
+              <w:rPr>
+                <w:rFonts w:ascii="Times New Roman" w:eastAsia="Times New Roman" w:hAnsi="Times New Roman" w:cs="Times New Roman"/>
+                <w:kern w:val="0"/>
+                <w:sz w:val="24"/>
+                <w:szCs w:val="24"/>
+                <w:lang w:val="en-GB" w:eastAsia="en-GB" w:bidi="ar-SA"/>
+                <w14:ligatures w14:val="none"/>
+              </w:rPr>
+            </w:pPr>
+            <w:r>
+              <w:rPr>
+                <w:rFonts w:ascii="Times New Roman" w:eastAsia="Times New Roman" w:hAnsi="Times New Roman" w:cs="Times New Roman"/>
+                <w:kern w:val="0"/>
+                <w:sz w:val="24"/>
+                <w:szCs w:val="24"/>
+                <w:lang w:val="en-GB" w:eastAsia="en-GB" w:bidi="ar-SA"/>
+                <w14:ligatures w14:val="none"/>
+              </w:rPr>
+              <w:t>Jan 2027</w:t>
+            </w:r>
+          </w:p>
+        </w:tc>
+      </w:tr>
+    </w:tbl>
+    <w:p>
+      <w:pPr>
+        <w:rPr>
+          <w:rFonts w:ascii="Times New Roman" w:eastAsia="Times New Roman" w:hAnsi="Times New Roman" w:cs="Times New Roman"/>
+          <w:kern w:val="0"/>
+          <w:sz w:val="24"/>
+          <w:szCs w:val="24"/>
+          <w:lang w:val="en-GB" w:eastAsia="en-GB" w:bidi="ar-SA"/>
+          <w14:ligatures w14:val="none"/>
+        </w:rPr>
+      </w:pPr>
+    </w:p>
+    <w:p>
+      <w:pPr>
+        <w:rPr>
+          <w:rFonts w:ascii="Times New Roman" w:eastAsia="Times New Roman" w:hAnsi="Times New Roman" w:cs="Times New Roman"/>
+          <w:b/>
+          <w:bCs/>
+          <w:kern w:val="0"/>
+          <w:sz w:val="27"/>
+          <w:szCs w:val="27"/>
+          <w:lang w:val="en-GB" w:eastAsia="en-GB" w:bidi="ar-SA"/>
+          <w14:ligatures w14:val="none"/>
+        </w:rPr>
+      </w:pPr>
+      <w:r>
+        <w:rPr>
+          <w:rFonts w:ascii="Times New Roman" w:eastAsia="Times New Roman" w:hAnsi="Times New Roman" w:cs="Times New Roman"/>
+          <w:b/>
+          <w:bCs/>
+          <w:kern w:val="0"/>
+          <w:sz w:val="27"/>
+          <w:szCs w:val="27"/>
+          <w:lang w:val="en-GB" w:eastAsia="en-GB" w:bidi="ar-SA"/>
+          <w14:ligatures w14:val="none"/>
+        </w:rPr>
+        <w:t>Revision History</w:t>
+      </w:r>
+    </w:p>
+    <w:tbl>
+      <w:tblPr>
+        <w:tblStyle w:val="PlainTable1"/>
+        <w:tblW w:w="9085" w:type="dxa"/>
+        <w:tblLook w:val="04A0" w:firstRow="1" w:lastRow="0" w:firstColumn="1" w:lastColumn="0" w:noHBand="0" w:noVBand="1"/>
+      </w:tblPr>
+      <w:tblGrid>
+        <w:gridCol w:w="1016"/>
+        <w:gridCol w:w="1376"/>
+        <w:gridCol w:w="2049"/>
+        <w:gridCol w:w="4644"/>
+      </w:tblGrid>
+      <w:tr>
+        <w:trPr>
+          <w:cnfStyle w:val="100000000000" w:firstRow="1" w:lastRow="0" w:firstColumn="0" w:lastColumn="0" w:oddVBand="0" w:evenVBand="0" w:oddHBand="0" w:evenHBand="0" w:firstRowFirstColumn="0" w:firstRowLastColumn="0" w:lastRowFirstColumn="0" w:lastRowLastColumn="0"/>
+        </w:trPr>
+        <w:tc>
+          <w:tcPr>
+            <w:cnfStyle w:val="001000000000" w:firstRow="0" w:lastRow="0" w:firstColumn="1" w:lastColumn="0" w:oddVBand="0" w:evenVBand="0" w:oddHBand="0" w:evenHBand="0" w:firstRowFirstColumn="0" w:firstRowLastColumn="0" w:lastRowFirstColumn="0" w:lastRowLastColumn="0"/>
+            <w:tcW w:w="0" w:type="auto"/>
+            <w:shd w:val="clear" w:color="auto" w:fill="0A2F41" w:themeFill="accent1" w:themeFillShade="80"/>
+            <w:hideMark/>
+          </w:tcPr>
+          <w:p>
+            <w:pPr>
+              <w:jc w:val="center"/>
+              <w:rPr>
+                <w:rFonts w:ascii="Times New Roman" w:eastAsia="Times New Roman" w:hAnsi="Times New Roman" w:cs="Times New Roman"/>
+                <w:kern w:val="0"/>
+                <w:sz w:val="24"/>
+                <w:szCs w:val="24"/>
+                <w:lang w:val="en-GB" w:eastAsia="en-GB" w:bidi="ar-SA"/>
+                <w14:ligatures w14:val="none"/>
+              </w:rPr>
+            </w:pPr>
+            <w:r>
+              <w:rPr>
+                <w:rFonts w:ascii="Times New Roman" w:eastAsia="Times New Roman" w:hAnsi="Times New Roman" w:cs="Times New Roman"/>
+                <w:kern w:val="0"/>
+                <w:sz w:val="24"/>
+                <w:szCs w:val="24"/>
+                <w:lang w:val="en-GB" w:eastAsia="en-GB" w:bidi="ar-SA"/>
+                <w14:ligatures w14:val="none"/>
+              </w:rPr>
+              <w:t>Version</w:t>
+            </w:r>
+          </w:p>
+        </w:tc>
+        <w:tc>
+          <w:tcPr>
+            <w:tcW w:w="0" w:type="auto"/>
+            <w:shd w:val="clear" w:color="auto" w:fill="0A2F41" w:themeFill="accent1" w:themeFillShade="80"/>
+            <w:hideMark/>
+          </w:tcPr>
+          <w:p>
+            <w:pPr>
+              <w:jc w:val="center"/>
+              <w:cnfStyle w:val="100000000000" w:firstRow="1" w:lastRow="0" w:firstColumn="0" w:lastColumn="0" w:oddVBand="0" w:evenVBand="0" w:oddHBand="0" w:evenHBand="0" w:firstRowFirstColumn="0" w:firstRowLastColumn="0" w:lastRowFirstColumn="0" w:lastRowLastColumn="0"/>
+              <w:rPr>
+                <w:rFonts w:ascii="Times New Roman" w:eastAsia="Times New Roman" w:hAnsi="Times New Roman" w:cs="Times New Roman"/>
+                <w:kern w:val="0"/>
+                <w:sz w:val="24"/>
+                <w:szCs w:val="24"/>
+                <w:lang w:val="en-GB" w:eastAsia="en-GB" w:bidi="ar-SA"/>
+                <w14:ligatures w14:val="none"/>
+              </w:rPr>
+            </w:pPr>
+            <w:r>
+              <w:rPr>
+                <w:rFonts w:ascii="Times New Roman" w:eastAsia="Times New Roman" w:hAnsi="Times New Roman" w:cs="Times New Roman"/>
+                <w:kern w:val="0"/>
+                <w:sz w:val="24"/>
+                <w:szCs w:val="24"/>
+                <w:lang w:val="en-GB" w:eastAsia="en-GB" w:bidi="ar-SA"/>
+                <w14:ligatures w14:val="none"/>
+              </w:rPr>
+              <w:t>Date</w:t>
+            </w:r>
+          </w:p>
+        </w:tc>
+        <w:tc>
+          <w:tcPr>
+            <w:tcW w:w="0" w:type="auto"/>
+            <w:shd w:val="clear" w:color="auto" w:fill="0A2F41" w:themeFill="accent1" w:themeFillShade="80"/>
+            <w:hideMark/>
+          </w:tcPr>
+          <w:p>
+            <w:pPr>
+              <w:jc w:val="center"/>
+              <w:cnfStyle w:val="100000000000" w:firstRow="1" w:lastRow="0" w:firstColumn="0" w:lastColumn="0" w:oddVBand="0" w:evenVBand="0" w:oddHBand="0" w:evenHBand="0" w:firstRowFirstColumn="0" w:firstRowLastColumn="0" w:lastRowFirstColumn="0" w:lastRowLastColumn="0"/>
+              <w:rPr>
+                <w:rFonts w:ascii="Times New Roman" w:eastAsia="Times New Roman" w:hAnsi="Times New Roman" w:cs="Times New Roman"/>
+                <w:kern w:val="0"/>
+                <w:sz w:val="24"/>
+                <w:szCs w:val="24"/>
+                <w:lang w:val="en-GB" w:eastAsia="en-GB" w:bidi="ar-SA"/>
+                <w14:ligatures w14:val="none"/>
+              </w:rPr>
+            </w:pPr>
+            <w:r>
+              <w:rPr>
+                <w:rFonts w:ascii="Times New Roman" w:eastAsia="Times New Roman" w:hAnsi="Times New Roman" w:cs="Times New Roman"/>
+                <w:kern w:val="0"/>
+                <w:sz w:val="24"/>
+                <w:szCs w:val="24"/>
+                <w:lang w:val="en-GB" w:eastAsia="en-GB" w:bidi="ar-SA"/>
+                <w14:ligatures w14:val="none"/>
+              </w:rPr>
+              <w:t>Author</w:t>
+            </w:r>
+          </w:p>
+        </w:tc>
+        <w:tc>
+          <w:tcPr>
+            <w:tcW w:w="4644" w:type="dxa"/>
+            <w:shd w:val="clear" w:color="auto" w:fill="0A2F41" w:themeFill="accent1" w:themeFillShade="80"/>
+            <w:hideMark/>
+          </w:tcPr>
+          <w:p>
+            <w:pPr>
+              <w:jc w:val="center"/>
+              <w:cnfStyle w:val="100000000000" w:firstRow="1" w:lastRow="0" w:firstColumn="0" w:lastColumn="0" w:oddVBand="0" w:evenVBand="0" w:oddHBand="0" w:evenHBand="0" w:firstRowFirstColumn="0" w:firstRowLastColumn="0" w:lastRowFirstColumn="0" w:lastRowLastColumn="0"/>
+              <w:rPr>
+                <w:rFonts w:ascii="Times New Roman" w:eastAsia="Times New Roman" w:hAnsi="Times New Roman" w:cs="Times New Roman"/>
+                <w:kern w:val="0"/>
+                <w:sz w:val="24"/>
+                <w:szCs w:val="24"/>
+                <w:lang w:val="en-GB" w:eastAsia="en-GB" w:bidi="ar-SA"/>
+                <w14:ligatures w14:val="none"/>
+              </w:rPr>
+            </w:pPr>
+            <w:r>
+              <w:rPr>
+                <w:rFonts w:ascii="Times New Roman" w:eastAsia="Times New Roman" w:hAnsi="Times New Roman" w:cs="Times New Roman"/>
+                <w:kern w:val="0"/>
+                <w:sz w:val="24"/>
+                <w:szCs w:val="24"/>
+                <w:lang w:val="en-GB" w:eastAsia="en-GB" w:bidi="ar-SA"/>
+                <w14:ligatures w14:val="none"/>
+              </w:rPr>
+              <w:t>Changes</w:t>
+            </w:r>
+          </w:p>
+        </w:tc>
+      </w:tr>
+      <w:tr>
+        <w:trPr>
+          <w:cnfStyle w:val="000000100000" w:firstRow="0" w:lastRow="0" w:firstColumn="0" w:lastColumn="0" w:oddVBand="0" w:evenVBand="0" w:oddHBand="1" w:evenHBand="0" w:firstRowFirstColumn="0" w:firstRowLastColumn="0" w:lastRowFirstColumn="0" w:lastRowLastColumn="0"/>
+        </w:trPr>
+        <w:tc>
+          <w:tcPr>
+            <w:cnfStyle w:val="001000000000" w:firstRow="0" w:lastRow="0" w:firstColumn="1" w:lastColumn="0" w:oddVBand="0" w:evenVBand="0" w:oddHBand="0" w:evenHBand="0" w:firstRowFirstColumn="0" w:firstRowLastColumn="0" w:lastRowFirstColumn="0" w:lastRowLastColumn="0"/>
+            <w:tcW w:w="0" w:type="auto"/>
+            <w:hideMark/>
+          </w:tcPr>
+          <w:p>
+            <w:pPr>
+              <w:rPr>
+                <w:rFonts w:ascii="Times New Roman" w:eastAsia="Times New Roman" w:hAnsi="Times New Roman" w:cs="Times New Roman"/>
+                <w:kern w:val="0"/>
+                <w:sz w:val="24"/>
+                <w:szCs w:val="24"/>
+                <w:lang w:val="en-GB" w:eastAsia="en-GB" w:bidi="ar-SA"/>
+                <w14:ligatures w14:val="none"/>
+              </w:rPr>
+            </w:pPr>
+            <w:r>
+              <w:rPr>
+                <w:rFonts w:ascii="Times New Roman" w:eastAsia="Times New Roman" w:hAnsi="Times New Roman" w:cs="Times New Roman"/>
+                <w:kern w:val="0"/>
+                <w:sz w:val="24"/>
+                <w:szCs w:val="24"/>
+                <w:lang w:val="en-GB" w:eastAsia="en-GB" w:bidi="ar-SA"/>
+                <w14:ligatures w14:val="none"/>
+              </w:rPr>
+              <w:t>1.0</w:t>
+            </w:r>
+          </w:p>
+        </w:tc>
+        <w:tc>
+          <w:tcPr>
+            <w:tcW w:w="0" w:type="auto"/>
+            <w:hideMark/>
+          </w:tcPr>
+          <w:p>
+            <w:pPr>
+              <w:cnfStyle w:val="000000100000" w:firstRow="0" w:lastRow="0" w:firstColumn="0" w:lastColumn="0" w:oddVBand="0" w:evenVBand="0" w:oddHBand="1" w:evenHBand="0" w:firstRowFirstColumn="0" w:firstRowLastColumn="0" w:lastRowFirstColumn="0" w:lastRowLastColumn="0"/>
+              <w:rPr>
+                <w:rFonts w:ascii="Times New Roman" w:eastAsia="Times New Roman" w:hAnsi="Times New Roman" w:cs="Times New Roman"/>
+                <w:kern w:val="0"/>
+                <w:sz w:val="24"/>
+                <w:szCs w:val="24"/>
+                <w:lang w:val="en-GB" w:eastAsia="en-GB" w:bidi="ar-SA"/>
+                <w14:ligatures w14:val="none"/>
+              </w:rPr>
+            </w:pPr>
+            <w:r>
+              <w:rPr>
+                <w:rFonts w:ascii="Times New Roman" w:eastAsia="Times New Roman" w:hAnsi="Times New Roman" w:cs="Times New Roman"/>
+                <w:kern w:val="0"/>
+                <w:sz w:val="24"/>
+                <w:szCs w:val="24"/>
+                <w:lang w:val="en-GB" w:eastAsia="en-GB" w:bidi="ar-SA"/>
+                <w14:ligatures w14:val="none"/>
+              </w:rPr>
+              <w:t>01 Jan 2026</w:t>
+            </w:r>
+          </w:p>
+        </w:tc>
+        <w:tc>
+          <w:tcPr>
+            <w:tcW w:w="0" w:type="auto"/>
+            <w:hideMark/>
+          </w:tcPr>
+          <w:p>
+            <w:pPr>
+              <w:cnfStyle w:val="000000100000" w:firstRow="0" w:lastRow="0" w:firstColumn="0" w:lastColumn="0" w:oddVBand="0" w:evenVBand="0" w:oddHBand="1" w:evenHBand="0" w:firstRowFirstColumn="0" w:firstRowLastColumn="0" w:lastRowFirstColumn="0" w:lastRowLastColumn="0"/>
+              <w:rPr>
+                <w:rFonts w:ascii="Times New Roman" w:eastAsia="Times New Roman" w:hAnsi="Times New Roman" w:cs="Times New Roman"/>
+                <w:kern w:val="0"/>
+                <w:sz w:val="24"/>
+                <w:szCs w:val="24"/>
+                <w:lang w:val="en-GB" w:eastAsia="en-GB" w:bidi="ar-SA"/>
+                <w14:ligatures w14:val="none"/>
+              </w:rPr>
+            </w:pPr>
+            <w:r>
+              <w:rPr>
+                <w:rFonts w:ascii="Times New Roman" w:eastAsia="Times New Roman" w:hAnsi="Times New Roman" w:cs="Times New Roman"/>
+                <w:kern w:val="0"/>
+                <w:sz w:val="24"/>
+                <w:szCs w:val="24"/>
+                <w:lang w:val="en-GB" w:eastAsia="en-GB" w:bidi="ar-SA"/>
+                <w14:ligatures w14:val="none"/>
+              </w:rPr>
+              <w:t>Governance Office</w:t>
+            </w:r>
+          </w:p>
+        </w:tc>
+        <w:tc>
+          <w:tcPr>
+            <w:tcW w:w="4644" w:type="dxa"/>
+            <w:hideMark/>
+          </w:tcPr>
+          <w:p>
+            <w:pPr>
+              <w:cnfStyle w:val="000000100000" w:firstRow="0" w:lastRow="0" w:firstColumn="0" w:lastColumn="0" w:oddVBand="0" w:evenVBand="0" w:oddHBand="1" w:evenHBand="0" w:firstRowFirstColumn="0" w:firstRowLastColumn="0" w:lastRowFirstColumn="0" w:lastRowLastColumn="0"/>
+              <w:rPr>
+                <w:rFonts w:ascii="Times New Roman" w:eastAsia="Times New Roman" w:hAnsi="Times New Roman" w:cs="Times New Roman"/>
+                <w:kern w:val="0"/>
+                <w:sz w:val="24"/>
+                <w:szCs w:val="24"/>
+                <w:lang w:val="en-GB" w:eastAsia="en-GB" w:bidi="ar-SA"/>
+                <w14:ligatures w14:val="none"/>
+              </w:rPr>
+            </w:pPr>
+            <w:r>
+              <w:rPr>
+                <w:rFonts w:ascii="Times New Roman" w:eastAsia="Times New Roman" w:hAnsi="Times New Roman" w:cs="Times New Roman"/>
+                <w:kern w:val="0"/>
+                <w:sz w:val="24"/>
+                <w:szCs w:val="24"/>
+                <w:lang w:val="en-GB" w:eastAsia="en-GB" w:bidi="ar-SA"/>
+                <w14:ligatures w14:val="none"/>
+              </w:rPr>
+              <w:t>Initial Issue</w:t>
+            </w:r>
+          </w:p>
+        </w:tc>
+      </w:tr>
+    </w:tbl>
+    <w:p>
+      <w:pPr>
+        <w:rPr>
+          <w:rFonts w:ascii="Times New Roman" w:eastAsia="Times New Roman" w:hAnsi="Times New Roman" w:cs="Times New Roman"/>
+          <w:b/>
+          <w:bCs/>
+          <w:kern w:val="0"/>
+          <w:sz w:val="27"/>
+          <w:szCs w:val="27"/>
+          <w:lang w:val="en-GB" w:eastAsia="en-GB" w:bidi="ar-SA"/>
+          <w14:ligatures w14:val="none"/>
+        </w:rPr>
+      </w:pPr>
+      <w:r>
+        <w:rPr>
+          <w:rFonts w:ascii="Times New Roman" w:eastAsia="Times New Roman" w:hAnsi="Times New Roman" w:cs="Times New Roman"/>
+          <w:b/>
+          <w:bCs/>
+          <w:kern w:val="0"/>
+          <w:sz w:val="27"/>
+          <w:szCs w:val="27"/>
+          <w:lang w:val="en-GB" w:eastAsia="en-GB" w:bidi="ar-SA"/>
+          <w14:ligatures w14:val="none"/>
+        </w:rPr>
+        <w:t>Distribution List</w:t>
+      </w:r>
+    </w:p>
+    <w:tbl>
+      <w:tblPr>
+        <w:tblStyle w:val="PlainTable1"/>
+        <w:tblW w:w="9085" w:type="dxa"/>
+        <w:tblLook w:val="04A0" w:firstRow="1" w:lastRow="0" w:firstColumn="1" w:lastColumn="0" w:noHBand="0" w:noVBand="1"/>
+      </w:tblPr>
+      <w:tblGrid>
+        <w:gridCol w:w="1563"/>
+        <w:gridCol w:w="7522"/>
+      </w:tblGrid>
+      <w:tr>
+        <w:trPr>
+          <w:cnfStyle w:val="100000000000" w:firstRow="1" w:lastRow="0" w:firstColumn="0" w:lastColumn="0" w:oddVBand="0" w:evenVBand="0" w:oddHBand="0" w:evenHBand="0" w:firstRowFirstColumn="0" w:firstRowLastColumn="0" w:lastRowFirstColumn="0" w:lastRowLastColumn="0"/>
+        </w:trPr>
+        <w:tc>
+          <w:tcPr>
+            <w:cnfStyle w:val="001000000000" w:firstRow="0" w:lastRow="0" w:firstColumn="1" w:lastColumn="0" w:oddVBand="0" w:evenVBand="0" w:oddHBand="0" w:evenHBand="0" w:firstRowFirstColumn="0" w:firstRowLastColumn="0" w:lastRowFirstColumn="0" w:lastRowLastColumn="0"/>
+            <w:tcW w:w="0" w:type="auto"/>
+            <w:shd w:val="clear" w:color="auto" w:fill="0A2F41" w:themeFill="accent1" w:themeFillShade="80"/>
+            <w:hideMark/>
+          </w:tcPr>
+          <w:p>
+            <w:pPr>
+              <w:jc w:val="center"/>
+              <w:rPr>
+                <w:rFonts w:ascii="Times New Roman" w:eastAsia="Times New Roman" w:hAnsi="Times New Roman" w:cs="Times New Roman"/>
+                <w:kern w:val="0"/>
+                <w:sz w:val="24"/>
+                <w:szCs w:val="24"/>
+                <w:lang w:val="en-GB" w:eastAsia="en-GB" w:bidi="ar-SA"/>
+                <w14:ligatures w14:val="none"/>
+              </w:rPr>
+            </w:pPr>
+            <w:r>
+              <w:rPr>
+                <w:rFonts w:ascii="Times New Roman" w:eastAsia="Times New Roman" w:hAnsi="Times New Roman" w:cs="Times New Roman"/>
+                <w:kern w:val="0"/>
+                <w:sz w:val="24"/>
+                <w:szCs w:val="24"/>
+                <w:lang w:val="en-GB" w:eastAsia="en-GB" w:bidi="ar-SA"/>
+                <w14:ligatures w14:val="none"/>
+              </w:rPr>
+              <w:t>Department</w:t>
+            </w:r>
+          </w:p>
+        </w:tc>
+        <w:tc>
+          <w:tcPr>
+            <w:tcW w:w="7522" w:type="dxa"/>
+            <w:shd w:val="clear" w:color="auto" w:fill="0A2F41" w:themeFill="accent1" w:themeFillShade="80"/>
+            <w:hideMark/>
+          </w:tcPr>
+          <w:p>
+            <w:pPr>
+              <w:jc w:val="center"/>
+              <w:cnfStyle w:val="100000000000" w:firstRow="1" w:lastRow="0" w:firstColumn="0" w:lastColumn="0" w:oddVBand="0" w:evenVBand="0" w:oddHBand="0" w:evenHBand="0" w:firstRowFirstColumn="0" w:firstRowLastColumn="0" w:lastRowFirstColumn="0" w:lastRowLastColumn="0"/>
+              <w:rPr>
+                <w:rFonts w:ascii="Times New Roman" w:eastAsia="Times New Roman" w:hAnsi="Times New Roman" w:cs="Times New Roman"/>
+                <w:kern w:val="0"/>
+                <w:sz w:val="24"/>
+                <w:szCs w:val="24"/>
+                <w:lang w:val="en-GB" w:eastAsia="en-GB" w:bidi="ar-SA"/>
+                <w14:ligatures w14:val="none"/>
+              </w:rPr>
+            </w:pPr>
+            <w:r>
+              <w:rPr>
+                <w:rFonts w:ascii="Times New Roman" w:eastAsia="Times New Roman" w:hAnsi="Times New Roman" w:cs="Times New Roman"/>
+                <w:kern w:val="0"/>
+                <w:sz w:val="24"/>
+                <w:szCs w:val="24"/>
+                <w:lang w:val="en-GB" w:eastAsia="en-GB" w:bidi="ar-SA"/>
+                <w14:ligatures w14:val="none"/>
+              </w:rPr>
+              <w:t>Access</w:t>
+            </w:r>
+          </w:p>
+        </w:tc>
+      </w:tr>
+      <w:tr>
+        <w:trPr>
+          <w:cnfStyle w:val="000000100000" w:firstRow="0" w:lastRow="0" w:firstColumn="0" w:lastColumn="0" w:oddVBand="0" w:evenVBand="0" w:oddHBand="1" w:evenHBand="0" w:firstRowFirstColumn="0" w:firstRowLastColumn="0" w:lastRowFirstColumn="0" w:lastRowLastColumn="0"/>
+        </w:trPr>
+        <w:tc>
+          <w:tcPr>
+            <w:cnfStyle w:val="001000000000" w:firstRow="0" w:lastRow="0" w:firstColumn="1" w:lastColumn="0" w:oddVBand="0" w:evenVBand="0" w:oddHBand="0" w:evenHBand="0" w:firstRowFirstColumn="0" w:firstRowLastColumn="0" w:lastRowFirstColumn="0" w:lastRowLastColumn="0"/>
+            <w:tcW w:w="0" w:type="auto"/>
+            <w:hideMark/>
+          </w:tcPr>
+          <w:p>
+            <w:pPr>
+              <w:rPr>
+                <w:rFonts w:ascii="Times New Roman" w:eastAsia="Times New Roman" w:hAnsi="Times New Roman" w:cs="Times New Roman"/>
+                <w:kern w:val="0"/>
+                <w:sz w:val="24"/>
+                <w:szCs w:val="24"/>
+                <w:lang w:val="en-GB" w:eastAsia="en-GB" w:bidi="ar-SA"/>
+                <w14:ligatures w14:val="none"/>
+              </w:rPr>
+            </w:pPr>
+            <w:r>
+              <w:rPr>
+                <w:rFonts w:ascii="Times New Roman" w:eastAsia="Times New Roman" w:hAnsi="Times New Roman" w:cs="Times New Roman"/>
+                <w:kern w:val="0"/>
+                <w:sz w:val="24"/>
+                <w:szCs w:val="24"/>
+                <w:lang w:val="en-GB" w:eastAsia="en-GB" w:bidi="ar-SA"/>
+                <w14:ligatures w14:val="none"/>
+              </w:rPr>
+              <w:t>Board</w:t>
+            </w:r>
+          </w:p>
+        </w:tc>
+        <w:tc>
+          <w:tcPr>
+            <w:tcW w:w="7522" w:type="dxa"/>
+            <w:hideMark/>
+          </w:tcPr>
+          <w:p>
+            <w:pPr>
+              <w:cnfStyle w:val="000000100000" w:firstRow="0" w:lastRow="0" w:firstColumn="0" w:lastColumn="0" w:oddVBand="0" w:evenVBand="0" w:oddHBand="1" w:evenHBand="0" w:firstRowFirstColumn="0" w:firstRowLastColumn="0" w:lastRowFirstColumn="0" w:lastRowLastColumn="0"/>
+              <w:rPr>
+                <w:rFonts w:ascii="Times New Roman" w:eastAsia="Times New Roman" w:hAnsi="Times New Roman" w:cs="Times New Roman"/>
+                <w:kern w:val="0"/>
+                <w:sz w:val="24"/>
+                <w:szCs w:val="24"/>
+                <w:lang w:val="en-GB" w:eastAsia="en-GB" w:bidi="ar-SA"/>
+                <w14:ligatures w14:val="none"/>
+              </w:rPr>
+            </w:pPr>
+            <w:r>
+              <w:rPr>
+                <w:rFonts w:ascii="Times New Roman" w:eastAsia="Times New Roman" w:hAnsi="Times New Roman" w:cs="Times New Roman"/>
+                <w:kern w:val="0"/>
+                <w:sz w:val="24"/>
+                <w:szCs w:val="24"/>
+                <w:lang w:val="en-GB" w:eastAsia="en-GB" w:bidi="ar-SA"/>
+                <w14:ligatures w14:val="none"/>
+              </w:rPr>
+              <w:t>Full</w:t>
+            </w:r>
+          </w:p>
+        </w:tc>
+      </w:tr>
+      <w:tr>
+        <w:tc>
+          <w:tcPr>
+            <w:cnfStyle w:val="001000000000" w:firstRow="0" w:lastRow="0" w:firstColumn="1" w:lastColumn="0" w:oddVBand="0" w:evenVBand="0" w:oddHBand="0" w:evenHBand="0" w:firstRowFirstColumn="0" w:firstRowLastColumn="0" w:lastRowFirstColumn="0" w:lastRowLastColumn="0"/>
+            <w:tcW w:w="0" w:type="auto"/>
+            <w:hideMark/>
+          </w:tcPr>
+          <w:p>
+            <w:pPr>
+              <w:rPr>
+                <w:rFonts w:ascii="Times New Roman" w:eastAsia="Times New Roman" w:hAnsi="Times New Roman" w:cs="Times New Roman"/>
+                <w:kern w:val="0"/>
+                <w:sz w:val="24"/>
+                <w:szCs w:val="24"/>
+                <w:lang w:val="en-GB" w:eastAsia="en-GB" w:bidi="ar-SA"/>
+                <w14:ligatures w14:val="none"/>
+              </w:rPr>
+            </w:pPr>
+            <w:r>
+              <w:rPr>
+                <w:rFonts w:ascii="Times New Roman" w:eastAsia="Times New Roman" w:hAnsi="Times New Roman" w:cs="Times New Roman"/>
+                <w:kern w:val="0"/>
+                <w:sz w:val="24"/>
+                <w:szCs w:val="24"/>
+                <w:lang w:val="en-GB" w:eastAsia="en-GB" w:bidi="ar-SA"/>
+                <w14:ligatures w14:val="none"/>
+              </w:rPr>
+              <w:t>Management</w:t>
+            </w:r>
+          </w:p>
+        </w:tc>
+        <w:tc>
+          <w:tcPr>
+            <w:tcW w:w="7522" w:type="dxa"/>
+            <w:hideMark/>
+          </w:tcPr>
+          <w:p>
+            <w:pPr>
+              <w:cnfStyle w:val="000000000000" w:firstRow="0" w:lastRow="0" w:firstColumn="0" w:lastColumn="0" w:oddVBand="0" w:evenVBand="0" w:oddHBand="0" w:evenHBand="0" w:firstRowFirstColumn="0" w:firstRowLastColumn="0" w:lastRowFirstColumn="0" w:lastRowLastColumn="0"/>
+              <w:rPr>
+                <w:rFonts w:ascii="Times New Roman" w:eastAsia="Times New Roman" w:hAnsi="Times New Roman" w:cs="Times New Roman"/>
+                <w:kern w:val="0"/>
+                <w:sz w:val="24"/>
+                <w:szCs w:val="24"/>
+                <w:lang w:val="en-GB" w:eastAsia="en-GB" w:bidi="ar-SA"/>
+                <w14:ligatures w14:val="none"/>
+              </w:rPr>
+            </w:pPr>
+            <w:r>
+              <w:rPr>
+                <w:rFonts w:ascii="Times New Roman" w:eastAsia="Times New Roman" w:hAnsi="Times New Roman" w:cs="Times New Roman"/>
+                <w:kern w:val="0"/>
+                <w:sz w:val="24"/>
+                <w:szCs w:val="24"/>
+                <w:lang w:val="en-GB" w:eastAsia="en-GB" w:bidi="ar-SA"/>
+                <w14:ligatures w14:val="none"/>
+              </w:rPr>
+              <w:t>Full</w:t>
+            </w:r>
+          </w:p>
+        </w:tc>
+      </w:tr>
+      <w:tr>
+        <w:trPr>
+          <w:cnfStyle w:val="000000100000" w:firstRow="0" w:lastRow="0" w:firstColumn="0" w:lastColumn="0" w:oddVBand="0" w:evenVBand="0" w:oddHBand="1" w:evenHBand="0" w:firstRowFirstColumn="0" w:firstRowLastColumn="0" w:lastRowFirstColumn="0" w:lastRowLastColumn="0"/>
+        </w:trPr>
+        <w:tc>
+          <w:tcPr>
+            <w:cnfStyle w:val="001000000000" w:firstRow="0" w:lastRow="0" w:firstColumn="1" w:lastColumn="0" w:oddVBand="0" w:evenVBand="0" w:oddHBand="0" w:evenHBand="0" w:firstRowFirstColumn="0" w:firstRowLastColumn="0" w:lastRowFirstColumn="0" w:lastRowLastColumn="0"/>
+            <w:tcW w:w="0" w:type="auto"/>
+            <w:hideMark/>
+          </w:tcPr>
+          <w:p>
+            <w:pPr>
+              <w:rPr>
+                <w:rFonts w:ascii="Times New Roman" w:eastAsia="Times New Roman" w:hAnsi="Times New Roman" w:cs="Times New Roman"/>
+                <w:kern w:val="0"/>
+                <w:sz w:val="24"/>
+                <w:szCs w:val="24"/>
+                <w:lang w:val="en-GB" w:eastAsia="en-GB" w:bidi="ar-SA"/>
+                <w14:ligatures w14:val="none"/>
+              </w:rPr>
+            </w:pPr>
+            <w:r>
+              <w:rPr>
+                <w:rFonts w:ascii="Times New Roman" w:eastAsia="Times New Roman" w:hAnsi="Times New Roman" w:cs="Times New Roman"/>
+                <w:kern w:val="0"/>
+                <w:sz w:val="24"/>
+                <w:szCs w:val="24"/>
+                <w:lang w:val="en-GB" w:eastAsia="en-GB" w:bidi="ar-SA"/>
+                <w14:ligatures w14:val="none"/>
+              </w:rPr>
+              <w:t>Departments</w:t>
+            </w:r>
+          </w:p>
+        </w:tc>
+        <w:tc>
+          <w:tcPr>
+            <w:tcW w:w="7522" w:type="dxa"/>
+            <w:hideMark/>
+          </w:tcPr>
+          <w:p>
+            <w:pPr>
+              <w:cnfStyle w:val="000000100000" w:firstRow="0" w:lastRow="0" w:firstColumn="0" w:lastColumn="0" w:oddVBand="0" w:evenVBand="0" w:oddHBand="1" w:evenHBand="0" w:firstRowFirstColumn="0" w:firstRowLastColumn="0" w:lastRowFirstColumn="0" w:lastRowLastColumn="0"/>
+              <w:rPr>
+                <w:rFonts w:ascii="Times New Roman" w:eastAsia="Times New Roman" w:hAnsi="Times New Roman" w:cs="Times New Roman"/>
+                <w:kern w:val="0"/>
+                <w:sz w:val="24"/>
+                <w:szCs w:val="24"/>
+                <w:lang w:val="en-GB" w:eastAsia="en-GB" w:bidi="ar-SA"/>
+                <w14:ligatures w14:val="none"/>
+              </w:rPr>
+            </w:pPr>
+            <w:r>
+              <w:rPr>
+                <w:rFonts w:ascii="Times New Roman" w:eastAsia="Times New Roman" w:hAnsi="Times New Roman" w:cs="Times New Roman"/>
+                <w:kern w:val="0"/>
+                <w:sz w:val="24"/>
+                <w:szCs w:val="24"/>
+                <w:lang w:val="en-GB" w:eastAsia="en-GB" w:bidi="ar-SA"/>
+                <w14:ligatures w14:val="none"/>
+              </w:rPr>
+              <w:t>Relevant sections</w:t>
+            </w:r>
+          </w:p>
+        </w:tc>
+      </w:tr>
+    </w:tbl>
+    <w:p>
+      <w:pPr>
+        <w:keepNext/>
+        <w:keepLines/>
+        <w:spacing w:before="160" w:after="80"/>
+        <w:outlineLvl w:val="2"/>
+        <w:rPr>
+          <w:rFonts w:ascii="Times New Roman" w:eastAsia="Times New Roman" w:hAnsi="Times New Roman" w:cs="Times New Roman"/>
+          <w:b/>
+          <w:bCs/>
+          <w:kern w:val="0"/>
+          <w:sz w:val="27"/>
+          <w:szCs w:val="27"/>
+          <w:lang w:val="en-GB" w:eastAsia="en-GB" w:bidi="ar-SA"/>
+          <w14:ligatures w14:val="none"/>
+        </w:rPr>
+      </w:pPr>
+    </w:p>
+    <w:p>
+      <w:pPr>
+        <w:rPr>
+          <w:rFonts w:ascii="Times New Roman" w:eastAsia="Times New Roman" w:hAnsi="Times New Roman" w:cs="Times New Roman"/>
+          <w:b/>
+          <w:bCs/>
+          <w:kern w:val="0"/>
+          <w:sz w:val="27"/>
+          <w:szCs w:val="27"/>
+          <w:lang w:val="en-GB" w:eastAsia="en-GB" w:bidi="ar-SA"/>
+          <w14:ligatures w14:val="none"/>
+        </w:rPr>
+      </w:pPr>
+      <w:r>
+        <w:rPr>
+          <w:rFonts w:ascii="Times New Roman" w:eastAsia="Times New Roman" w:hAnsi="Times New Roman" w:cs="Times New Roman"/>
+          <w:b/>
+          <w:bCs/>
+          <w:kern w:val="0"/>
+          <w:sz w:val="27"/>
+          <w:szCs w:val="27"/>
+          <w:lang w:val="en-GB" w:eastAsia="en-GB" w:bidi="ar-SA"/>
+          <w14:ligatures w14:val="none"/>
+        </w:rPr>
+        <w:t>Document Hierarchy</w:t>
+      </w:r>
+    </w:p>
+    <w:p>
+      <w:pPr>
+        <w:spacing w:after="0"/>
+        <w:rPr>
+          <w:rFonts w:ascii="Courier New" w:eastAsia="Times New Roman" w:hAnsi="Courier New" w:cs="Courier New"/>
+          <w:kern w:val="0"/>
+          <w:sz w:val="20"/>
+          <w:szCs w:val="20"/>
+          <w:lang w:val="en-GB" w:eastAsia="en-GB" w:bidi="ar-SA"/>
+          <w14:ligatures w14:val="none"/>
+        </w:rPr>
+      </w:pPr>
+      <w:r>
+        <w:rPr>
+          <w:rFonts w:ascii="Courier New" w:eastAsia="Times New Roman" w:hAnsi="Courier New" w:cs="Courier New"/>
+          <w:kern w:val="0"/>
+          <w:sz w:val="20"/>
+          <w:szCs w:val="20"/>
+          <w:lang w:val="en-GB" w:eastAsia="en-GB" w:bidi="ar-SA"/>
+          <w14:ligatures w14:val="none"/>
+        </w:rPr>
+        <w:t>Level 1 – Policy</w:t>
+      </w:r>
+      <w:r>
+        <w:rPr>
+          <w:rFonts w:ascii="Courier New" w:eastAsia="Times New Roman" w:hAnsi="Courier New" w:cs="Courier New"/>
+          <w:kern w:val="0"/>
+          <w:sz w:val="20"/>
+          <w:szCs w:val="20"/>
+          <w:lang w:val="en-GB" w:eastAsia="en-GB" w:bidi="ar-SA"/>
+          <w14:ligatures w14:val="none"/>
+        </w:rPr>
+        <w:br/>
+        <w:t>Level 2 – Procedure</w:t>
+      </w:r>
+      <w:r>
+        <w:rPr>
+          <w:rFonts w:ascii="Courier New" w:eastAsia="Times New Roman" w:hAnsi="Courier New" w:cs="Courier New"/>
+          <w:kern w:val="0"/>
+          <w:sz w:val="20"/>
+          <w:szCs w:val="20"/>
+          <w:lang w:val="en-GB" w:eastAsia="en-GB" w:bidi="ar-SA"/>
+          <w14:ligatures w14:val="none"/>
+        </w:rPr>
+        <w:br/>
+        <w:t>Level 3 – Work Instruction</w:t>
+      </w:r>
+      <w:r>
+        <w:rPr>
+          <w:rFonts w:ascii="Courier New" w:eastAsia="Times New Roman" w:hAnsi="Courier New" w:cs="Courier New"/>
+          <w:kern w:val="0"/>
+          <w:sz w:val="20"/>
+          <w:szCs w:val="20"/>
+          <w:lang w:val="en-GB" w:eastAsia="en-GB" w:bidi="ar-SA"/>
+          <w14:ligatures w14:val="none"/>
+        </w:rPr>
+        <w:br/>
+        <w:t>Level 4 – Forms / Templates</w:t>
+      </w:r>
+    </w:p>
+    <w:p/>
+    <w:p>
+      <w:pPr>
+        <w:rPr>
+          <w:rFonts w:ascii="Times New Roman" w:eastAsia="Times New Roman" w:hAnsi="Times New Roman" w:cs="Times New Roman"/>
+          <w:b/>
+          <w:bCs/>
+          <w:kern w:val="0"/>
+          <w:sz w:val="24"/>
+          <w:szCs w:val="24"/>
+          <w:lang w:val="en-GB" w:eastAsia="en-GB" w:bidi="ar-SA"/>
+          <w14:ligatures w14:val="none"/>
+        </w:rPr>
+      </w:pPr>
+      <w:r>
+        <w:rPr>
+          <w:rFonts w:ascii="Times New Roman" w:eastAsia="Times New Roman" w:hAnsi="Times New Roman" w:cs="Times New Roman"/>
+          <w:b/>
+          <w:bCs/>
+          <w:kern w:val="0"/>
+          <w:sz w:val="24"/>
+          <w:szCs w:val="24"/>
+          <w:lang w:val="en-GB" w:eastAsia="en-GB" w:bidi="ar-SA"/>
+          <w14:ligatures w14:val="none"/>
+        </w:rPr>
+        <w:br w:type="page"/>
+      </w:r>
+    </w:p>
+    <w:sdt>
+      <w:sdtPr>
+        <w:id w:val="1786468270"/>
+        <w:docPartObj>
+          <w:docPartGallery w:val="Table of Contents"/>
+          <w:docPartUnique/>
+        </w:docPartObj>
+      </w:sdtPr>
+      <w:sdtEndPr>
+        <w:rPr>
+          <w:rFonts w:asciiTheme="minorHAnsi" w:eastAsiaTheme="minorHAnsi" w:hAnsiTheme="minorHAnsi" w:cstheme="minorBidi"/>
+          <w:b/>
+          <w:bCs/>
+          <w:noProof/>
+          <w:color w:val="auto"/>
+          <w:kern w:val="2"/>
+          <w:sz w:val="22"/>
+          <w:szCs w:val="22"/>
+          <w:lang w:bidi="ar-EG"/>
+          <w14:ligatures w14:val="standardContextual"/>
+        </w:rPr>
+      </w:sdtEndPr>
+      <w:sdtContent>
+        <w:p>
+          <w:pPr>
+            <w:pStyle w:val="TOCHeading"/>
+          </w:pPr>
+          <w:r>
+            <w:t>Contents</w:t>
+          </w:r>
+        </w:p>
+        <w:p>
+          <w:pPr>
+            <w:pStyle w:val="TOC1"/>
+            <w:tabs>
+              <w:tab w:val="right" w:leader="dot" w:pos="9016"/>
+            </w:tabs>
+            <w:rPr>
+              <w:rFonts w:eastAsiaTheme="minorEastAsia"/>
+              <w:noProof/>
+              <w:sz w:val="24"/>
+              <w:szCs w:val="24"/>
+              <w:lang w:val="en-GB" w:eastAsia="en-GB" w:bidi="ar-SA"/>
+            </w:rPr>
+          </w:pPr>
+          <w:r>
+            <w:fldChar w:fldCharType="begin"/>
+          </w:r>
+          <w:r>
+            <w:instrText xml:space="preserve"> TOC \o "1-3" \h \z \u </w:instrText>
+          </w:r>
+          <w:r>
+            <w:fldChar w:fldCharType="separate"/>
+          </w:r>
+          <w:hyperlink w:anchor="_Toc224162739" w:history="1">
+            <w:r>
+              <w:rPr>
+                <w:rStyle w:val="Hyperlink"/>
+                <w:rFonts w:ascii="Times New Roman" w:eastAsia="Times New Roman" w:hAnsi="Times New Roman" w:cs="Times New Roman"/>
+                <w:b/>
+                <w:bCs/>
+                <w:noProof/>
+                <w:kern w:val="36"/>
+                <w:lang w:val="en-GB" w:eastAsia="en-GB"/>
+                <w14:ligatures w14:val="none"/>
+              </w:rPr>
+              <w:t>19_Internal_Control_Audit</w:t>
+            </w:r>
+            <w:r>
+              <w:rPr>
+                <w:noProof/>
+                <w:webHidden/>
+              </w:rPr>
+              <w:tab/>
+            </w:r>
+            <w:r>
+              <w:rPr>
+                <w:noProof/>
+                <w:webHidden/>
+              </w:rPr>
+              <w:fldChar w:fldCharType="begin"/>
+            </w:r>
+            <w:r>
+              <w:rPr>
+                <w:noProof/>
+                <w:webHidden/>
+              </w:rPr>
+              <w:instrText xml:space="preserve"> PAGEREF _Toc224162739 \h </w:instrText>
+            </w:r>
+            <w:r>
+              <w:rPr>
+                <w:noProof/>
+                <w:webHidden/>
+              </w:rPr>
+            </w:r>
+            <w:r>
+              <w:rPr>
+                <w:noProof/>
+                <w:webHidden/>
+              </w:rPr>
+              <w:fldChar w:fldCharType="separate"/>
+            </w:r>
+            <w:r>
+              <w:rPr>
+                <w:noProof/>
+                <w:webHidden/>
+              </w:rPr>
+              <w:t>1</w:t>
+            </w:r>
+            <w:r>
+              <w:rPr>
+                <w:noProof/>
+                <w:webHidden/>
+              </w:rPr>
+              <w:fldChar w:fldCharType="end"/>
+            </w:r>
+          </w:hyperlink>
+        </w:p>
+        <w:p>
+          <w:pPr>
+            <w:pStyle w:val="TOC2"/>
+            <w:tabs>
+              <w:tab w:val="left" w:pos="720"/>
+              <w:tab w:val="right" w:leader="dot" w:pos="9016"/>
+            </w:tabs>
+            <w:rPr>
+              <w:rFonts w:eastAsiaTheme="minorEastAsia"/>
+              <w:noProof/>
+              <w:sz w:val="24"/>
+              <w:szCs w:val="24"/>
+              <w:lang w:val="en-GB" w:eastAsia="en-GB" w:bidi="ar-SA"/>
+            </w:rPr>
+          </w:pPr>
+          <w:hyperlink w:anchor="_Toc224162740" w:history="1">
+            <w:r>
+              <w:rPr>
+                <w:rStyle w:val="Hyperlink"/>
+                <w:rFonts w:ascii="Times New Roman" w:eastAsia="Times New Roman" w:hAnsi="Times New Roman" w:cs="Times New Roman"/>
+                <w:b/>
+                <w:bCs/>
+                <w:noProof/>
+                <w:kern w:val="0"/>
+                <w:lang w:val="en-GB" w:eastAsia="en-GB"/>
+                <w14:ligatures w14:val="none"/>
+              </w:rPr>
+              <w:t>1-</w:t>
+            </w:r>
+            <w:r>
+              <w:rPr>
+                <w:rFonts w:eastAsiaTheme="minorEastAsia"/>
+                <w:noProof/>
+                <w:sz w:val="24"/>
+                <w:szCs w:val="24"/>
+                <w:lang w:val="en-GB" w:eastAsia="en-GB" w:bidi="ar-SA"/>
+              </w:rPr>
+              <w:tab/>
+            </w:r>
+            <w:r>
+              <w:rPr>
+                <w:rStyle w:val="Hyperlink"/>
+                <w:rFonts w:ascii="Times New Roman" w:eastAsia="Times New Roman" w:hAnsi="Times New Roman" w:cs="Times New Roman"/>
+                <w:b/>
+                <w:bCs/>
+                <w:noProof/>
+                <w:kern w:val="0"/>
+                <w:lang w:val="en-GB" w:eastAsia="en-GB"/>
+                <w14:ligatures w14:val="none"/>
+              </w:rPr>
+              <w:t>Policy Statement</w:t>
+            </w:r>
+            <w:r>
+              <w:rPr>
+                <w:noProof/>
+                <w:webHidden/>
+              </w:rPr>
+              <w:tab/>
+            </w:r>
+            <w:r>
+              <w:rPr>
+                <w:noProof/>
+                <w:webHidden/>
+              </w:rPr>
+              <w:fldChar w:fldCharType="begin"/>
+            </w:r>
+            <w:r>
+              <w:rPr>
+                <w:noProof/>
+                <w:webHidden/>
+              </w:rPr>
+              <w:instrText xml:space="preserve"> PAGEREF _Toc224162740 \h </w:instrText>
+            </w:r>
+            <w:r>
+              <w:rPr>
+                <w:noProof/>
+                <w:webHidden/>
+              </w:rPr>
+            </w:r>
+            <w:r>
+              <w:rPr>
+                <w:noProof/>
+                <w:webHidden/>
+              </w:rPr>
+              <w:fldChar w:fldCharType="separate"/>
+            </w:r>
+            <w:r>
+              <w:rPr>
+                <w:noProof/>
+                <w:webHidden/>
+              </w:rPr>
+              <w:t>3</w:t>
+            </w:r>
+            <w:r>
+              <w:rPr>
+                <w:noProof/>
+                <w:webHidden/>
+              </w:rPr>
+              <w:fldChar w:fldCharType="end"/>
+            </w:r>
+          </w:hyperlink>
+        </w:p>
+        <w:p>
+          <w:pPr>
+            <w:pStyle w:val="TOC2"/>
+            <w:tabs>
+              <w:tab w:val="left" w:pos="720"/>
+              <w:tab w:val="right" w:leader="dot" w:pos="9016"/>
+            </w:tabs>
+            <w:rPr>
+              <w:rFonts w:eastAsiaTheme="minorEastAsia"/>
+              <w:noProof/>
+              <w:sz w:val="24"/>
+              <w:szCs w:val="24"/>
+              <w:lang w:val="en-GB" w:eastAsia="en-GB" w:bidi="ar-SA"/>
+            </w:rPr>
+          </w:pPr>
+          <w:hyperlink w:anchor="_Toc224162741" w:history="1">
+            <w:r>
+              <w:rPr>
+                <w:rStyle w:val="Hyperlink"/>
+                <w:rFonts w:ascii="Times New Roman" w:eastAsia="Times New Roman" w:hAnsi="Times New Roman" w:cs="Times New Roman"/>
+                <w:b/>
+                <w:bCs/>
+                <w:noProof/>
+                <w:kern w:val="0"/>
+                <w:lang w:val="en-GB" w:eastAsia="en-GB"/>
+                <w14:ligatures w14:val="none"/>
+              </w:rPr>
+              <w:t>2-</w:t>
+            </w:r>
+            <w:r>
+              <w:rPr>
+                <w:rFonts w:eastAsiaTheme="minorEastAsia"/>
+                <w:noProof/>
+                <w:sz w:val="24"/>
+                <w:szCs w:val="24"/>
+                <w:lang w:val="en-GB" w:eastAsia="en-GB" w:bidi="ar-SA"/>
+              </w:rPr>
+              <w:tab/>
+            </w:r>
+            <w:r>
+              <w:rPr>
+                <w:rStyle w:val="Hyperlink"/>
+                <w:rFonts w:ascii="Times New Roman" w:eastAsia="Times New Roman" w:hAnsi="Times New Roman" w:cs="Times New Roman"/>
+                <w:b/>
+                <w:bCs/>
+                <w:noProof/>
+                <w:kern w:val="0"/>
+                <w:lang w:val="en-GB" w:eastAsia="en-GB"/>
+                <w14:ligatures w14:val="none"/>
+              </w:rPr>
+              <w:t>Internal Control Architecture (Three Lines Model)</w:t>
+            </w:r>
+            <w:r>
+              <w:rPr>
+                <w:noProof/>
+                <w:webHidden/>
+              </w:rPr>
+              <w:tab/>
+            </w:r>
+            <w:r>
+              <w:rPr>
+                <w:noProof/>
+                <w:webHidden/>
+              </w:rPr>
+              <w:fldChar w:fldCharType="begin"/>
+            </w:r>
+            <w:r>
+              <w:rPr>
+                <w:noProof/>
+                <w:webHidden/>
+              </w:rPr>
+              <w:instrText xml:space="preserve"> PAGEREF _Toc224162741 \h </w:instrText>
+            </w:r>
+            <w:r>
+              <w:rPr>
+                <w:noProof/>
+                <w:webHidden/>
+              </w:rPr>
+            </w:r>
+            <w:r>
+              <w:rPr>
+                <w:noProof/>
+                <w:webHidden/>
+              </w:rPr>
+              <w:fldChar w:fldCharType="separate"/>
+            </w:r>
+            <w:r>
+              <w:rPr>
+                <w:noProof/>
+                <w:webHidden/>
+              </w:rPr>
+              <w:t>3</w:t>
+            </w:r>
+            <w:r>
+              <w:rPr>
+                <w:noProof/>
+                <w:webHidden/>
+              </w:rPr>
+              <w:fldChar w:fldCharType="end"/>
+            </w:r>
+          </w:hyperlink>
+        </w:p>
+        <w:p>
+          <w:pPr>
+            <w:pStyle w:val="TOC3"/>
+            <w:tabs>
+              <w:tab w:val="right" w:leader="dot" w:pos="9016"/>
+            </w:tabs>
+            <w:rPr>
+              <w:rFonts w:eastAsiaTheme="minorEastAsia"/>
+              <w:noProof/>
+              <w:sz w:val="24"/>
+              <w:szCs w:val="24"/>
+              <w:lang w:val="en-GB" w:eastAsia="en-GB" w:bidi="ar-SA"/>
+            </w:rPr>
+          </w:pPr>
+          <w:hyperlink w:anchor="_Toc224162742" w:history="1">
+            <w:r>
+              <w:rPr>
+                <w:rStyle w:val="Hyperlink"/>
+                <w:rFonts w:ascii="Times New Roman" w:eastAsia="Times New Roman" w:hAnsi="Times New Roman" w:cs="Times New Roman"/>
+                <w:b/>
+                <w:bCs/>
+                <w:noProof/>
+                <w:kern w:val="0"/>
+                <w:lang w:val="en-GB" w:eastAsia="en-GB"/>
+                <w14:ligatures w14:val="none"/>
+              </w:rPr>
+              <w:t>Line 1 – Management Controls</w:t>
+            </w:r>
+            <w:r>
+              <w:rPr>
+                <w:noProof/>
+                <w:webHidden/>
+              </w:rPr>
+              <w:tab/>
+            </w:r>
+            <w:r>
+              <w:rPr>
+                <w:noProof/>
+                <w:webHidden/>
+              </w:rPr>
+              <w:fldChar w:fldCharType="begin"/>
+            </w:r>
+            <w:r>
+              <w:rPr>
+                <w:noProof/>
+                <w:webHidden/>
+              </w:rPr>
+              <w:instrText xml:space="preserve"> PAGEREF _Toc224162742 \h </w:instrText>
+            </w:r>
+            <w:r>
+              <w:rPr>
+                <w:noProof/>
+                <w:webHidden/>
+              </w:rPr>
+            </w:r>
+            <w:r>
+              <w:rPr>
+                <w:noProof/>
+                <w:webHidden/>
+              </w:rPr>
+              <w:fldChar w:fldCharType="separate"/>
+            </w:r>
+            <w:r>
+              <w:rPr>
+                <w:noProof/>
+                <w:webHidden/>
+              </w:rPr>
+              <w:t>4</w:t>
+            </w:r>
+            <w:r>
+              <w:rPr>
+                <w:noProof/>
+                <w:webHidden/>
+              </w:rPr>
+              <w:fldChar w:fldCharType="end"/>
+            </w:r>
+          </w:hyperlink>
+        </w:p>
+        <w:p>
+          <w:pPr>
+            <w:pStyle w:val="TOC3"/>
+            <w:tabs>
+              <w:tab w:val="right" w:leader="dot" w:pos="9016"/>
+            </w:tabs>
+            <w:rPr>
+              <w:rFonts w:eastAsiaTheme="minorEastAsia"/>
+              <w:noProof/>
+              <w:sz w:val="24"/>
+              <w:szCs w:val="24"/>
+              <w:lang w:val="en-GB" w:eastAsia="en-GB" w:bidi="ar-SA"/>
+            </w:rPr>
+          </w:pPr>
+          <w:hyperlink w:anchor="_Toc224162743" w:history="1">
+            <w:r>
+              <w:rPr>
+                <w:rStyle w:val="Hyperlink"/>
+                <w:rFonts w:ascii="Times New Roman" w:eastAsia="Times New Roman" w:hAnsi="Times New Roman" w:cs="Times New Roman"/>
+                <w:b/>
+                <w:bCs/>
+                <w:noProof/>
+                <w:kern w:val="0"/>
+                <w:lang w:val="en-GB" w:eastAsia="en-GB"/>
+                <w14:ligatures w14:val="none"/>
+              </w:rPr>
+              <w:t>Line 2 – Risk &amp; Compliance Oversight</w:t>
+            </w:r>
+            <w:r>
+              <w:rPr>
+                <w:noProof/>
+                <w:webHidden/>
+              </w:rPr>
+              <w:tab/>
+            </w:r>
+            <w:r>
+              <w:rPr>
+                <w:noProof/>
+                <w:webHidden/>
+              </w:rPr>
+              <w:fldChar w:fldCharType="begin"/>
+            </w:r>
+            <w:r>
+              <w:rPr>
+                <w:noProof/>
+                <w:webHidden/>
+              </w:rPr>
+              <w:instrText xml:space="preserve"> PAGEREF _Toc224162743 \h </w:instrText>
+            </w:r>
+            <w:r>
+              <w:rPr>
+                <w:noProof/>
+                <w:webHidden/>
+              </w:rPr>
+            </w:r>
+            <w:r>
+              <w:rPr>
+                <w:noProof/>
+                <w:webHidden/>
+              </w:rPr>
+              <w:fldChar w:fldCharType="separate"/>
+            </w:r>
+            <w:r>
+              <w:rPr>
+                <w:noProof/>
+                <w:webHidden/>
+              </w:rPr>
+              <w:t>4</w:t>
+            </w:r>
+            <w:r>
+              <w:rPr>
+                <w:noProof/>
+                <w:webHidden/>
+              </w:rPr>
+              <w:fldChar w:fldCharType="end"/>
+            </w:r>
+          </w:hyperlink>
+        </w:p>
+        <w:p>
+          <w:pPr>
+            <w:pStyle w:val="TOC3"/>
+            <w:tabs>
+              <w:tab w:val="right" w:leader="dot" w:pos="9016"/>
+            </w:tabs>
+            <w:rPr>
+              <w:rFonts w:eastAsiaTheme="minorEastAsia"/>
+              <w:noProof/>
+              <w:sz w:val="24"/>
+              <w:szCs w:val="24"/>
+              <w:lang w:val="en-GB" w:eastAsia="en-GB" w:bidi="ar-SA"/>
+            </w:rPr>
+          </w:pPr>
+          <w:hyperlink w:anchor="_Toc224162744" w:history="1">
+            <w:r>
+              <w:rPr>
+                <w:rStyle w:val="Hyperlink"/>
+                <w:rFonts w:ascii="Times New Roman" w:eastAsia="Times New Roman" w:hAnsi="Times New Roman" w:cs="Times New Roman"/>
+                <w:b/>
+                <w:bCs/>
+                <w:noProof/>
+                <w:kern w:val="0"/>
+                <w:lang w:val="en-GB" w:eastAsia="en-GB"/>
+                <w14:ligatures w14:val="none"/>
+              </w:rPr>
+              <w:t>Line 3 – Independent Internal Audit</w:t>
+            </w:r>
+            <w:r>
+              <w:rPr>
+                <w:noProof/>
+                <w:webHidden/>
+              </w:rPr>
+              <w:tab/>
+            </w:r>
+            <w:r>
+              <w:rPr>
+                <w:noProof/>
+                <w:webHidden/>
+              </w:rPr>
+              <w:fldChar w:fldCharType="begin"/>
+            </w:r>
+            <w:r>
+              <w:rPr>
+                <w:noProof/>
+                <w:webHidden/>
+              </w:rPr>
+              <w:instrText xml:space="preserve"> PAGEREF _Toc224162744 \h </w:instrText>
+            </w:r>
+            <w:r>
+              <w:rPr>
+                <w:noProof/>
+                <w:webHidden/>
+              </w:rPr>
+            </w:r>
+            <w:r>
+              <w:rPr>
+                <w:noProof/>
+                <w:webHidden/>
+              </w:rPr>
+              <w:fldChar w:fldCharType="separate"/>
+            </w:r>
+            <w:r>
+              <w:rPr>
+                <w:noProof/>
+                <w:webHidden/>
+              </w:rPr>
+              <w:t>4</w:t>
+            </w:r>
+            <w:r>
+              <w:rPr>
+                <w:noProof/>
+                <w:webHidden/>
+              </w:rPr>
+              <w:fldChar w:fldCharType="end"/>
+            </w:r>
+          </w:hyperlink>
+        </w:p>
+        <w:p>
+          <w:pPr>
+            <w:pStyle w:val="TOC2"/>
+            <w:tabs>
+              <w:tab w:val="left" w:pos="720"/>
+              <w:tab w:val="right" w:leader="dot" w:pos="9016"/>
+            </w:tabs>
+            <w:rPr>
+              <w:rFonts w:eastAsiaTheme="minorEastAsia"/>
+              <w:noProof/>
+              <w:sz w:val="24"/>
+              <w:szCs w:val="24"/>
+              <w:lang w:val="en-GB" w:eastAsia="en-GB" w:bidi="ar-SA"/>
+            </w:rPr>
+          </w:pPr>
+          <w:hyperlink w:anchor="_Toc224162745" w:history="1">
+            <w:r>
+              <w:rPr>
+                <w:rStyle w:val="Hyperlink"/>
+                <w:rFonts w:ascii="Times New Roman" w:eastAsia="Times New Roman" w:hAnsi="Times New Roman" w:cs="Times New Roman"/>
+                <w:b/>
+                <w:bCs/>
+                <w:noProof/>
+                <w:kern w:val="0"/>
+                <w:lang w:val="en-GB" w:eastAsia="en-GB"/>
+                <w14:ligatures w14:val="none"/>
+              </w:rPr>
+              <w:t>3-</w:t>
+            </w:r>
+            <w:r>
+              <w:rPr>
+                <w:rFonts w:eastAsiaTheme="minorEastAsia"/>
+                <w:noProof/>
+                <w:sz w:val="24"/>
+                <w:szCs w:val="24"/>
+                <w:lang w:val="en-GB" w:eastAsia="en-GB" w:bidi="ar-SA"/>
+              </w:rPr>
+              <w:tab/>
+            </w:r>
+            <w:r>
+              <w:rPr>
+                <w:rStyle w:val="Hyperlink"/>
+                <w:rFonts w:ascii="Times New Roman" w:eastAsia="Times New Roman" w:hAnsi="Times New Roman" w:cs="Times New Roman"/>
+                <w:b/>
+                <w:bCs/>
+                <w:noProof/>
+                <w:kern w:val="0"/>
+                <w:lang w:val="en-GB" w:eastAsia="en-GB"/>
+                <w14:ligatures w14:val="none"/>
+              </w:rPr>
+              <w:t>Work Breakdown Structure (WBS)</w:t>
+            </w:r>
+            <w:r>
+              <w:rPr>
+                <w:noProof/>
+                <w:webHidden/>
+              </w:rPr>
+              <w:tab/>
+            </w:r>
+            <w:r>
+              <w:rPr>
+                <w:noProof/>
+                <w:webHidden/>
+              </w:rPr>
+              <w:fldChar w:fldCharType="begin"/>
+            </w:r>
+            <w:r>
+              <w:rPr>
+                <w:noProof/>
+                <w:webHidden/>
+              </w:rPr>
+              <w:instrText xml:space="preserve"> PAGEREF _Toc224162745 \h </w:instrText>
+            </w:r>
+            <w:r>
+              <w:rPr>
+                <w:noProof/>
+                <w:webHidden/>
+              </w:rPr>
+            </w:r>
+            <w:r>
+              <w:rPr>
+                <w:noProof/>
+                <w:webHidden/>
+              </w:rPr>
+              <w:fldChar w:fldCharType="separate"/>
+            </w:r>
+            <w:r>
+              <w:rPr>
+                <w:noProof/>
+                <w:webHidden/>
+              </w:rPr>
+              <w:t>4</w:t>
+            </w:r>
+            <w:r>
+              <w:rPr>
+                <w:noProof/>
+                <w:webHidden/>
+              </w:rPr>
+              <w:fldChar w:fldCharType="end"/>
+            </w:r>
+          </w:hyperlink>
+        </w:p>
+        <w:p>
+          <w:pPr>
+            <w:pStyle w:val="TOC3"/>
+            <w:tabs>
+              <w:tab w:val="right" w:leader="dot" w:pos="9016"/>
+            </w:tabs>
+            <w:rPr>
+              <w:rFonts w:eastAsiaTheme="minorEastAsia"/>
+              <w:noProof/>
+              <w:sz w:val="24"/>
+              <w:szCs w:val="24"/>
+              <w:lang w:val="en-GB" w:eastAsia="en-GB" w:bidi="ar-SA"/>
+            </w:rPr>
+          </w:pPr>
+          <w:hyperlink w:anchor="_Toc224162746" w:history="1">
+            <w:r>
+              <w:rPr>
+                <w:rStyle w:val="Hyperlink"/>
+                <w:rFonts w:ascii="Times New Roman" w:eastAsia="Times New Roman" w:hAnsi="Times New Roman" w:cs="Times New Roman"/>
+                <w:b/>
+                <w:bCs/>
+                <w:noProof/>
+                <w:kern w:val="0"/>
+                <w:lang w:val="en-GB" w:eastAsia="en-GB"/>
+                <w14:ligatures w14:val="none"/>
+              </w:rPr>
+              <w:t>19.1 Internal Control Framework</w:t>
+            </w:r>
+            <w:r>
+              <w:rPr>
+                <w:noProof/>
+                <w:webHidden/>
+              </w:rPr>
+              <w:tab/>
+            </w:r>
+            <w:r>
+              <w:rPr>
+                <w:noProof/>
+                <w:webHidden/>
+              </w:rPr>
+              <w:fldChar w:fldCharType="begin"/>
+            </w:r>
+            <w:r>
+              <w:rPr>
+                <w:noProof/>
+                <w:webHidden/>
+              </w:rPr>
+              <w:instrText xml:space="preserve"> PAGEREF _Toc224162746 \h </w:instrText>
+            </w:r>
+            <w:r>
+              <w:rPr>
+                <w:noProof/>
+                <w:webHidden/>
+              </w:rPr>
+            </w:r>
+            <w:r>
+              <w:rPr>
+                <w:noProof/>
+                <w:webHidden/>
+              </w:rPr>
+              <w:fldChar w:fldCharType="separate"/>
+            </w:r>
+            <w:r>
+              <w:rPr>
+                <w:noProof/>
+                <w:webHidden/>
+              </w:rPr>
+              <w:t>5</w:t>
+            </w:r>
+            <w:r>
+              <w:rPr>
+                <w:noProof/>
+                <w:webHidden/>
+              </w:rPr>
+              <w:fldChar w:fldCharType="end"/>
+            </w:r>
+          </w:hyperlink>
+        </w:p>
+        <w:p>
+          <w:pPr>
+            <w:pStyle w:val="TOC3"/>
+            <w:tabs>
+              <w:tab w:val="right" w:leader="dot" w:pos="9016"/>
+            </w:tabs>
+            <w:rPr>
+              <w:rFonts w:eastAsiaTheme="minorEastAsia"/>
+              <w:noProof/>
+              <w:sz w:val="24"/>
+              <w:szCs w:val="24"/>
+              <w:lang w:val="en-GB" w:eastAsia="en-GB" w:bidi="ar-SA"/>
+            </w:rPr>
+          </w:pPr>
+          <w:hyperlink w:anchor="_Toc224162747" w:history="1">
+            <w:r>
+              <w:rPr>
+                <w:rStyle w:val="Hyperlink"/>
+                <w:rFonts w:ascii="Times New Roman" w:eastAsia="Times New Roman" w:hAnsi="Times New Roman" w:cs="Times New Roman"/>
+                <w:b/>
+                <w:bCs/>
+                <w:noProof/>
+                <w:kern w:val="0"/>
+                <w:lang w:val="en-GB" w:eastAsia="en-GB"/>
+                <w14:ligatures w14:val="none"/>
+              </w:rPr>
+              <w:t>19.2 Internal Audit Management</w:t>
+            </w:r>
+            <w:r>
+              <w:rPr>
+                <w:noProof/>
+                <w:webHidden/>
+              </w:rPr>
+              <w:tab/>
+            </w:r>
+            <w:r>
+              <w:rPr>
+                <w:noProof/>
+                <w:webHidden/>
+              </w:rPr>
+              <w:fldChar w:fldCharType="begin"/>
+            </w:r>
+            <w:r>
+              <w:rPr>
+                <w:noProof/>
+                <w:webHidden/>
+              </w:rPr>
+              <w:instrText xml:space="preserve"> PAGEREF _Toc224162747 \h </w:instrText>
+            </w:r>
+            <w:r>
+              <w:rPr>
+                <w:noProof/>
+                <w:webHidden/>
+              </w:rPr>
+            </w:r>
+            <w:r>
+              <w:rPr>
+                <w:noProof/>
+                <w:webHidden/>
+              </w:rPr>
+              <w:fldChar w:fldCharType="separate"/>
+            </w:r>
+            <w:r>
+              <w:rPr>
+                <w:noProof/>
+                <w:webHidden/>
+              </w:rPr>
+              <w:t>5</w:t>
+            </w:r>
+            <w:r>
+              <w:rPr>
+                <w:noProof/>
+                <w:webHidden/>
+              </w:rPr>
+              <w:fldChar w:fldCharType="end"/>
+            </w:r>
+          </w:hyperlink>
+        </w:p>
+        <w:p>
+          <w:pPr>
+            <w:pStyle w:val="TOC3"/>
+            <w:tabs>
+              <w:tab w:val="right" w:leader="dot" w:pos="9016"/>
+            </w:tabs>
+            <w:rPr>
+              <w:rFonts w:eastAsiaTheme="minorEastAsia"/>
+              <w:noProof/>
+              <w:sz w:val="24"/>
+              <w:szCs w:val="24"/>
+              <w:lang w:val="en-GB" w:eastAsia="en-GB" w:bidi="ar-SA"/>
+            </w:rPr>
+          </w:pPr>
+          <w:hyperlink w:anchor="_Toc224162748" w:history="1">
+            <w:r>
+              <w:rPr>
+                <w:rStyle w:val="Hyperlink"/>
+                <w:rFonts w:ascii="Times New Roman" w:eastAsia="Times New Roman" w:hAnsi="Times New Roman" w:cs="Times New Roman"/>
+                <w:b/>
+                <w:bCs/>
+                <w:noProof/>
+                <w:kern w:val="0"/>
+                <w:lang w:val="en-GB" w:eastAsia="en-GB"/>
+                <w14:ligatures w14:val="none"/>
+              </w:rPr>
+              <w:t>19.3 Fraud Risk Management</w:t>
+            </w:r>
+            <w:r>
+              <w:rPr>
+                <w:noProof/>
+                <w:webHidden/>
+              </w:rPr>
+              <w:tab/>
+            </w:r>
+            <w:r>
+              <w:rPr>
+                <w:noProof/>
+                <w:webHidden/>
+              </w:rPr>
+              <w:fldChar w:fldCharType="begin"/>
+            </w:r>
+            <w:r>
+              <w:rPr>
+                <w:noProof/>
+                <w:webHidden/>
+              </w:rPr>
+              <w:instrText xml:space="preserve"> PAGEREF _Toc224162748 \h </w:instrText>
+            </w:r>
+            <w:r>
+              <w:rPr>
+                <w:noProof/>
+                <w:webHidden/>
+              </w:rPr>
+            </w:r>
+            <w:r>
+              <w:rPr>
+                <w:noProof/>
+                <w:webHidden/>
+              </w:rPr>
+              <w:fldChar w:fldCharType="separate"/>
+            </w:r>
+            <w:r>
+              <w:rPr>
+                <w:noProof/>
+                <w:webHidden/>
+              </w:rPr>
+              <w:t>5</w:t>
+            </w:r>
+            <w:r>
+              <w:rPr>
+                <w:noProof/>
+                <w:webHidden/>
+              </w:rPr>
+              <w:fldChar w:fldCharType="end"/>
+            </w:r>
+          </w:hyperlink>
+        </w:p>
+        <w:p>
+          <w:pPr>
+            <w:pStyle w:val="TOC3"/>
+            <w:tabs>
+              <w:tab w:val="right" w:leader="dot" w:pos="9016"/>
+            </w:tabs>
+            <w:rPr>
+              <w:rFonts w:eastAsiaTheme="minorEastAsia"/>
+              <w:noProof/>
+              <w:sz w:val="24"/>
+              <w:szCs w:val="24"/>
+              <w:lang w:val="en-GB" w:eastAsia="en-GB" w:bidi="ar-SA"/>
+            </w:rPr>
+          </w:pPr>
+          <w:hyperlink w:anchor="_Toc224162749" w:history="1">
+            <w:r>
+              <w:rPr>
+                <w:rStyle w:val="Hyperlink"/>
+                <w:rFonts w:ascii="Times New Roman" w:eastAsia="Times New Roman" w:hAnsi="Times New Roman" w:cs="Times New Roman"/>
+                <w:b/>
+                <w:bCs/>
+                <w:noProof/>
+                <w:kern w:val="0"/>
+                <w:lang w:val="en-GB" w:eastAsia="en-GB"/>
+                <w14:ligatures w14:val="none"/>
+              </w:rPr>
+              <w:t>19.4 Compliance Monitoring</w:t>
+            </w:r>
+            <w:r>
+              <w:rPr>
+                <w:noProof/>
+                <w:webHidden/>
+              </w:rPr>
+              <w:tab/>
+            </w:r>
+            <w:r>
+              <w:rPr>
+                <w:noProof/>
+                <w:webHidden/>
+              </w:rPr>
+              <w:fldChar w:fldCharType="begin"/>
+            </w:r>
+            <w:r>
+              <w:rPr>
+                <w:noProof/>
+                <w:webHidden/>
+              </w:rPr>
+              <w:instrText xml:space="preserve"> PAGEREF _Toc224162749 \h </w:instrText>
+            </w:r>
+            <w:r>
+              <w:rPr>
+                <w:noProof/>
+                <w:webHidden/>
+              </w:rPr>
+            </w:r>
+            <w:r>
+              <w:rPr>
+                <w:noProof/>
+                <w:webHidden/>
+              </w:rPr>
+              <w:fldChar w:fldCharType="separate"/>
+            </w:r>
+            <w:r>
+              <w:rPr>
+                <w:noProof/>
+                <w:webHidden/>
+              </w:rPr>
+              <w:t>5</w:t>
+            </w:r>
+            <w:r>
+              <w:rPr>
+                <w:noProof/>
+                <w:webHidden/>
+              </w:rPr>
+              <w:fldChar w:fldCharType="end"/>
+            </w:r>
+          </w:hyperlink>
+        </w:p>
+        <w:p>
+          <w:pPr>
+            <w:pStyle w:val="TOC2"/>
+            <w:tabs>
+              <w:tab w:val="left" w:pos="720"/>
+              <w:tab w:val="right" w:leader="dot" w:pos="9016"/>
+            </w:tabs>
+            <w:rPr>
+              <w:rFonts w:eastAsiaTheme="minorEastAsia"/>
+              <w:noProof/>
+              <w:sz w:val="24"/>
+              <w:szCs w:val="24"/>
+              <w:lang w:val="en-GB" w:eastAsia="en-GB" w:bidi="ar-SA"/>
+            </w:rPr>
+          </w:pPr>
+          <w:hyperlink w:anchor="_Toc224162750" w:history="1">
+            <w:r>
+              <w:rPr>
+                <w:rStyle w:val="Hyperlink"/>
+                <w:rFonts w:ascii="Times New Roman" w:eastAsia="Times New Roman" w:hAnsi="Times New Roman" w:cs="Times New Roman"/>
+                <w:b/>
+                <w:bCs/>
+                <w:noProof/>
+                <w:kern w:val="0"/>
+                <w:lang w:val="en-GB" w:eastAsia="en-GB"/>
+                <w14:ligatures w14:val="none"/>
+              </w:rPr>
+              <w:t>4-</w:t>
+            </w:r>
+            <w:r>
+              <w:rPr>
+                <w:rFonts w:eastAsiaTheme="minorEastAsia"/>
+                <w:noProof/>
+                <w:sz w:val="24"/>
+                <w:szCs w:val="24"/>
+                <w:lang w:val="en-GB" w:eastAsia="en-GB" w:bidi="ar-SA"/>
+              </w:rPr>
+              <w:tab/>
+            </w:r>
+            <w:r>
+              <w:rPr>
+                <w:rStyle w:val="Hyperlink"/>
+                <w:rFonts w:ascii="Times New Roman" w:eastAsia="Times New Roman" w:hAnsi="Times New Roman" w:cs="Times New Roman"/>
+                <w:b/>
+                <w:bCs/>
+                <w:noProof/>
+                <w:kern w:val="0"/>
+                <w:lang w:val="en-GB" w:eastAsia="en-GB"/>
+                <w14:ligatures w14:val="none"/>
+              </w:rPr>
+              <w:t>SIPOC – Internal Audit Process</w:t>
+            </w:r>
+            <w:r>
+              <w:rPr>
+                <w:noProof/>
+                <w:webHidden/>
+              </w:rPr>
+              <w:tab/>
+            </w:r>
+            <w:r>
+              <w:rPr>
+                <w:noProof/>
+                <w:webHidden/>
+              </w:rPr>
+              <w:fldChar w:fldCharType="begin"/>
+            </w:r>
+            <w:r>
+              <w:rPr>
+                <w:noProof/>
+                <w:webHidden/>
+              </w:rPr>
+              <w:instrText xml:space="preserve"> PAGEREF _Toc224162750 \h </w:instrText>
+            </w:r>
+            <w:r>
+              <w:rPr>
+                <w:noProof/>
+                <w:webHidden/>
+              </w:rPr>
+            </w:r>
+            <w:r>
+              <w:rPr>
+                <w:noProof/>
+                <w:webHidden/>
+              </w:rPr>
+              <w:fldChar w:fldCharType="separate"/>
+            </w:r>
+            <w:r>
+              <w:rPr>
+                <w:noProof/>
+                <w:webHidden/>
+              </w:rPr>
+              <w:t>5</w:t>
+            </w:r>
+            <w:r>
+              <w:rPr>
+                <w:noProof/>
+                <w:webHidden/>
+              </w:rPr>
+              <w:fldChar w:fldCharType="end"/>
+            </w:r>
+          </w:hyperlink>
+        </w:p>
+        <w:p>
+          <w:pPr>
+            <w:pStyle w:val="TOC2"/>
+            <w:tabs>
+              <w:tab w:val="left" w:pos="720"/>
+              <w:tab w:val="right" w:leader="dot" w:pos="9016"/>
+            </w:tabs>
+            <w:rPr>
+              <w:rFonts w:eastAsiaTheme="minorEastAsia"/>
+              <w:noProof/>
+              <w:sz w:val="24"/>
+              <w:szCs w:val="24"/>
+              <w:lang w:val="en-GB" w:eastAsia="en-GB" w:bidi="ar-SA"/>
+            </w:rPr>
+          </w:pPr>
+          <w:hyperlink w:anchor="_Toc224162751" w:history="1">
+            <w:r>
+              <w:rPr>
+                <w:rStyle w:val="Hyperlink"/>
+                <w:rFonts w:ascii="Times New Roman" w:eastAsia="Times New Roman" w:hAnsi="Times New Roman" w:cs="Times New Roman"/>
+                <w:b/>
+                <w:bCs/>
+                <w:noProof/>
+                <w:kern w:val="0"/>
+                <w:lang w:val="en-GB" w:eastAsia="en-GB"/>
+                <w14:ligatures w14:val="none"/>
+              </w:rPr>
+              <w:t>5-</w:t>
+            </w:r>
+            <w:r>
+              <w:rPr>
+                <w:rFonts w:eastAsiaTheme="minorEastAsia"/>
+                <w:noProof/>
+                <w:sz w:val="24"/>
+                <w:szCs w:val="24"/>
+                <w:lang w:val="en-GB" w:eastAsia="en-GB" w:bidi="ar-SA"/>
+              </w:rPr>
+              <w:tab/>
+            </w:r>
+            <w:r>
+              <w:rPr>
+                <w:rStyle w:val="Hyperlink"/>
+                <w:rFonts w:ascii="Times New Roman" w:eastAsia="Times New Roman" w:hAnsi="Times New Roman" w:cs="Times New Roman"/>
+                <w:b/>
+                <w:bCs/>
+                <w:noProof/>
+                <w:kern w:val="0"/>
+                <w:lang w:val="en-GB" w:eastAsia="en-GB"/>
+                <w14:ligatures w14:val="none"/>
+              </w:rPr>
+              <w:t>BPMN – Internal Audit Flow</w:t>
+            </w:r>
+            <w:r>
+              <w:rPr>
+                <w:noProof/>
+                <w:webHidden/>
+              </w:rPr>
+              <w:tab/>
+            </w:r>
+            <w:r>
+              <w:rPr>
+                <w:noProof/>
+                <w:webHidden/>
+              </w:rPr>
+              <w:fldChar w:fldCharType="begin"/>
+            </w:r>
+            <w:r>
+              <w:rPr>
+                <w:noProof/>
+                <w:webHidden/>
+              </w:rPr>
+              <w:instrText xml:space="preserve"> PAGEREF _Toc224162751 \h </w:instrText>
+            </w:r>
+            <w:r>
+              <w:rPr>
+                <w:noProof/>
+                <w:webHidden/>
+              </w:rPr>
+            </w:r>
+            <w:r>
+              <w:rPr>
+                <w:noProof/>
+                <w:webHidden/>
+              </w:rPr>
+              <w:fldChar w:fldCharType="separate"/>
+            </w:r>
+            <w:r>
+              <w:rPr>
+                <w:noProof/>
+                <w:webHidden/>
+              </w:rPr>
+              <w:t>5</w:t>
+            </w:r>
+            <w:r>
+              <w:rPr>
+                <w:noProof/>
+                <w:webHidden/>
+              </w:rPr>
+              <w:fldChar w:fldCharType="end"/>
+            </w:r>
+          </w:hyperlink>
+        </w:p>
+        <w:p>
+          <w:pPr>
+            <w:pStyle w:val="TOC2"/>
+            <w:tabs>
+              <w:tab w:val="left" w:pos="720"/>
+              <w:tab w:val="right" w:leader="dot" w:pos="9016"/>
+            </w:tabs>
+            <w:rPr>
+              <w:rFonts w:eastAsiaTheme="minorEastAsia"/>
+              <w:noProof/>
+              <w:sz w:val="24"/>
+              <w:szCs w:val="24"/>
+              <w:lang w:val="en-GB" w:eastAsia="en-GB" w:bidi="ar-SA"/>
+            </w:rPr>
+          </w:pPr>
+          <w:hyperlink w:anchor="_Toc224162752" w:history="1">
+            <w:r>
+              <w:rPr>
+                <w:rStyle w:val="Hyperlink"/>
+                <w:rFonts w:ascii="Times New Roman" w:eastAsia="Times New Roman" w:hAnsi="Times New Roman" w:cs="Times New Roman"/>
+                <w:b/>
+                <w:bCs/>
+                <w:noProof/>
+                <w:kern w:val="0"/>
+                <w:lang w:val="en-GB" w:eastAsia="en-GB"/>
+                <w14:ligatures w14:val="none"/>
+              </w:rPr>
+              <w:t>6-</w:t>
+            </w:r>
+            <w:r>
+              <w:rPr>
+                <w:rFonts w:eastAsiaTheme="minorEastAsia"/>
+                <w:noProof/>
+                <w:sz w:val="24"/>
+                <w:szCs w:val="24"/>
+                <w:lang w:val="en-GB" w:eastAsia="en-GB" w:bidi="ar-SA"/>
+              </w:rPr>
+              <w:tab/>
+            </w:r>
+            <w:r>
+              <w:rPr>
+                <w:rStyle w:val="Hyperlink"/>
+                <w:rFonts w:ascii="Times New Roman" w:eastAsia="Times New Roman" w:hAnsi="Times New Roman" w:cs="Times New Roman"/>
+                <w:b/>
+                <w:bCs/>
+                <w:noProof/>
+                <w:kern w:val="0"/>
+                <w:lang w:val="en-GB" w:eastAsia="en-GB"/>
+                <w14:ligatures w14:val="none"/>
+              </w:rPr>
+              <w:t>RACI Matrix – Internal Audit</w:t>
+            </w:r>
+            <w:r>
+              <w:rPr>
+                <w:noProof/>
+                <w:webHidden/>
+              </w:rPr>
+              <w:tab/>
+            </w:r>
+            <w:r>
+              <w:rPr>
+                <w:noProof/>
+                <w:webHidden/>
+              </w:rPr>
+              <w:fldChar w:fldCharType="begin"/>
+            </w:r>
+            <w:r>
+              <w:rPr>
+                <w:noProof/>
+                <w:webHidden/>
+              </w:rPr>
+              <w:instrText xml:space="preserve"> PAGEREF _Toc224162752 \h </w:instrText>
+            </w:r>
+            <w:r>
+              <w:rPr>
+                <w:noProof/>
+                <w:webHidden/>
+              </w:rPr>
+            </w:r>
+            <w:r>
+              <w:rPr>
+                <w:noProof/>
+                <w:webHidden/>
+              </w:rPr>
+              <w:fldChar w:fldCharType="separate"/>
+            </w:r>
+            <w:r>
+              <w:rPr>
+                <w:noProof/>
+                <w:webHidden/>
+              </w:rPr>
+              <w:t>6</w:t>
+            </w:r>
+            <w:r>
+              <w:rPr>
+                <w:noProof/>
+                <w:webHidden/>
+              </w:rPr>
+              <w:fldChar w:fldCharType="end"/>
+            </w:r>
+          </w:hyperlink>
+        </w:p>
+        <w:p>
+          <w:pPr>
+            <w:pStyle w:val="TOC2"/>
+            <w:tabs>
+              <w:tab w:val="left" w:pos="720"/>
+              <w:tab w:val="right" w:leader="dot" w:pos="9016"/>
+            </w:tabs>
+            <w:rPr>
+              <w:rFonts w:eastAsiaTheme="minorEastAsia"/>
+              <w:noProof/>
+              <w:sz w:val="24"/>
+              <w:szCs w:val="24"/>
+              <w:lang w:val="en-GB" w:eastAsia="en-GB" w:bidi="ar-SA"/>
+            </w:rPr>
+          </w:pPr>
+          <w:hyperlink w:anchor="_Toc224162753" w:history="1">
+            <w:r>
+              <w:rPr>
+                <w:rStyle w:val="Hyperlink"/>
+                <w:rFonts w:ascii="Times New Roman" w:eastAsia="Times New Roman" w:hAnsi="Times New Roman" w:cs="Times New Roman"/>
+                <w:b/>
+                <w:bCs/>
+                <w:noProof/>
+                <w:kern w:val="0"/>
+                <w:lang w:val="en-GB" w:eastAsia="en-GB"/>
+                <w14:ligatures w14:val="none"/>
+              </w:rPr>
+              <w:t>7-</w:t>
+            </w:r>
+            <w:r>
+              <w:rPr>
+                <w:rFonts w:eastAsiaTheme="minorEastAsia"/>
+                <w:noProof/>
+                <w:sz w:val="24"/>
+                <w:szCs w:val="24"/>
+                <w:lang w:val="en-GB" w:eastAsia="en-GB" w:bidi="ar-SA"/>
+              </w:rPr>
+              <w:tab/>
+            </w:r>
+            <w:r>
+              <w:rPr>
+                <w:rStyle w:val="Hyperlink"/>
+                <w:rFonts w:ascii="Times New Roman" w:eastAsia="Times New Roman" w:hAnsi="Times New Roman" w:cs="Times New Roman"/>
+                <w:b/>
+                <w:bCs/>
+                <w:noProof/>
+                <w:kern w:val="0"/>
+                <w:lang w:val="en-GB" w:eastAsia="en-GB"/>
+                <w14:ligatures w14:val="none"/>
+              </w:rPr>
+              <w:t>Key Internal Controls by Area</w:t>
+            </w:r>
+            <w:r>
+              <w:rPr>
+                <w:noProof/>
+                <w:webHidden/>
+              </w:rPr>
+              <w:tab/>
+            </w:r>
+            <w:r>
+              <w:rPr>
+                <w:noProof/>
+                <w:webHidden/>
+              </w:rPr>
+              <w:fldChar w:fldCharType="begin"/>
+            </w:r>
+            <w:r>
+              <w:rPr>
+                <w:noProof/>
+                <w:webHidden/>
+              </w:rPr>
+              <w:instrText xml:space="preserve"> PAGEREF _Toc224162753 \h </w:instrText>
+            </w:r>
+            <w:r>
+              <w:rPr>
+                <w:noProof/>
+                <w:webHidden/>
+              </w:rPr>
+            </w:r>
+            <w:r>
+              <w:rPr>
+                <w:noProof/>
+                <w:webHidden/>
+              </w:rPr>
+              <w:fldChar w:fldCharType="separate"/>
+            </w:r>
+            <w:r>
+              <w:rPr>
+                <w:noProof/>
+                <w:webHidden/>
+              </w:rPr>
+              <w:t>6</w:t>
+            </w:r>
+            <w:r>
+              <w:rPr>
+                <w:noProof/>
+                <w:webHidden/>
+              </w:rPr>
+              <w:fldChar w:fldCharType="end"/>
+            </w:r>
+          </w:hyperlink>
+        </w:p>
+        <w:p>
+          <w:pPr>
+            <w:pStyle w:val="TOC2"/>
+            <w:tabs>
+              <w:tab w:val="right" w:leader="dot" w:pos="9016"/>
+            </w:tabs>
+            <w:rPr>
+              <w:rFonts w:eastAsiaTheme="minorEastAsia"/>
+              <w:noProof/>
+              <w:sz w:val="24"/>
+              <w:szCs w:val="24"/>
+              <w:lang w:val="en-GB" w:eastAsia="en-GB" w:bidi="ar-SA"/>
+            </w:rPr>
+          </w:pPr>
+          <w:hyperlink w:anchor="_Toc224162754" w:history="1">
+            <w:r>
+              <w:rPr>
+                <w:rStyle w:val="Hyperlink"/>
+                <w:rFonts w:ascii="Times New Roman" w:eastAsia="Times New Roman" w:hAnsi="Times New Roman" w:cs="Times New Roman"/>
+                <w:b/>
+                <w:bCs/>
+                <w:noProof/>
+                <w:kern w:val="0"/>
+                <w:lang w:val="en-GB" w:eastAsia="en-GB"/>
+                <w14:ligatures w14:val="none"/>
+              </w:rPr>
+              <w:t>A. Financial Controls</w:t>
+            </w:r>
+            <w:r>
+              <w:rPr>
+                <w:noProof/>
+                <w:webHidden/>
+              </w:rPr>
+              <w:tab/>
+            </w:r>
+            <w:r>
+              <w:rPr>
+                <w:noProof/>
+                <w:webHidden/>
+              </w:rPr>
+              <w:fldChar w:fldCharType="begin"/>
+            </w:r>
+            <w:r>
+              <w:rPr>
+                <w:noProof/>
+                <w:webHidden/>
+              </w:rPr>
+              <w:instrText xml:space="preserve"> PAGEREF _Toc224162754 \h </w:instrText>
+            </w:r>
+            <w:r>
+              <w:rPr>
+                <w:noProof/>
+                <w:webHidden/>
+              </w:rPr>
+            </w:r>
+            <w:r>
+              <w:rPr>
+                <w:noProof/>
+                <w:webHidden/>
+              </w:rPr>
+              <w:fldChar w:fldCharType="separate"/>
+            </w:r>
+            <w:r>
+              <w:rPr>
+                <w:noProof/>
+                <w:webHidden/>
+              </w:rPr>
+              <w:t>6</w:t>
+            </w:r>
+            <w:r>
+              <w:rPr>
+                <w:noProof/>
+                <w:webHidden/>
+              </w:rPr>
+              <w:fldChar w:fldCharType="end"/>
+            </w:r>
+          </w:hyperlink>
+        </w:p>
+        <w:p>
+          <w:pPr>
+            <w:pStyle w:val="TOC2"/>
+            <w:tabs>
+              <w:tab w:val="right" w:leader="dot" w:pos="9016"/>
+            </w:tabs>
+            <w:rPr>
+              <w:rFonts w:eastAsiaTheme="minorEastAsia"/>
+              <w:noProof/>
+              <w:sz w:val="24"/>
+              <w:szCs w:val="24"/>
+              <w:lang w:val="en-GB" w:eastAsia="en-GB" w:bidi="ar-SA"/>
+            </w:rPr>
+          </w:pPr>
+          <w:hyperlink w:anchor="_Toc224162755" w:history="1">
+            <w:r>
+              <w:rPr>
+                <w:rStyle w:val="Hyperlink"/>
+                <w:rFonts w:ascii="Times New Roman" w:eastAsia="Times New Roman" w:hAnsi="Times New Roman" w:cs="Times New Roman"/>
+                <w:b/>
+                <w:bCs/>
+                <w:noProof/>
+                <w:kern w:val="0"/>
+                <w:lang w:val="en-GB" w:eastAsia="en-GB"/>
+                <w14:ligatures w14:val="none"/>
+              </w:rPr>
+              <w:t>B. Procurement Controls</w:t>
+            </w:r>
+            <w:r>
+              <w:rPr>
+                <w:noProof/>
+                <w:webHidden/>
+              </w:rPr>
+              <w:tab/>
+            </w:r>
+            <w:r>
+              <w:rPr>
+                <w:noProof/>
+                <w:webHidden/>
+              </w:rPr>
+              <w:fldChar w:fldCharType="begin"/>
+            </w:r>
+            <w:r>
+              <w:rPr>
+                <w:noProof/>
+                <w:webHidden/>
+              </w:rPr>
+              <w:instrText xml:space="preserve"> PAGEREF _Toc224162755 \h </w:instrText>
+            </w:r>
+            <w:r>
+              <w:rPr>
+                <w:noProof/>
+                <w:webHidden/>
+              </w:rPr>
+            </w:r>
+            <w:r>
+              <w:rPr>
+                <w:noProof/>
+                <w:webHidden/>
+              </w:rPr>
+              <w:fldChar w:fldCharType="separate"/>
+            </w:r>
+            <w:r>
+              <w:rPr>
+                <w:noProof/>
+                <w:webHidden/>
+              </w:rPr>
+              <w:t>6</w:t>
+            </w:r>
+            <w:r>
+              <w:rPr>
+                <w:noProof/>
+                <w:webHidden/>
+              </w:rPr>
+              <w:fldChar w:fldCharType="end"/>
+            </w:r>
+          </w:hyperlink>
+        </w:p>
+        <w:p>
+          <w:pPr>
+            <w:pStyle w:val="TOC2"/>
+            <w:tabs>
+              <w:tab w:val="right" w:leader="dot" w:pos="9016"/>
+            </w:tabs>
+            <w:rPr>
+              <w:rFonts w:eastAsiaTheme="minorEastAsia"/>
+              <w:noProof/>
+              <w:sz w:val="24"/>
+              <w:szCs w:val="24"/>
+              <w:lang w:val="en-GB" w:eastAsia="en-GB" w:bidi="ar-SA"/>
+            </w:rPr>
+          </w:pPr>
+          <w:hyperlink w:anchor="_Toc224162756" w:history="1">
+            <w:r>
+              <w:rPr>
+                <w:rStyle w:val="Hyperlink"/>
+                <w:rFonts w:ascii="Times New Roman" w:eastAsia="Times New Roman" w:hAnsi="Times New Roman" w:cs="Times New Roman"/>
+                <w:b/>
+                <w:bCs/>
+                <w:noProof/>
+                <w:kern w:val="0"/>
+                <w:lang w:val="en-GB" w:eastAsia="en-GB"/>
+                <w14:ligatures w14:val="none"/>
+              </w:rPr>
+              <w:t>C. HR Controls</w:t>
+            </w:r>
+            <w:r>
+              <w:rPr>
+                <w:noProof/>
+                <w:webHidden/>
+              </w:rPr>
+              <w:tab/>
+            </w:r>
+            <w:r>
+              <w:rPr>
+                <w:noProof/>
+                <w:webHidden/>
+              </w:rPr>
+              <w:fldChar w:fldCharType="begin"/>
+            </w:r>
+            <w:r>
+              <w:rPr>
+                <w:noProof/>
+                <w:webHidden/>
+              </w:rPr>
+              <w:instrText xml:space="preserve"> PAGEREF _Toc224162756 \h </w:instrText>
+            </w:r>
+            <w:r>
+              <w:rPr>
+                <w:noProof/>
+                <w:webHidden/>
+              </w:rPr>
+            </w:r>
+            <w:r>
+              <w:rPr>
+                <w:noProof/>
+                <w:webHidden/>
+              </w:rPr>
+              <w:fldChar w:fldCharType="separate"/>
+            </w:r>
+            <w:r>
+              <w:rPr>
+                <w:noProof/>
+                <w:webHidden/>
+              </w:rPr>
+              <w:t>7</w:t>
+            </w:r>
+            <w:r>
+              <w:rPr>
+                <w:noProof/>
+                <w:webHidden/>
+              </w:rPr>
+              <w:fldChar w:fldCharType="end"/>
+            </w:r>
+          </w:hyperlink>
+        </w:p>
+        <w:p>
+          <w:pPr>
+            <w:pStyle w:val="TOC2"/>
+            <w:tabs>
+              <w:tab w:val="right" w:leader="dot" w:pos="9016"/>
+            </w:tabs>
+            <w:rPr>
+              <w:rFonts w:eastAsiaTheme="minorEastAsia"/>
+              <w:noProof/>
+              <w:sz w:val="24"/>
+              <w:szCs w:val="24"/>
+              <w:lang w:val="en-GB" w:eastAsia="en-GB" w:bidi="ar-SA"/>
+            </w:rPr>
+          </w:pPr>
+          <w:hyperlink w:anchor="_Toc224162757" w:history="1">
+            <w:r>
+              <w:rPr>
+                <w:rStyle w:val="Hyperlink"/>
+                <w:rFonts w:ascii="Times New Roman" w:eastAsia="Times New Roman" w:hAnsi="Times New Roman" w:cs="Times New Roman"/>
+                <w:b/>
+                <w:bCs/>
+                <w:noProof/>
+                <w:kern w:val="0"/>
+                <w:lang w:val="en-GB" w:eastAsia="en-GB"/>
+                <w14:ligatures w14:val="none"/>
+              </w:rPr>
+              <w:t>D. IT Controls</w:t>
+            </w:r>
+            <w:r>
+              <w:rPr>
+                <w:noProof/>
+                <w:webHidden/>
+              </w:rPr>
+              <w:tab/>
+            </w:r>
+            <w:r>
+              <w:rPr>
+                <w:noProof/>
+                <w:webHidden/>
+              </w:rPr>
+              <w:fldChar w:fldCharType="begin"/>
+            </w:r>
+            <w:r>
+              <w:rPr>
+                <w:noProof/>
+                <w:webHidden/>
+              </w:rPr>
+              <w:instrText xml:space="preserve"> PAGEREF _Toc224162757 \h </w:instrText>
+            </w:r>
+            <w:r>
+              <w:rPr>
+                <w:noProof/>
+                <w:webHidden/>
+              </w:rPr>
+            </w:r>
+            <w:r>
+              <w:rPr>
+                <w:noProof/>
+                <w:webHidden/>
+              </w:rPr>
+              <w:fldChar w:fldCharType="separate"/>
+            </w:r>
+            <w:r>
+              <w:rPr>
+                <w:noProof/>
+                <w:webHidden/>
+              </w:rPr>
+              <w:t>7</w:t>
+            </w:r>
+            <w:r>
+              <w:rPr>
+                <w:noProof/>
+                <w:webHidden/>
+              </w:rPr>
+              <w:fldChar w:fldCharType="end"/>
+            </w:r>
+          </w:hyperlink>
+        </w:p>
+        <w:p>
+          <w:pPr>
+            <w:pStyle w:val="TOC2"/>
+            <w:tabs>
+              <w:tab w:val="left" w:pos="720"/>
+              <w:tab w:val="right" w:leader="dot" w:pos="9016"/>
+            </w:tabs>
+            <w:rPr>
+              <w:rFonts w:eastAsiaTheme="minorEastAsia"/>
+              <w:noProof/>
+              <w:sz w:val="24"/>
+              <w:szCs w:val="24"/>
+              <w:lang w:val="en-GB" w:eastAsia="en-GB" w:bidi="ar-SA"/>
+            </w:rPr>
+          </w:pPr>
+          <w:hyperlink w:anchor="_Toc224162758" w:history="1">
+            <w:r>
+              <w:rPr>
+                <w:rStyle w:val="Hyperlink"/>
+                <w:rFonts w:ascii="Times New Roman" w:eastAsia="Times New Roman" w:hAnsi="Times New Roman" w:cs="Times New Roman"/>
+                <w:b/>
+                <w:bCs/>
+                <w:noProof/>
+                <w:kern w:val="0"/>
+                <w:lang w:val="en-GB" w:eastAsia="en-GB"/>
+                <w14:ligatures w14:val="none"/>
+              </w:rPr>
+              <w:t>8-</w:t>
+            </w:r>
+            <w:r>
+              <w:rPr>
+                <w:rFonts w:eastAsiaTheme="minorEastAsia"/>
+                <w:noProof/>
+                <w:sz w:val="24"/>
+                <w:szCs w:val="24"/>
+                <w:lang w:val="en-GB" w:eastAsia="en-GB" w:bidi="ar-SA"/>
+              </w:rPr>
+              <w:tab/>
+            </w:r>
+            <w:r>
+              <w:rPr>
+                <w:rStyle w:val="Hyperlink"/>
+                <w:rFonts w:ascii="Times New Roman" w:eastAsia="Times New Roman" w:hAnsi="Times New Roman" w:cs="Times New Roman"/>
+                <w:b/>
+                <w:bCs/>
+                <w:noProof/>
+                <w:kern w:val="0"/>
+                <w:lang w:val="en-GB" w:eastAsia="en-GB"/>
+                <w14:ligatures w14:val="none"/>
+              </w:rPr>
+              <w:t>Fraud Risk Management Framework</w:t>
+            </w:r>
+            <w:r>
+              <w:rPr>
+                <w:noProof/>
+                <w:webHidden/>
+              </w:rPr>
+              <w:tab/>
+            </w:r>
+            <w:r>
+              <w:rPr>
+                <w:noProof/>
+                <w:webHidden/>
+              </w:rPr>
+              <w:fldChar w:fldCharType="begin"/>
+            </w:r>
+            <w:r>
+              <w:rPr>
+                <w:noProof/>
+                <w:webHidden/>
+              </w:rPr>
+              <w:instrText xml:space="preserve"> PAGEREF _Toc224162758 \h </w:instrText>
+            </w:r>
+            <w:r>
+              <w:rPr>
+                <w:noProof/>
+                <w:webHidden/>
+              </w:rPr>
+            </w:r>
+            <w:r>
+              <w:rPr>
+                <w:noProof/>
+                <w:webHidden/>
+              </w:rPr>
+              <w:fldChar w:fldCharType="separate"/>
+            </w:r>
+            <w:r>
+              <w:rPr>
+                <w:noProof/>
+                <w:webHidden/>
+              </w:rPr>
+              <w:t>7</w:t>
+            </w:r>
+            <w:r>
+              <w:rPr>
+                <w:noProof/>
+                <w:webHidden/>
+              </w:rPr>
+              <w:fldChar w:fldCharType="end"/>
+            </w:r>
+          </w:hyperlink>
+        </w:p>
+        <w:p>
+          <w:pPr>
+            <w:pStyle w:val="TOC2"/>
+            <w:tabs>
+              <w:tab w:val="left" w:pos="720"/>
+              <w:tab w:val="right" w:leader="dot" w:pos="9016"/>
+            </w:tabs>
+            <w:rPr>
+              <w:rFonts w:eastAsiaTheme="minorEastAsia"/>
+              <w:noProof/>
+              <w:sz w:val="24"/>
+              <w:szCs w:val="24"/>
+              <w:lang w:val="en-GB" w:eastAsia="en-GB" w:bidi="ar-SA"/>
+            </w:rPr>
+          </w:pPr>
+          <w:hyperlink w:anchor="_Toc224162759" w:history="1">
+            <w:r>
+              <w:rPr>
+                <w:rStyle w:val="Hyperlink"/>
+                <w:rFonts w:ascii="Times New Roman" w:eastAsia="Times New Roman" w:hAnsi="Times New Roman" w:cs="Times New Roman"/>
+                <w:b/>
+                <w:bCs/>
+                <w:noProof/>
+                <w:kern w:val="0"/>
+                <w:lang w:val="en-GB" w:eastAsia="en-GB"/>
+                <w14:ligatures w14:val="none"/>
+              </w:rPr>
+              <w:t>9-</w:t>
+            </w:r>
+            <w:r>
+              <w:rPr>
+                <w:rFonts w:eastAsiaTheme="minorEastAsia"/>
+                <w:noProof/>
+                <w:sz w:val="24"/>
+                <w:szCs w:val="24"/>
+                <w:lang w:val="en-GB" w:eastAsia="en-GB" w:bidi="ar-SA"/>
+              </w:rPr>
+              <w:tab/>
+            </w:r>
+            <w:r>
+              <w:rPr>
+                <w:rStyle w:val="Hyperlink"/>
+                <w:rFonts w:ascii="Times New Roman" w:eastAsia="Times New Roman" w:hAnsi="Times New Roman" w:cs="Times New Roman"/>
+                <w:b/>
+                <w:bCs/>
+                <w:noProof/>
+                <w:kern w:val="0"/>
+                <w:lang w:val="en-GB" w:eastAsia="en-GB"/>
+                <w14:ligatures w14:val="none"/>
+              </w:rPr>
+              <w:t>KPI Dashboard – Internal Control &amp; Audit</w:t>
+            </w:r>
+            <w:r>
+              <w:rPr>
+                <w:noProof/>
+                <w:webHidden/>
+              </w:rPr>
+              <w:tab/>
+            </w:r>
+            <w:r>
+              <w:rPr>
+                <w:noProof/>
+                <w:webHidden/>
+              </w:rPr>
+              <w:fldChar w:fldCharType="begin"/>
+            </w:r>
+            <w:r>
+              <w:rPr>
+                <w:noProof/>
+                <w:webHidden/>
+              </w:rPr>
+              <w:instrText xml:space="preserve"> PAGEREF _Toc224162759 \h </w:instrText>
+            </w:r>
+            <w:r>
+              <w:rPr>
+                <w:noProof/>
+                <w:webHidden/>
+              </w:rPr>
+            </w:r>
+            <w:r>
+              <w:rPr>
+                <w:noProof/>
+                <w:webHidden/>
+              </w:rPr>
+              <w:fldChar w:fldCharType="separate"/>
+            </w:r>
+            <w:r>
+              <w:rPr>
+                <w:noProof/>
+                <w:webHidden/>
+              </w:rPr>
+              <w:t>8</w:t>
+            </w:r>
+            <w:r>
+              <w:rPr>
+                <w:noProof/>
+                <w:webHidden/>
+              </w:rPr>
+              <w:fldChar w:fldCharType="end"/>
+            </w:r>
+          </w:hyperlink>
+        </w:p>
+        <w:p>
+          <w:pPr>
+            <w:pStyle w:val="TOC2"/>
+            <w:tabs>
+              <w:tab w:val="left" w:pos="960"/>
+              <w:tab w:val="right" w:leader="dot" w:pos="9016"/>
+            </w:tabs>
+            <w:rPr>
+              <w:rFonts w:eastAsiaTheme="minorEastAsia"/>
+              <w:noProof/>
+              <w:sz w:val="24"/>
+              <w:szCs w:val="24"/>
+              <w:lang w:val="en-GB" w:eastAsia="en-GB" w:bidi="ar-SA"/>
+            </w:rPr>
+          </w:pPr>
+          <w:hyperlink w:anchor="_Toc224162760" w:history="1">
+            <w:r>
+              <w:rPr>
+                <w:rStyle w:val="Hyperlink"/>
+                <w:rFonts w:ascii="Times New Roman" w:eastAsia="Times New Roman" w:hAnsi="Times New Roman" w:cs="Times New Roman"/>
+                <w:b/>
+                <w:bCs/>
+                <w:noProof/>
+                <w:kern w:val="0"/>
+                <w:lang w:val="en-GB" w:eastAsia="en-GB"/>
+                <w14:ligatures w14:val="none"/>
+              </w:rPr>
+              <w:t>10-</w:t>
+            </w:r>
+            <w:r>
+              <w:rPr>
+                <w:rFonts w:eastAsiaTheme="minorEastAsia"/>
+                <w:noProof/>
+                <w:sz w:val="24"/>
+                <w:szCs w:val="24"/>
+                <w:lang w:val="en-GB" w:eastAsia="en-GB" w:bidi="ar-SA"/>
+              </w:rPr>
+              <w:tab/>
+            </w:r>
+            <w:r>
+              <w:rPr>
+                <w:rStyle w:val="Hyperlink"/>
+                <w:rFonts w:ascii="Times New Roman" w:eastAsia="Times New Roman" w:hAnsi="Times New Roman" w:cs="Times New Roman"/>
+                <w:b/>
+                <w:bCs/>
+                <w:noProof/>
+                <w:kern w:val="0"/>
+                <w:lang w:val="en-GB" w:eastAsia="en-GB"/>
+                <w14:ligatures w14:val="none"/>
+              </w:rPr>
+              <w:t>SAP / ERP Control Points (If SAP Used)</w:t>
+            </w:r>
+            <w:r>
+              <w:rPr>
+                <w:noProof/>
+                <w:webHidden/>
+              </w:rPr>
+              <w:tab/>
+            </w:r>
+            <w:r>
+              <w:rPr>
+                <w:noProof/>
+                <w:webHidden/>
+              </w:rPr>
+              <w:fldChar w:fldCharType="begin"/>
+            </w:r>
+            <w:r>
+              <w:rPr>
+                <w:noProof/>
+                <w:webHidden/>
+              </w:rPr>
+              <w:instrText xml:space="preserve"> PAGEREF _Toc224162760 \h </w:instrText>
+            </w:r>
+            <w:r>
+              <w:rPr>
+                <w:noProof/>
+                <w:webHidden/>
+              </w:rPr>
+            </w:r>
+            <w:r>
+              <w:rPr>
+                <w:noProof/>
+                <w:webHidden/>
+              </w:rPr>
+              <w:fldChar w:fldCharType="separate"/>
+            </w:r>
+            <w:r>
+              <w:rPr>
+                <w:noProof/>
+                <w:webHidden/>
+              </w:rPr>
+              <w:t>9</w:t>
+            </w:r>
+            <w:r>
+              <w:rPr>
+                <w:noProof/>
+                <w:webHidden/>
+              </w:rPr>
+              <w:fldChar w:fldCharType="end"/>
+            </w:r>
+          </w:hyperlink>
+        </w:p>
+        <w:p>
+          <w:pPr>
+            <w:pStyle w:val="TOC2"/>
+            <w:tabs>
+              <w:tab w:val="left" w:pos="960"/>
+              <w:tab w:val="right" w:leader="dot" w:pos="9016"/>
+            </w:tabs>
+            <w:rPr>
+              <w:rFonts w:eastAsiaTheme="minorEastAsia"/>
+              <w:noProof/>
+              <w:sz w:val="24"/>
+              <w:szCs w:val="24"/>
+              <w:lang w:val="en-GB" w:eastAsia="en-GB" w:bidi="ar-SA"/>
+            </w:rPr>
+          </w:pPr>
+          <w:hyperlink w:anchor="_Toc224162761" w:history="1">
+            <w:r>
+              <w:rPr>
+                <w:rStyle w:val="Hyperlink"/>
+                <w:rFonts w:ascii="Times New Roman" w:eastAsia="Times New Roman" w:hAnsi="Times New Roman" w:cs="Times New Roman"/>
+                <w:b/>
+                <w:bCs/>
+                <w:noProof/>
+                <w:kern w:val="0"/>
+                <w:lang w:val="en-GB" w:eastAsia="en-GB"/>
+                <w14:ligatures w14:val="none"/>
+              </w:rPr>
+              <w:t>11-</w:t>
+            </w:r>
+            <w:r>
+              <w:rPr>
+                <w:rFonts w:eastAsiaTheme="minorEastAsia"/>
+                <w:noProof/>
+                <w:sz w:val="24"/>
+                <w:szCs w:val="24"/>
+                <w:lang w:val="en-GB" w:eastAsia="en-GB" w:bidi="ar-SA"/>
+              </w:rPr>
+              <w:tab/>
+            </w:r>
+            <w:r>
+              <w:rPr>
+                <w:rStyle w:val="Hyperlink"/>
+                <w:rFonts w:ascii="Times New Roman" w:eastAsia="Times New Roman" w:hAnsi="Times New Roman" w:cs="Times New Roman"/>
+                <w:b/>
+                <w:bCs/>
+                <w:noProof/>
+                <w:kern w:val="0"/>
+                <w:lang w:val="en-GB" w:eastAsia="en-GB"/>
+                <w14:ligatures w14:val="none"/>
+              </w:rPr>
+              <w:t>Forms &amp; Templates (Standardized Codes)</w:t>
+            </w:r>
+            <w:r>
+              <w:rPr>
+                <w:noProof/>
+                <w:webHidden/>
+              </w:rPr>
+              <w:tab/>
+            </w:r>
+            <w:r>
+              <w:rPr>
+                <w:noProof/>
+                <w:webHidden/>
+              </w:rPr>
+              <w:fldChar w:fldCharType="begin"/>
+            </w:r>
+            <w:r>
+              <w:rPr>
+                <w:noProof/>
+                <w:webHidden/>
+              </w:rPr>
+              <w:instrText xml:space="preserve"> PAGEREF _Toc224162761 \h </w:instrText>
+            </w:r>
+            <w:r>
+              <w:rPr>
+                <w:noProof/>
+                <w:webHidden/>
+              </w:rPr>
+            </w:r>
+            <w:r>
+              <w:rPr>
+                <w:noProof/>
+                <w:webHidden/>
+              </w:rPr>
+              <w:fldChar w:fldCharType="separate"/>
+            </w:r>
+            <w:r>
+              <w:rPr>
+                <w:noProof/>
+                <w:webHidden/>
+              </w:rPr>
+              <w:t>9</w:t>
+            </w:r>
+            <w:r>
+              <w:rPr>
+                <w:noProof/>
+                <w:webHidden/>
+              </w:rPr>
+              <w:fldChar w:fldCharType="end"/>
+            </w:r>
+          </w:hyperlink>
+        </w:p>
+        <w:p>
+          <w:pPr>
+            <w:pStyle w:val="TOC2"/>
+            <w:tabs>
+              <w:tab w:val="left" w:pos="960"/>
+              <w:tab w:val="right" w:leader="dot" w:pos="9016"/>
+            </w:tabs>
+            <w:rPr>
+              <w:rFonts w:eastAsiaTheme="minorEastAsia"/>
+              <w:noProof/>
+              <w:sz w:val="24"/>
+              <w:szCs w:val="24"/>
+              <w:lang w:val="en-GB" w:eastAsia="en-GB" w:bidi="ar-SA"/>
+            </w:rPr>
+          </w:pPr>
+          <w:hyperlink w:anchor="_Toc224162762" w:history="1">
+            <w:r>
+              <w:rPr>
+                <w:rStyle w:val="Hyperlink"/>
+                <w:rFonts w:ascii="Times New Roman" w:eastAsia="Times New Roman" w:hAnsi="Times New Roman" w:cs="Times New Roman"/>
+                <w:b/>
+                <w:bCs/>
+                <w:noProof/>
+                <w:kern w:val="0"/>
+                <w:lang w:val="en-GB" w:eastAsia="en-GB"/>
+                <w14:ligatures w14:val="none"/>
+              </w:rPr>
+              <w:t>12-</w:t>
+            </w:r>
+            <w:r>
+              <w:rPr>
+                <w:rFonts w:eastAsiaTheme="minorEastAsia"/>
+                <w:noProof/>
+                <w:sz w:val="24"/>
+                <w:szCs w:val="24"/>
+                <w:lang w:val="en-GB" w:eastAsia="en-GB" w:bidi="ar-SA"/>
+              </w:rPr>
+              <w:tab/>
+            </w:r>
+            <w:r>
+              <w:rPr>
+                <w:rStyle w:val="Hyperlink"/>
+                <w:rFonts w:ascii="Times New Roman" w:eastAsia="Times New Roman" w:hAnsi="Times New Roman" w:cs="Times New Roman"/>
+                <w:b/>
+                <w:bCs/>
+                <w:noProof/>
+                <w:kern w:val="0"/>
+                <w:lang w:val="en-GB" w:eastAsia="en-GB"/>
+                <w14:ligatures w14:val="none"/>
+              </w:rPr>
+              <w:t>Governance Reporting Structure</w:t>
+            </w:r>
+            <w:r>
+              <w:rPr>
+                <w:noProof/>
+                <w:webHidden/>
+              </w:rPr>
+              <w:tab/>
+            </w:r>
+            <w:r>
+              <w:rPr>
+                <w:noProof/>
+                <w:webHidden/>
+              </w:rPr>
+              <w:fldChar w:fldCharType="begin"/>
+            </w:r>
+            <w:r>
+              <w:rPr>
+                <w:noProof/>
+                <w:webHidden/>
+              </w:rPr>
+              <w:instrText xml:space="preserve"> PAGEREF _Toc224162762 \h </w:instrText>
+            </w:r>
+            <w:r>
+              <w:rPr>
+                <w:noProof/>
+                <w:webHidden/>
+              </w:rPr>
+            </w:r>
+            <w:r>
+              <w:rPr>
+                <w:noProof/>
+                <w:webHidden/>
+              </w:rPr>
+              <w:fldChar w:fldCharType="separate"/>
+            </w:r>
+            <w:r>
+              <w:rPr>
+                <w:noProof/>
+                <w:webHidden/>
+              </w:rPr>
+              <w:t>9</w:t>
+            </w:r>
+            <w:r>
+              <w:rPr>
+                <w:noProof/>
+                <w:webHidden/>
+              </w:rPr>
+              <w:fldChar w:fldCharType="end"/>
+            </w:r>
+          </w:hyperlink>
+        </w:p>
+        <w:p>
+          <w:pPr>
+            <w:pStyle w:val="TOC2"/>
+            <w:tabs>
+              <w:tab w:val="left" w:pos="960"/>
+              <w:tab w:val="right" w:leader="dot" w:pos="9016"/>
+            </w:tabs>
+            <w:rPr>
+              <w:rFonts w:eastAsiaTheme="minorEastAsia"/>
+              <w:noProof/>
+              <w:sz w:val="24"/>
+              <w:szCs w:val="24"/>
+              <w:lang w:val="en-GB" w:eastAsia="en-GB" w:bidi="ar-SA"/>
+            </w:rPr>
+          </w:pPr>
+          <w:hyperlink w:anchor="_Toc224162763" w:history="1">
+            <w:r>
+              <w:rPr>
+                <w:rStyle w:val="Hyperlink"/>
+                <w:rFonts w:ascii="Times New Roman" w:eastAsia="Times New Roman" w:hAnsi="Times New Roman" w:cs="Times New Roman"/>
+                <w:b/>
+                <w:bCs/>
+                <w:noProof/>
+                <w:kern w:val="0"/>
+                <w:lang w:val="en-GB" w:eastAsia="en-GB"/>
+                <w14:ligatures w14:val="none"/>
+              </w:rPr>
+              <w:t>13-</w:t>
+            </w:r>
+            <w:r>
+              <w:rPr>
+                <w:rFonts w:eastAsiaTheme="minorEastAsia"/>
+                <w:noProof/>
+                <w:sz w:val="24"/>
+                <w:szCs w:val="24"/>
+                <w:lang w:val="en-GB" w:eastAsia="en-GB" w:bidi="ar-SA"/>
+              </w:rPr>
+              <w:tab/>
+            </w:r>
+            <w:r>
+              <w:rPr>
+                <w:rStyle w:val="Hyperlink"/>
+                <w:rFonts w:ascii="Times New Roman" w:eastAsia="Times New Roman" w:hAnsi="Times New Roman" w:cs="Times New Roman"/>
+                <w:b/>
+                <w:bCs/>
+                <w:noProof/>
+                <w:kern w:val="0"/>
+                <w:lang w:val="en-GB" w:eastAsia="en-GB"/>
+                <w14:ligatures w14:val="none"/>
+              </w:rPr>
+              <w:t>Maturity Levels (Control Effectiveness Scale)</w:t>
+            </w:r>
+            <w:r>
+              <w:rPr>
+                <w:noProof/>
+                <w:webHidden/>
+              </w:rPr>
+              <w:tab/>
+            </w:r>
+            <w:r>
+              <w:rPr>
+                <w:noProof/>
+                <w:webHidden/>
+              </w:rPr>
+              <w:fldChar w:fldCharType="begin"/>
+            </w:r>
+            <w:r>
+              <w:rPr>
+                <w:noProof/>
+                <w:webHidden/>
+              </w:rPr>
+              <w:instrText xml:space="preserve"> PAGEREF _Toc224162763 \h </w:instrText>
+            </w:r>
+            <w:r>
+              <w:rPr>
+                <w:noProof/>
+                <w:webHidden/>
+              </w:rPr>
+            </w:r>
+            <w:r>
+              <w:rPr>
+                <w:noProof/>
+                <w:webHidden/>
+              </w:rPr>
+              <w:fldChar w:fldCharType="separate"/>
+            </w:r>
+            <w:r>
+              <w:rPr>
+                <w:noProof/>
+                <w:webHidden/>
+              </w:rPr>
+              <w:t>9</w:t>
+            </w:r>
+            <w:r>
+              <w:rPr>
+                <w:noProof/>
+                <w:webHidden/>
+              </w:rPr>
+              <w:fldChar w:fldCharType="end"/>
+            </w:r>
+          </w:hyperlink>
+        </w:p>
+        <w:p>
+          <w:pPr>
+            <w:pStyle w:val="TOC2"/>
+            <w:tabs>
+              <w:tab w:val="left" w:pos="960"/>
+              <w:tab w:val="right" w:leader="dot" w:pos="9016"/>
+            </w:tabs>
+            <w:rPr>
+              <w:rFonts w:eastAsiaTheme="minorEastAsia"/>
+              <w:noProof/>
+              <w:sz w:val="24"/>
+              <w:szCs w:val="24"/>
+              <w:lang w:val="en-GB" w:eastAsia="en-GB" w:bidi="ar-SA"/>
+            </w:rPr>
+          </w:pPr>
+          <w:hyperlink w:anchor="_Toc224162764" w:history="1">
+            <w:r>
+              <w:rPr>
+                <w:rStyle w:val="Hyperlink"/>
+                <w:rFonts w:ascii="Times New Roman" w:eastAsia="Times New Roman" w:hAnsi="Times New Roman" w:cs="Times New Roman"/>
+                <w:b/>
+                <w:bCs/>
+                <w:noProof/>
+                <w:kern w:val="0"/>
+                <w:lang w:val="en-GB" w:eastAsia="en-GB"/>
+                <w14:ligatures w14:val="none"/>
+              </w:rPr>
+              <w:t>14-</w:t>
+            </w:r>
+            <w:r>
+              <w:rPr>
+                <w:rFonts w:eastAsiaTheme="minorEastAsia"/>
+                <w:noProof/>
+                <w:sz w:val="24"/>
+                <w:szCs w:val="24"/>
+                <w:lang w:val="en-GB" w:eastAsia="en-GB" w:bidi="ar-SA"/>
+              </w:rPr>
+              <w:tab/>
+            </w:r>
+            <w:r>
+              <w:rPr>
+                <w:rStyle w:val="Hyperlink"/>
+                <w:rFonts w:ascii="Times New Roman" w:eastAsia="Times New Roman" w:hAnsi="Times New Roman" w:cs="Times New Roman"/>
+                <w:b/>
+                <w:bCs/>
+                <w:noProof/>
+                <w:kern w:val="0"/>
+                <w:lang w:val="en-GB" w:eastAsia="en-GB"/>
+                <w14:ligatures w14:val="none"/>
+              </w:rPr>
+              <w:t xml:space="preserve">Audit </w:t>
+            </w:r>
+            <w:r>
+              <w:rPr>
+                <w:rStyle w:val="Hyperlink"/>
+                <w:rFonts w:ascii="Times New Roman" w:eastAsia="Times New Roman" w:hAnsi="Times New Roman" w:cs="Times New Roman"/>
+                <w:b/>
+                <w:bCs/>
+                <w:noProof/>
+                <w:kern w:val="36"/>
+                <w:lang w:val="en-GB" w:eastAsia="en-GB"/>
+                <w14:ligatures w14:val="none"/>
+              </w:rPr>
+              <w:t>Committee</w:t>
+            </w:r>
+            <w:r>
+              <w:rPr>
+                <w:rStyle w:val="Hyperlink"/>
+                <w:rFonts w:ascii="Times New Roman" w:eastAsia="Times New Roman" w:hAnsi="Times New Roman" w:cs="Times New Roman"/>
+                <w:b/>
+                <w:bCs/>
+                <w:noProof/>
+                <w:kern w:val="0"/>
+                <w:lang w:val="en-GB" w:eastAsia="en-GB"/>
+                <w14:ligatures w14:val="none"/>
+              </w:rPr>
+              <w:t xml:space="preserve"> Oversight Responsibilities</w:t>
+            </w:r>
+            <w:r>
+              <w:rPr>
+                <w:noProof/>
+                <w:webHidden/>
+              </w:rPr>
+              <w:tab/>
+            </w:r>
+            <w:r>
+              <w:rPr>
+                <w:noProof/>
+                <w:webHidden/>
+              </w:rPr>
+              <w:fldChar w:fldCharType="begin"/>
+            </w:r>
+            <w:r>
+              <w:rPr>
+                <w:noProof/>
+                <w:webHidden/>
+              </w:rPr>
+              <w:instrText xml:space="preserve"> PAGEREF _Toc224162764 \h </w:instrText>
+            </w:r>
+            <w:r>
+              <w:rPr>
+                <w:noProof/>
+                <w:webHidden/>
+              </w:rPr>
+            </w:r>
+            <w:r>
+              <w:rPr>
+                <w:noProof/>
+                <w:webHidden/>
+              </w:rPr>
+              <w:fldChar w:fldCharType="separate"/>
+            </w:r>
+            <w:r>
+              <w:rPr>
+                <w:noProof/>
+                <w:webHidden/>
+              </w:rPr>
+              <w:t>10</w:t>
+            </w:r>
+            <w:r>
+              <w:rPr>
+                <w:noProof/>
+                <w:webHidden/>
+              </w:rPr>
+              <w:fldChar w:fldCharType="end"/>
+            </w:r>
+          </w:hyperlink>
+        </w:p>
+        <w:p>
+          <w:pPr>
+            <w:pStyle w:val="TOC2"/>
+            <w:tabs>
+              <w:tab w:val="left" w:pos="960"/>
+              <w:tab w:val="right" w:leader="dot" w:pos="9016"/>
+            </w:tabs>
+            <w:rPr>
+              <w:rFonts w:eastAsiaTheme="minorEastAsia"/>
+              <w:noProof/>
+              <w:sz w:val="24"/>
+              <w:szCs w:val="24"/>
+              <w:lang w:val="en-GB" w:eastAsia="en-GB" w:bidi="ar-SA"/>
+            </w:rPr>
+          </w:pPr>
+          <w:hyperlink w:anchor="_Toc224162765" w:history="1">
+            <w:r>
+              <w:rPr>
+                <w:rStyle w:val="Hyperlink"/>
+                <w:rFonts w:ascii="Times New Roman" w:eastAsia="Times New Roman" w:hAnsi="Times New Roman" w:cs="Times New Roman"/>
+                <w:b/>
+                <w:bCs/>
+                <w:noProof/>
+                <w:kern w:val="36"/>
+                <w:lang w:val="en-GB" w:eastAsia="en-GB"/>
+                <w14:ligatures w14:val="none"/>
+              </w:rPr>
+              <w:t>15-</w:t>
+            </w:r>
+            <w:r>
+              <w:rPr>
+                <w:rFonts w:eastAsiaTheme="minorEastAsia"/>
+                <w:noProof/>
+                <w:sz w:val="24"/>
+                <w:szCs w:val="24"/>
+                <w:lang w:val="en-GB" w:eastAsia="en-GB" w:bidi="ar-SA"/>
+              </w:rPr>
+              <w:tab/>
+            </w:r>
+            <w:r>
+              <w:rPr>
+                <w:rStyle w:val="Hyperlink"/>
+                <w:rFonts w:ascii="Times New Roman" w:eastAsia="Times New Roman" w:hAnsi="Times New Roman" w:cs="Times New Roman"/>
+                <w:b/>
+                <w:bCs/>
+                <w:noProof/>
+                <w:kern w:val="36"/>
+                <w:lang w:val="en-GB" w:eastAsia="en-GB"/>
+                <w14:ligatures w14:val="none"/>
+              </w:rPr>
+              <w:t>Integration with Other RAM Sections</w:t>
+            </w:r>
+            <w:r>
+              <w:rPr>
+                <w:noProof/>
+                <w:webHidden/>
+              </w:rPr>
+              <w:tab/>
+            </w:r>
+            <w:r>
+              <w:rPr>
+                <w:noProof/>
+                <w:webHidden/>
+              </w:rPr>
+              <w:fldChar w:fldCharType="begin"/>
+            </w:r>
+            <w:r>
+              <w:rPr>
+                <w:noProof/>
+                <w:webHidden/>
+              </w:rPr>
+              <w:instrText xml:space="preserve"> PAGEREF _Toc224162765 \h </w:instrText>
+            </w:r>
+            <w:r>
+              <w:rPr>
+                <w:noProof/>
+                <w:webHidden/>
+              </w:rPr>
+            </w:r>
+            <w:r>
+              <w:rPr>
+                <w:noProof/>
+                <w:webHidden/>
+              </w:rPr>
+              <w:fldChar w:fldCharType="separate"/>
+            </w:r>
+            <w:r>
+              <w:rPr>
+                <w:noProof/>
+                <w:webHidden/>
+              </w:rPr>
+              <w:t>10</w:t>
+            </w:r>
+            <w:r>
+              <w:rPr>
+                <w:noProof/>
+                <w:webHidden/>
+              </w:rPr>
+              <w:fldChar w:fldCharType="end"/>
+            </w:r>
+          </w:hyperlink>
+        </w:p>
+        <w:p>
+          <w:pPr>
+            <w:pStyle w:val="TOC2"/>
+            <w:tabs>
+              <w:tab w:val="left" w:pos="960"/>
+              <w:tab w:val="right" w:leader="dot" w:pos="9016"/>
+            </w:tabs>
+            <w:rPr>
+              <w:rFonts w:eastAsiaTheme="minorEastAsia"/>
+              <w:noProof/>
+              <w:sz w:val="24"/>
+              <w:szCs w:val="24"/>
+              <w:lang w:val="en-GB" w:eastAsia="en-GB" w:bidi="ar-SA"/>
+            </w:rPr>
+          </w:pPr>
+          <w:hyperlink w:anchor="_Toc224162766" w:history="1">
+            <w:r>
+              <w:rPr>
+                <w:rStyle w:val="Hyperlink"/>
+                <w:rFonts w:ascii="Times New Roman" w:eastAsia="Times New Roman" w:hAnsi="Times New Roman" w:cs="Times New Roman"/>
+                <w:b/>
+                <w:bCs/>
+                <w:noProof/>
+                <w:kern w:val="36"/>
+                <w:lang w:val="en-GB" w:eastAsia="en-GB"/>
+                <w14:ligatures w14:val="none"/>
+              </w:rPr>
+              <w:t>16-</w:t>
+            </w:r>
+            <w:r>
+              <w:rPr>
+                <w:rFonts w:eastAsiaTheme="minorEastAsia"/>
+                <w:noProof/>
+                <w:sz w:val="24"/>
+                <w:szCs w:val="24"/>
+                <w:lang w:val="en-GB" w:eastAsia="en-GB" w:bidi="ar-SA"/>
+              </w:rPr>
+              <w:tab/>
+            </w:r>
+            <w:r>
+              <w:rPr>
+                <w:rStyle w:val="Hyperlink"/>
+                <w:rFonts w:ascii="Times New Roman" w:eastAsia="Times New Roman" w:hAnsi="Times New Roman" w:cs="Times New Roman"/>
+                <w:b/>
+                <w:bCs/>
+                <w:noProof/>
+                <w:kern w:val="36"/>
+                <w:lang w:val="en-GB" w:eastAsia="en-GB"/>
+                <w14:ligatures w14:val="none"/>
+              </w:rPr>
+              <w:t>Executive Summary</w:t>
+            </w:r>
+            <w:r>
+              <w:rPr>
+                <w:noProof/>
+                <w:webHidden/>
+              </w:rPr>
+              <w:tab/>
+            </w:r>
+            <w:r>
+              <w:rPr>
+                <w:noProof/>
+                <w:webHidden/>
+              </w:rPr>
+              <w:fldChar w:fldCharType="begin"/>
+            </w:r>
+            <w:r>
+              <w:rPr>
+                <w:noProof/>
+                <w:webHidden/>
+              </w:rPr>
+              <w:instrText xml:space="preserve"> PAGEREF _Toc224162766 \h </w:instrText>
+            </w:r>
+            <w:r>
+              <w:rPr>
+                <w:noProof/>
+                <w:webHidden/>
+              </w:rPr>
+            </w:r>
+            <w:r>
+              <w:rPr>
+                <w:noProof/>
+                <w:webHidden/>
+              </w:rPr>
+              <w:fldChar w:fldCharType="separate"/>
+            </w:r>
+            <w:r>
+              <w:rPr>
+                <w:noProof/>
+                <w:webHidden/>
+              </w:rPr>
+              <w:t>10</w:t>
+            </w:r>
+            <w:r>
+              <w:rPr>
+                <w:noProof/>
+                <w:webHidden/>
+              </w:rPr>
+              <w:fldChar w:fldCharType="end"/>
+            </w:r>
+          </w:hyperlink>
+        </w:p>
+        <w:p>
+          <w:pPr>
+            <w:pStyle w:val="TOC3"/>
+            <w:tabs>
+              <w:tab w:val="right" w:leader="dot" w:pos="9016"/>
+            </w:tabs>
+            <w:rPr>
+              <w:rFonts w:eastAsiaTheme="minorEastAsia"/>
+              <w:noProof/>
+              <w:sz w:val="24"/>
+              <w:szCs w:val="24"/>
+              <w:lang w:val="en-GB" w:eastAsia="en-GB" w:bidi="ar-SA"/>
+            </w:rPr>
+          </w:pPr>
+          <w:hyperlink w:anchor="_Toc224162767" w:history="1">
+            <w:r>
+              <w:rPr>
+                <w:rStyle w:val="Hyperlink"/>
+                <w:noProof/>
+              </w:rPr>
+              <w:t>Forms and templates</w:t>
+            </w:r>
+            <w:r>
+              <w:rPr>
+                <w:noProof/>
+                <w:webHidden/>
+              </w:rPr>
+              <w:tab/>
+            </w:r>
+            <w:r>
+              <w:rPr>
+                <w:noProof/>
+                <w:webHidden/>
+              </w:rPr>
+              <w:fldChar w:fldCharType="begin"/>
+            </w:r>
+            <w:r>
+              <w:rPr>
+                <w:noProof/>
+                <w:webHidden/>
+              </w:rPr>
+              <w:instrText xml:space="preserve"> PAGEREF _Toc224162767 \h </w:instrText>
+            </w:r>
+            <w:r>
+              <w:rPr>
+                <w:noProof/>
+                <w:webHidden/>
+              </w:rPr>
+            </w:r>
+            <w:r>
+              <w:rPr>
+                <w:noProof/>
+                <w:webHidden/>
+              </w:rPr>
+              <w:fldChar w:fldCharType="separate"/>
+            </w:r>
+            <w:r>
+              <w:rPr>
+                <w:noProof/>
+                <w:webHidden/>
+              </w:rPr>
+              <w:t>11</w:t>
+            </w:r>
+            <w:r>
+              <w:rPr>
+                <w:noProof/>
+                <w:webHidden/>
+              </w:rPr>
+              <w:fldChar w:fldCharType="end"/>
+            </w:r>
+          </w:hyperlink>
+        </w:p>
+        <w:p>
+          <w:r>
+            <w:rPr>
+              <w:b/>
+              <w:bCs/>
+              <w:noProof/>
+            </w:rPr>
+            <w:fldChar w:fldCharType="end"/>
+          </w:r>
+        </w:p>
+      </w:sdtContent>
+    </w:sdt>
+    <w:p>
+      <w:pPr>
+        <w:rPr>
+          <w:rFonts w:ascii="Times New Roman" w:eastAsia="Times New Roman" w:hAnsi="Times New Roman" w:cs="Times New Roman"/>
+          <w:b/>
+          <w:bCs/>
+          <w:kern w:val="0"/>
+          <w:sz w:val="24"/>
+          <w:szCs w:val="24"/>
+          <w:lang w:val="en-GB" w:eastAsia="en-GB" w:bidi="ar-SA"/>
+          <w14:ligatures w14:val="none"/>
+        </w:rPr>
+      </w:pPr>
+    </w:p>
+    <w:p>
+      <w:pPr>
+        <w:rPr>
+          <w:rFonts w:ascii="Times New Roman" w:eastAsia="Times New Roman" w:hAnsi="Times New Roman" w:cs="Times New Roman"/>
+          <w:b/>
+          <w:bCs/>
+          <w:kern w:val="0"/>
+          <w:sz w:val="24"/>
+          <w:szCs w:val="24"/>
+          <w:lang w:val="en-GB" w:eastAsia="en-GB" w:bidi="ar-SA"/>
+          <w14:ligatures w14:val="none"/>
+        </w:rPr>
+      </w:pPr>
+    </w:p>
+    <w:p>
+      <w:pPr>
+        <w:shd w:val="clear" w:color="auto" w:fill="0E2841" w:themeFill="text2"/>
+        <w:spacing w:before="100" w:beforeAutospacing="1" w:after="100" w:afterAutospacing="1" w:line="240" w:lineRule="auto"/>
+        <w:rPr>
+          <w:rFonts w:ascii="Times New Roman" w:eastAsia="Times New Roman" w:hAnsi="Times New Roman" w:cs="Times New Roman"/>
+          <w:kern w:val="0"/>
+          <w:sz w:val="24"/>
+          <w:szCs w:val="24"/>
+          <w:lang w:val="en-GB" w:eastAsia="en-GB" w:bidi="ar-SA"/>
+          <w14:ligatures w14:val="none"/>
+        </w:rPr>
+      </w:pPr>
+      <w:r>
+        <w:rPr>
+          <w:rFonts w:ascii="Times New Roman" w:eastAsia="Times New Roman" w:hAnsi="Times New Roman" w:cs="Times New Roman"/>
+          <w:b/>
+          <w:bCs/>
+          <w:kern w:val="0"/>
           <w:sz w:val="24"/>
           <w:szCs w:val="24"/>
           <w:lang w:val="en-GB" w:eastAsia="en-GB" w:bidi="ar-SA"/>
@@ -104,6 +4527,7 @@
           <w:lang w:val="en-GB" w:eastAsia="en-GB" w:bidi="ar-SA"/>
           <w14:ligatures w14:val="none"/>
         </w:rPr>
+        <w:lastRenderedPageBreak/>
         <w:pict w14:anchorId="4A888CB5">
           <v:rect id="_x0000_i1025" style="width:0;height:1.5pt" o:hralign="center" o:hrstd="t" o:hr="t" fillcolor="#a0a0a0" stroked="f"/>
         </w:pict>
@@ -111,6 +4535,11 @@
     </w:p>
     <w:p>
       <w:pPr>
+        <w:pStyle w:val="ListParagraph"/>
+        <w:numPr>
+          <w:ilvl w:val="0"/>
+          <w:numId w:val="21"/>
+        </w:numPr>
         <w:spacing w:before="100" w:beforeAutospacing="1" w:after="100" w:afterAutospacing="1" w:line="240" w:lineRule="auto"/>
         <w:outlineLvl w:val="1"/>
         <w:rPr>
@@ -124,6 +4553,7 @@
           <w14:ligatures w14:val="none"/>
         </w:rPr>
       </w:pPr>
+      <w:bookmarkStart w:id="1" w:name="_Toc224162740"/>
       <w:r>
         <w:rPr>
           <w:rFonts w:ascii="Times New Roman" w:eastAsia="Times New Roman" w:hAnsi="Times New Roman" w:cs="Times New Roman"/>
@@ -135,34 +4565,9 @@
           <w:lang w:val="en-GB" w:eastAsia="en-GB" w:bidi="ar-SA"/>
           <w14:ligatures w14:val="none"/>
         </w:rPr>
-        <w:t>1️</w:t>
-      </w:r>
-      <w:r>
-        <w:rPr>
-          <w:rFonts w:ascii="Segoe UI Symbol" w:eastAsia="Times New Roman" w:hAnsi="Segoe UI Symbol" w:cs="Segoe UI Symbol"/>
-          <w:b/>
-          <w:bCs/>
-          <w:kern w:val="0"/>
-          <w:sz w:val="36"/>
-          <w:szCs w:val="36"/>
-          <w:lang w:val="en-GB" w:eastAsia="en-GB" w:bidi="ar-SA"/>
-          <w14:ligatures w14:val="none"/>
-        </w:rPr>
-        <w:t>⃣</w:t>
-      </w:r>
-      <w:r>
-        <w:rPr>
-          <w:rFonts w:ascii="Times New Roman" w:eastAsia="Times New Roman" w:hAnsi="Times New Roman" w:cs="Times New Roman"/>
-          <w:b/>
-          <w:bCs/>
-          <w:kern w:val="0"/>
-          <w:sz w:val="36"/>
-          <w:szCs w:val="36"/>
-          <w:lang w:val="en-GB" w:eastAsia="en-GB" w:bidi="ar-SA"/>
-          <w14:ligatures w14:val="none"/>
-        </w:rPr>
-        <w:t xml:space="preserve"> Policy Statement</w:t>
-      </w:r>
+        <w:t>Policy Statement</w:t>
+      </w:r>
+      <w:bookmarkEnd w:id="1"/>
     </w:p>
     <w:p>
       <w:pPr>
@@ -488,58 +4893,39 @@
     </w:p>
     <w:p>
       <w:pPr>
+        <w:pStyle w:val="ListParagraph"/>
+        <w:numPr>
+          <w:ilvl w:val="0"/>
+          <w:numId w:val="21"/>
+        </w:numPr>
         <w:spacing w:before="100" w:beforeAutospacing="1" w:after="100" w:afterAutospacing="1" w:line="240" w:lineRule="auto"/>
-        <w:outlineLvl w:val="0"/>
+        <w:outlineLvl w:val="1"/>
         <w:rPr>
           <w:rFonts w:ascii="Times New Roman" w:eastAsia="Times New Roman" w:hAnsi="Times New Roman" w:cs="Times New Roman"/>
           <w:b/>
           <w:bCs/>
-          <w:kern w:val="36"/>
-          <w:sz w:val="48"/>
-          <w:szCs w:val="48"/>
-          <w:lang w:val="en-GB" w:eastAsia="en-GB" w:bidi="ar-SA"/>
-          <w14:ligatures w14:val="none"/>
-        </w:rPr>
-      </w:pPr>
+          <w:kern w:val="0"/>
+          <w:sz w:val="36"/>
+          <w:szCs w:val="36"/>
+          <w:lang w:val="en-GB" w:eastAsia="en-GB" w:bidi="ar-SA"/>
+          <w14:ligatures w14:val="none"/>
+        </w:rPr>
+      </w:pPr>
+      <w:bookmarkStart w:id="2" w:name="_Toc224162741"/>
       <w:r>
         <w:rPr>
           <w:rFonts w:ascii="Times New Roman" w:eastAsia="Times New Roman" w:hAnsi="Times New Roman" w:cs="Times New Roman"/>
           <w:b/>
           <w:bCs/>
-          <w:kern w:val="36"/>
-          <w:sz w:val="48"/>
-          <w:szCs w:val="48"/>
-          <w:lang w:val="en-GB" w:eastAsia="en-GB" w:bidi="ar-SA"/>
-          <w14:ligatures w14:val="none"/>
-        </w:rPr>
-        <w:t>2️</w:t>
-      </w:r>
-      <w:r>
-        <w:rPr>
-          <w:rFonts w:ascii="Segoe UI Symbol" w:eastAsia="Times New Roman" w:hAnsi="Segoe UI Symbol" w:cs="Segoe UI Symbol"/>
-          <w:b/>
-          <w:bCs/>
-          <w:kern w:val="36"/>
-          <w:sz w:val="48"/>
-          <w:szCs w:val="48"/>
-          <w:lang w:val="en-GB" w:eastAsia="en-GB" w:bidi="ar-SA"/>
-          <w14:ligatures w14:val="none"/>
-        </w:rPr>
-        <w:t>⃣</w:t>
-      </w:r>
-      <w:r>
-        <w:rPr>
-          <w:rFonts w:ascii="Times New Roman" w:eastAsia="Times New Roman" w:hAnsi="Times New Roman" w:cs="Times New Roman"/>
-          <w:b/>
-          <w:bCs/>
-          <w:kern w:val="36"/>
-          <w:sz w:val="48"/>
-          <w:szCs w:val="48"/>
-          <w:lang w:val="en-GB" w:eastAsia="en-GB" w:bidi="ar-SA"/>
-          <w14:ligatures w14:val="none"/>
-        </w:rPr>
-        <w:t xml:space="preserve"> Internal Control Architecture (Three Lines Model)</w:t>
-      </w:r>
+          <w:kern w:val="0"/>
+          <w:sz w:val="36"/>
+          <w:szCs w:val="36"/>
+          <w:lang w:val="en-GB" w:eastAsia="en-GB" w:bidi="ar-SA"/>
+          <w14:ligatures w14:val="none"/>
+        </w:rPr>
+        <w:t>Internal Control Architecture (Three Lines Model)</w:t>
+      </w:r>
+      <w:bookmarkEnd w:id="2"/>
     </w:p>
     <w:p>
       <w:pPr>
@@ -557,6 +4943,7 @@
     <w:p>
       <w:pPr>
         <w:spacing w:after="0" w:line="240" w:lineRule="auto"/>
+        <w:jc w:val="center"/>
         <w:rPr>
           <w:rFonts w:ascii="Times New Roman" w:eastAsia="Times New Roman" w:hAnsi="Times New Roman" w:cs="Times New Roman"/>
           <w:kern w:val="0"/>
@@ -576,11 +4963,10 @@
           <w:lang w:val="en-GB" w:eastAsia="en-GB" w:bidi="ar-SA"/>
           <w14:ligatures w14:val="none"/>
         </w:rPr>
-        <w:lastRenderedPageBreak/>
         <w:drawing>
-          <wp:inline distT="0" distB="0" distL="0" distR="0" wp14:anchorId="3EBEE6BE" wp14:editId="59F6E8E4">
-            <wp:extent cx="5366497" cy="4294770"/>
-            <wp:effectExtent l="0" t="0" r="5715" b="0"/>
+          <wp:inline distT="0" distB="0" distL="0" distR="0" wp14:anchorId="3EBEE6BE" wp14:editId="294E9B58">
+            <wp:extent cx="3495675" cy="2797565"/>
+            <wp:effectExtent l="0" t="0" r="0" b="3175"/>
             <wp:docPr id="4" name="Picture 4"/>
             <wp:cNvGraphicFramePr>
               <a:graphicFrameLocks xmlns:a="http://schemas.openxmlformats.org/drawingml/2006/main" noChangeAspect="1"/>
@@ -610,7 +4996,7 @@
                   <pic:spPr bwMode="auto">
                     <a:xfrm>
                       <a:off x="0" y="0"/>
-                      <a:ext cx="5379508" cy="4305183"/>
+                      <a:ext cx="3511245" cy="2810026"/>
                     </a:xfrm>
                     <a:prstGeom prst="rect">
                       <a:avLst/>
@@ -649,6 +5035,7 @@
           <w:lang w:val="en-GB" w:eastAsia="en-GB" w:bidi="ar-SA"/>
           <w14:ligatures w14:val="none"/>
         </w:rPr>
+        <w:lastRenderedPageBreak/>
         <w:drawing>
           <wp:inline distT="0" distB="0" distL="0" distR="0" wp14:anchorId="68BCD393" wp14:editId="36FE5B58">
             <wp:extent cx="5209113" cy="3933825"/>
@@ -738,6 +5125,7 @@
           <w14:ligatures w14:val="none"/>
         </w:rPr>
       </w:pPr>
+      <w:bookmarkStart w:id="3" w:name="_Toc224162742"/>
       <w:r>
         <w:rPr>
           <w:rFonts w:ascii="Times New Roman" w:eastAsia="Times New Roman" w:hAnsi="Times New Roman" w:cs="Times New Roman"/>
@@ -751,6 +5139,7 @@
         </w:rPr>
         <w:t>Line 1 – Management Controls</w:t>
       </w:r>
+      <w:bookmarkEnd w:id="3"/>
     </w:p>
     <w:p>
       <w:pPr>
@@ -777,7 +5166,6 @@
           <w:lang w:val="en-GB" w:eastAsia="en-GB" w:bidi="ar-SA"/>
           <w14:ligatures w14:val="none"/>
         </w:rPr>
-        <w:lastRenderedPageBreak/>
         <w:t>Process owners</w:t>
       </w:r>
     </w:p>
@@ -880,6 +5268,7 @@
           <w14:ligatures w14:val="none"/>
         </w:rPr>
       </w:pPr>
+      <w:bookmarkStart w:id="4" w:name="_Toc224162743"/>
       <w:r>
         <w:rPr>
           <w:rFonts w:ascii="Times New Roman" w:eastAsia="Times New Roman" w:hAnsi="Times New Roman" w:cs="Times New Roman"/>
@@ -893,6 +5282,7 @@
         </w:rPr>
         <w:t>Line 2 – Risk &amp; Compliance Oversight</w:t>
       </w:r>
+      <w:bookmarkEnd w:id="4"/>
     </w:p>
     <w:p>
       <w:pPr>
@@ -1021,6 +5411,7 @@
           <w14:ligatures w14:val="none"/>
         </w:rPr>
       </w:pPr>
+      <w:bookmarkStart w:id="5" w:name="_Toc224162744"/>
       <w:r>
         <w:rPr>
           <w:rFonts w:ascii="Times New Roman" w:eastAsia="Times New Roman" w:hAnsi="Times New Roman" w:cs="Times New Roman"/>
@@ -1034,6 +5425,7 @@
         </w:rPr>
         <w:t>Line 3 – Independent Internal Audit</w:t>
       </w:r>
+      <w:bookmarkEnd w:id="5"/>
     </w:p>
     <w:p>
       <w:pPr>
@@ -1147,87 +5539,71 @@
     </w:p>
     <w:p>
       <w:pPr>
+        <w:pStyle w:val="ListParagraph"/>
+        <w:numPr>
+          <w:ilvl w:val="0"/>
+          <w:numId w:val="21"/>
+        </w:numPr>
         <w:spacing w:before="100" w:beforeAutospacing="1" w:after="100" w:afterAutospacing="1" w:line="240" w:lineRule="auto"/>
-        <w:outlineLvl w:val="0"/>
+        <w:outlineLvl w:val="1"/>
         <w:rPr>
           <w:rFonts w:ascii="Times New Roman" w:eastAsia="Times New Roman" w:hAnsi="Times New Roman" w:cs="Times New Roman"/>
           <w:b/>
           <w:bCs/>
-          <w:kern w:val="36"/>
-          <w:sz w:val="48"/>
-          <w:szCs w:val="48"/>
-          <w:lang w:val="en-GB" w:eastAsia="en-GB" w:bidi="ar-SA"/>
-          <w14:ligatures w14:val="none"/>
-        </w:rPr>
-      </w:pPr>
+          <w:kern w:val="0"/>
+          <w:sz w:val="36"/>
+          <w:szCs w:val="36"/>
+          <w:lang w:val="en-GB" w:eastAsia="en-GB" w:bidi="ar-SA"/>
+          <w14:ligatures w14:val="none"/>
+        </w:rPr>
+      </w:pPr>
+      <w:bookmarkStart w:id="6" w:name="_Toc224162745"/>
       <w:r>
         <w:rPr>
           <w:rFonts w:ascii="Times New Roman" w:eastAsia="Times New Roman" w:hAnsi="Times New Roman" w:cs="Times New Roman"/>
           <w:b/>
           <w:bCs/>
-          <w:kern w:val="36"/>
-          <w:sz w:val="48"/>
-          <w:szCs w:val="48"/>
-          <w:lang w:val="en-GB" w:eastAsia="en-GB" w:bidi="ar-SA"/>
-          <w14:ligatures w14:val="none"/>
-        </w:rPr>
-        <w:t>3️</w:t>
-      </w:r>
-      <w:r>
-        <w:rPr>
-          <w:rFonts w:ascii="Segoe UI Symbol" w:eastAsia="Times New Roman" w:hAnsi="Segoe UI Symbol" w:cs="Segoe UI Symbol"/>
+          <w:kern w:val="0"/>
+          <w:sz w:val="36"/>
+          <w:szCs w:val="36"/>
+          <w:lang w:val="en-GB" w:eastAsia="en-GB" w:bidi="ar-SA"/>
+          <w14:ligatures w14:val="none"/>
+        </w:rPr>
+        <w:t>Work Breakdown Structure (WBS)</w:t>
+      </w:r>
+      <w:bookmarkEnd w:id="6"/>
+    </w:p>
+    <w:p>
+      <w:pPr>
+        <w:spacing w:before="100" w:beforeAutospacing="1" w:after="100" w:afterAutospacing="1" w:line="240" w:lineRule="auto"/>
+        <w:outlineLvl w:val="2"/>
+        <w:rPr>
+          <w:rFonts w:ascii="Times New Roman" w:eastAsia="Times New Roman" w:hAnsi="Times New Roman" w:cs="Times New Roman"/>
           <w:b/>
           <w:bCs/>
-          <w:kern w:val="36"/>
-          <w:sz w:val="48"/>
-          <w:szCs w:val="48"/>
-          <w:lang w:val="en-GB" w:eastAsia="en-GB" w:bidi="ar-SA"/>
-          <w14:ligatures w14:val="none"/>
-        </w:rPr>
-        <w:t>⃣</w:t>
-      </w:r>
+          <w:kern w:val="0"/>
+          <w:sz w:val="27"/>
+          <w:szCs w:val="27"/>
+          <w:lang w:val="en-GB" w:eastAsia="en-GB" w:bidi="ar-SA"/>
+          <w14:ligatures w14:val="none"/>
+        </w:rPr>
+      </w:pPr>
+      <w:bookmarkStart w:id="7" w:name="_Toc224162746"/>
       <w:r>
         <w:rPr>
           <w:rFonts w:ascii="Times New Roman" w:eastAsia="Times New Roman" w:hAnsi="Times New Roman" w:cs="Times New Roman"/>
           <w:b/>
           <w:bCs/>
-          <w:kern w:val="36"/>
-          <w:sz w:val="48"/>
-          <w:szCs w:val="48"/>
-          <w:lang w:val="en-GB" w:eastAsia="en-GB" w:bidi="ar-SA"/>
-          <w14:ligatures w14:val="none"/>
-        </w:rPr>
-        <w:t xml:space="preserve"> Work Breakdown Structure (WBS)</w:t>
-      </w:r>
-    </w:p>
-    <w:p>
-      <w:pPr>
-        <w:spacing w:before="100" w:beforeAutospacing="1" w:after="100" w:afterAutospacing="1" w:line="240" w:lineRule="auto"/>
-        <w:outlineLvl w:val="2"/>
-        <w:rPr>
-          <w:rFonts w:ascii="Times New Roman" w:eastAsia="Times New Roman" w:hAnsi="Times New Roman" w:cs="Times New Roman"/>
-          <w:b/>
-          <w:bCs/>
           <w:kern w:val="0"/>
           <w:sz w:val="27"/>
           <w:szCs w:val="27"/>
           <w:lang w:val="en-GB" w:eastAsia="en-GB" w:bidi="ar-SA"/>
           <w14:ligatures w14:val="none"/>
         </w:rPr>
-      </w:pPr>
-      <w:r>
-        <w:rPr>
-          <w:rFonts w:ascii="Times New Roman" w:eastAsia="Times New Roman" w:hAnsi="Times New Roman" w:cs="Times New Roman"/>
-          <w:b/>
-          <w:bCs/>
-          <w:kern w:val="0"/>
-          <w:sz w:val="27"/>
-          <w:szCs w:val="27"/>
-          <w:lang w:val="en-GB" w:eastAsia="en-GB" w:bidi="ar-SA"/>
-          <w14:ligatures w14:val="none"/>
-        </w:rPr>
+        <w:lastRenderedPageBreak/>
         <w:t>19.1 Internal Control Framework</w:t>
       </w:r>
+      <w:bookmarkEnd w:id="7"/>
     </w:p>
     <w:p>
       <w:pPr>
@@ -1384,6 +5760,7 @@
           <w14:ligatures w14:val="none"/>
         </w:rPr>
       </w:pPr>
+      <w:bookmarkStart w:id="8" w:name="_Toc224162747"/>
       <w:r>
         <w:rPr>
           <w:rFonts w:ascii="Times New Roman" w:eastAsia="Times New Roman" w:hAnsi="Times New Roman" w:cs="Times New Roman"/>
@@ -1397,6 +5774,7 @@
         </w:rPr>
         <w:t>19.2 Internal Audit Management</w:t>
       </w:r>
+      <w:bookmarkEnd w:id="8"/>
     </w:p>
     <w:p>
       <w:pPr>
@@ -1553,6 +5931,7 @@
           <w14:ligatures w14:val="none"/>
         </w:rPr>
       </w:pPr>
+      <w:bookmarkStart w:id="9" w:name="_Toc224162748"/>
       <w:r>
         <w:rPr>
           <w:rFonts w:ascii="Times New Roman" w:eastAsia="Times New Roman" w:hAnsi="Times New Roman" w:cs="Times New Roman"/>
@@ -1566,6 +5945,7 @@
         </w:rPr>
         <w:t>19.3 Fraud Risk Management</w:t>
       </w:r>
+      <w:bookmarkEnd w:id="9"/>
     </w:p>
     <w:p>
       <w:pPr>
@@ -1694,6 +6074,7 @@
           <w14:ligatures w14:val="none"/>
         </w:rPr>
       </w:pPr>
+      <w:bookmarkStart w:id="10" w:name="_Toc224162749"/>
       <w:r>
         <w:rPr>
           <w:rFonts w:ascii="Times New Roman" w:eastAsia="Times New Roman" w:hAnsi="Times New Roman" w:cs="Times New Roman"/>
@@ -1707,6 +6088,7 @@
         </w:rPr>
         <w:t>19.4 Compliance Monitoring</w:t>
       </w:r>
+      <w:bookmarkEnd w:id="10"/>
     </w:p>
     <w:p>
       <w:pPr>
@@ -1761,7 +6143,6 @@
           <w:lang w:val="en-GB" w:eastAsia="en-GB" w:bidi="ar-SA"/>
           <w14:ligatures w14:val="none"/>
         </w:rPr>
-        <w:lastRenderedPageBreak/>
         <w:t>19.4.2 Contract Compliance Review</w:t>
       </w:r>
     </w:p>
@@ -1821,58 +6202,39 @@
     </w:p>
     <w:p>
       <w:pPr>
+        <w:pStyle w:val="ListParagraph"/>
+        <w:numPr>
+          <w:ilvl w:val="0"/>
+          <w:numId w:val="21"/>
+        </w:numPr>
         <w:spacing w:before="100" w:beforeAutospacing="1" w:after="100" w:afterAutospacing="1" w:line="240" w:lineRule="auto"/>
-        <w:outlineLvl w:val="0"/>
+        <w:outlineLvl w:val="1"/>
         <w:rPr>
           <w:rFonts w:ascii="Times New Roman" w:eastAsia="Times New Roman" w:hAnsi="Times New Roman" w:cs="Times New Roman"/>
           <w:b/>
           <w:bCs/>
-          <w:kern w:val="36"/>
-          <w:sz w:val="48"/>
-          <w:szCs w:val="48"/>
-          <w:lang w:val="en-GB" w:eastAsia="en-GB" w:bidi="ar-SA"/>
-          <w14:ligatures w14:val="none"/>
-        </w:rPr>
-      </w:pPr>
+          <w:kern w:val="0"/>
+          <w:sz w:val="36"/>
+          <w:szCs w:val="36"/>
+          <w:lang w:val="en-GB" w:eastAsia="en-GB" w:bidi="ar-SA"/>
+          <w14:ligatures w14:val="none"/>
+        </w:rPr>
+      </w:pPr>
+      <w:bookmarkStart w:id="11" w:name="_Toc224162750"/>
       <w:r>
         <w:rPr>
           <w:rFonts w:ascii="Times New Roman" w:eastAsia="Times New Roman" w:hAnsi="Times New Roman" w:cs="Times New Roman"/>
           <w:b/>
           <w:bCs/>
-          <w:kern w:val="36"/>
-          <w:sz w:val="48"/>
-          <w:szCs w:val="48"/>
-          <w:lang w:val="en-GB" w:eastAsia="en-GB" w:bidi="ar-SA"/>
-          <w14:ligatures w14:val="none"/>
-        </w:rPr>
-        <w:t>4️</w:t>
-      </w:r>
-      <w:r>
-        <w:rPr>
-          <w:rFonts w:ascii="Segoe UI Symbol" w:eastAsia="Times New Roman" w:hAnsi="Segoe UI Symbol" w:cs="Segoe UI Symbol"/>
-          <w:b/>
-          <w:bCs/>
-          <w:kern w:val="36"/>
-          <w:sz w:val="48"/>
-          <w:szCs w:val="48"/>
-          <w:lang w:val="en-GB" w:eastAsia="en-GB" w:bidi="ar-SA"/>
-          <w14:ligatures w14:val="none"/>
-        </w:rPr>
-        <w:t>⃣</w:t>
-      </w:r>
-      <w:r>
-        <w:rPr>
-          <w:rFonts w:ascii="Times New Roman" w:eastAsia="Times New Roman" w:hAnsi="Times New Roman" w:cs="Times New Roman"/>
-          <w:b/>
-          <w:bCs/>
-          <w:kern w:val="36"/>
-          <w:sz w:val="48"/>
-          <w:szCs w:val="48"/>
-          <w:lang w:val="en-GB" w:eastAsia="en-GB" w:bidi="ar-SA"/>
-          <w14:ligatures w14:val="none"/>
-        </w:rPr>
-        <w:t xml:space="preserve"> SIPOC – Internal Audit Process</w:t>
-      </w:r>
+          <w:kern w:val="0"/>
+          <w:sz w:val="36"/>
+          <w:szCs w:val="36"/>
+          <w:lang w:val="en-GB" w:eastAsia="en-GB" w:bidi="ar-SA"/>
+          <w14:ligatures w14:val="none"/>
+        </w:rPr>
+        <w:t>SIPOC – Internal Audit Process</w:t>
+      </w:r>
+      <w:bookmarkEnd w:id="11"/>
     </w:p>
     <w:tbl>
       <w:tblPr>
@@ -2695,74 +7057,42 @@
           <w14:ligatures w14:val="none"/>
         </w:rPr>
       </w:pPr>
-      <w:r>
-        <w:rPr>
-          <w:rFonts w:ascii="Times New Roman" w:eastAsia="Times New Roman" w:hAnsi="Times New Roman" w:cs="Times New Roman"/>
-          <w:kern w:val="0"/>
-          <w:sz w:val="24"/>
-          <w:szCs w:val="24"/>
-          <w:lang w:val="en-GB" w:eastAsia="en-GB" w:bidi="ar-SA"/>
-          <w14:ligatures w14:val="none"/>
-        </w:rPr>
-        <w:pict w14:anchorId="3C4A9763">
-          <v:rect id="_x0000_i1029" style="width:0;height:1.5pt" o:hralign="center" o:hrstd="t" o:hr="t" fillcolor="#a0a0a0" stroked="f"/>
-        </w:pict>
-      </w:r>
     </w:p>
     <w:p>
       <w:pPr>
+        <w:pStyle w:val="ListParagraph"/>
+        <w:numPr>
+          <w:ilvl w:val="0"/>
+          <w:numId w:val="21"/>
+        </w:numPr>
         <w:spacing w:before="100" w:beforeAutospacing="1" w:after="100" w:afterAutospacing="1" w:line="240" w:lineRule="auto"/>
-        <w:outlineLvl w:val="0"/>
+        <w:outlineLvl w:val="1"/>
         <w:rPr>
           <w:rFonts w:ascii="Times New Roman" w:eastAsia="Times New Roman" w:hAnsi="Times New Roman" w:cs="Times New Roman"/>
           <w:b/>
           <w:bCs/>
-          <w:kern w:val="36"/>
-          <w:sz w:val="48"/>
-          <w:szCs w:val="48"/>
-          <w:lang w:val="en-GB" w:eastAsia="en-GB" w:bidi="ar-SA"/>
-          <w14:ligatures w14:val="none"/>
-        </w:rPr>
-      </w:pPr>
+          <w:kern w:val="0"/>
+          <w:sz w:val="36"/>
+          <w:szCs w:val="36"/>
+          <w:lang w:val="en-GB" w:eastAsia="en-GB" w:bidi="ar-SA"/>
+          <w14:ligatures w14:val="none"/>
+        </w:rPr>
+      </w:pPr>
+      <w:bookmarkStart w:id="12" w:name="_Toc224162751"/>
       <w:r>
         <w:rPr>
           <w:rFonts w:ascii="Times New Roman" w:eastAsia="Times New Roman" w:hAnsi="Times New Roman" w:cs="Times New Roman"/>
           <w:b/>
           <w:bCs/>
-          <w:kern w:val="36"/>
-          <w:sz w:val="48"/>
-          <w:szCs w:val="48"/>
-          <w:lang w:val="en-GB" w:eastAsia="en-GB" w:bidi="ar-SA"/>
-          <w14:ligatures w14:val="none"/>
-        </w:rPr>
-        <w:t>5️</w:t>
-      </w:r>
-      <w:r>
-        <w:rPr>
-          <w:rFonts w:ascii="Segoe UI Symbol" w:eastAsia="Times New Roman" w:hAnsi="Segoe UI Symbol" w:cs="Segoe UI Symbol"/>
-          <w:b/>
-          <w:bCs/>
-          <w:kern w:val="36"/>
-          <w:sz w:val="48"/>
-          <w:szCs w:val="48"/>
-          <w:lang w:val="en-GB" w:eastAsia="en-GB" w:bidi="ar-SA"/>
-          <w14:ligatures w14:val="none"/>
-        </w:rPr>
-        <w:t>⃣</w:t>
-      </w:r>
-      <w:r>
-        <w:rPr>
-          <w:rFonts w:ascii="Times New Roman" w:eastAsia="Times New Roman" w:hAnsi="Times New Roman" w:cs="Times New Roman"/>
-          <w:b/>
-          <w:bCs/>
-          <w:kern w:val="36"/>
-          <w:sz w:val="48"/>
-          <w:szCs w:val="48"/>
-          <w:lang w:val="en-GB" w:eastAsia="en-GB" w:bidi="ar-SA"/>
-          <w14:ligatures w14:val="none"/>
-        </w:rPr>
-        <w:t xml:space="preserve"> BPMN – Internal Audit Flow</w:t>
-      </w:r>
+          <w:kern w:val="0"/>
+          <w:sz w:val="36"/>
+          <w:szCs w:val="36"/>
+          <w:lang w:val="en-GB" w:eastAsia="en-GB" w:bidi="ar-SA"/>
+          <w14:ligatures w14:val="none"/>
+        </w:rPr>
+        <w:t>BPMN – Internal Audit Flow</w:t>
+      </w:r>
+      <w:bookmarkEnd w:id="12"/>
     </w:p>
     <w:p>
       <w:pPr>
@@ -2790,6 +7120,7 @@
           <w:kern w:val="0"/>
           <w:sz w:val="20"/>
           <w:szCs w:val="20"/>
+          <w:highlight w:val="yellow"/>
           <w:lang w:val="en-GB" w:eastAsia="en-GB" w:bidi="ar-SA"/>
           <w14:ligatures w14:val="none"/>
         </w:rPr>
@@ -2800,6 +7131,7 @@
           <w:kern w:val="0"/>
           <w:sz w:val="20"/>
           <w:szCs w:val="20"/>
+          <w:highlight w:val="yellow"/>
           <w:lang w:val="en-GB" w:eastAsia="en-GB" w:bidi="ar-SA"/>
           <w14:ligatures w14:val="none"/>
         </w:rPr>
@@ -2811,6 +7143,7 @@
           <w:kern w:val="0"/>
           <w:sz w:val="20"/>
           <w:szCs w:val="20"/>
+          <w:highlight w:val="yellow"/>
           <w:lang w:val="en-GB" w:eastAsia="en-GB" w:bidi="ar-SA"/>
           <w14:ligatures w14:val="none"/>
         </w:rPr>
@@ -2823,11 +7156,11 @@
           <w:kern w:val="0"/>
           <w:sz w:val="20"/>
           <w:szCs w:val="20"/>
+          <w:highlight w:val="yellow"/>
           <w:lang w:val="en-GB" w:eastAsia="en-GB" w:bidi="ar-SA"/>
           <w14:ligatures w14:val="none"/>
         </w:rPr>
         <w:br/>
-        <w:t>Annual Risk Assessment</w:t>
       </w:r>
       <w:r>
         <w:rPr>
@@ -2835,6 +7168,20 @@
           <w:kern w:val="0"/>
           <w:sz w:val="20"/>
           <w:szCs w:val="20"/>
+          <w:highlight w:val="yellow"/>
+          <w:lang w:val="en-GB" w:eastAsia="en-GB" w:bidi="ar-SA"/>
+          <w14:ligatures w14:val="none"/>
+        </w:rPr>
+        <w:lastRenderedPageBreak/>
+        <w:t>Annual Risk Assessment</w:t>
+      </w:r>
+      <w:r>
+        <w:rPr>
+          <w:rFonts w:ascii="Courier New" w:eastAsia="Times New Roman" w:hAnsi="Courier New" w:cs="Courier New"/>
+          <w:kern w:val="0"/>
+          <w:sz w:val="20"/>
+          <w:szCs w:val="20"/>
+          <w:highlight w:val="yellow"/>
           <w:lang w:val="en-GB" w:eastAsia="en-GB" w:bidi="ar-SA"/>
           <w14:ligatures w14:val="none"/>
         </w:rPr>
@@ -2847,6 +7194,7 @@
           <w:kern w:val="0"/>
           <w:sz w:val="20"/>
           <w:szCs w:val="20"/>
+          <w:highlight w:val="yellow"/>
           <w:lang w:val="en-GB" w:eastAsia="en-GB" w:bidi="ar-SA"/>
           <w14:ligatures w14:val="none"/>
         </w:rPr>
@@ -2859,6 +7207,7 @@
           <w:kern w:val="0"/>
           <w:sz w:val="20"/>
           <w:szCs w:val="20"/>
+          <w:highlight w:val="yellow"/>
           <w:lang w:val="en-GB" w:eastAsia="en-GB" w:bidi="ar-SA"/>
           <w14:ligatures w14:val="none"/>
         </w:rPr>
@@ -2871,6 +7220,7 @@
           <w:kern w:val="0"/>
           <w:sz w:val="20"/>
           <w:szCs w:val="20"/>
+          <w:highlight w:val="yellow"/>
           <w:lang w:val="en-GB" w:eastAsia="en-GB" w:bidi="ar-SA"/>
           <w14:ligatures w14:val="none"/>
         </w:rPr>
@@ -2883,6 +7233,7 @@
           <w:kern w:val="0"/>
           <w:sz w:val="20"/>
           <w:szCs w:val="20"/>
+          <w:highlight w:val="yellow"/>
           <w:lang w:val="en-GB" w:eastAsia="en-GB" w:bidi="ar-SA"/>
           <w14:ligatures w14:val="none"/>
         </w:rPr>
@@ -2895,6 +7246,7 @@
           <w:kern w:val="0"/>
           <w:sz w:val="20"/>
           <w:szCs w:val="20"/>
+          <w:highlight w:val="yellow"/>
           <w:lang w:val="en-GB" w:eastAsia="en-GB" w:bidi="ar-SA"/>
           <w14:ligatures w14:val="none"/>
         </w:rPr>
@@ -2907,6 +7259,7 @@
           <w:kern w:val="0"/>
           <w:sz w:val="20"/>
           <w:szCs w:val="20"/>
+          <w:highlight w:val="yellow"/>
           <w:lang w:val="en-GB" w:eastAsia="en-GB" w:bidi="ar-SA"/>
           <w14:ligatures w14:val="none"/>
         </w:rPr>
@@ -2919,6 +7272,7 @@
           <w:kern w:val="0"/>
           <w:sz w:val="20"/>
           <w:szCs w:val="20"/>
+          <w:highlight w:val="yellow"/>
           <w:lang w:val="en-GB" w:eastAsia="en-GB" w:bidi="ar-SA"/>
           <w14:ligatures w14:val="none"/>
         </w:rPr>
@@ -2931,6 +7285,7 @@
           <w:kern w:val="0"/>
           <w:sz w:val="20"/>
           <w:szCs w:val="20"/>
+          <w:highlight w:val="yellow"/>
           <w:lang w:val="en-GB" w:eastAsia="en-GB" w:bidi="ar-SA"/>
           <w14:ligatures w14:val="none"/>
         </w:rPr>
@@ -2943,6 +7298,7 @@
           <w:kern w:val="0"/>
           <w:sz w:val="20"/>
           <w:szCs w:val="20"/>
+          <w:highlight w:val="yellow"/>
           <w:lang w:val="en-GB" w:eastAsia="en-GB" w:bidi="ar-SA"/>
           <w14:ligatures w14:val="none"/>
         </w:rPr>
@@ -2955,6 +7311,7 @@
           <w:kern w:val="0"/>
           <w:sz w:val="20"/>
           <w:szCs w:val="20"/>
+          <w:highlight w:val="yellow"/>
           <w:lang w:val="en-GB" w:eastAsia="en-GB" w:bidi="ar-SA"/>
           <w14:ligatures w14:val="none"/>
         </w:rPr>
@@ -2967,6 +7324,7 @@
           <w:kern w:val="0"/>
           <w:sz w:val="20"/>
           <w:szCs w:val="20"/>
+          <w:highlight w:val="yellow"/>
           <w:lang w:val="en-GB" w:eastAsia="en-GB" w:bidi="ar-SA"/>
           <w14:ligatures w14:val="none"/>
         </w:rPr>
@@ -2979,6 +7337,7 @@
           <w:kern w:val="0"/>
           <w:sz w:val="20"/>
           <w:szCs w:val="20"/>
+          <w:highlight w:val="yellow"/>
           <w:lang w:val="en-GB" w:eastAsia="en-GB" w:bidi="ar-SA"/>
           <w14:ligatures w14:val="none"/>
         </w:rPr>
@@ -2991,6 +7350,7 @@
           <w:kern w:val="0"/>
           <w:sz w:val="20"/>
           <w:szCs w:val="20"/>
+          <w:highlight w:val="yellow"/>
           <w:lang w:val="en-GB" w:eastAsia="en-GB" w:bidi="ar-SA"/>
           <w14:ligatures w14:val="none"/>
         </w:rPr>
@@ -3003,6 +7363,7 @@
           <w:kern w:val="0"/>
           <w:sz w:val="20"/>
           <w:szCs w:val="20"/>
+          <w:highlight w:val="yellow"/>
           <w:lang w:val="en-GB" w:eastAsia="en-GB" w:bidi="ar-SA"/>
           <w14:ligatures w14:val="none"/>
         </w:rPr>
@@ -3015,6 +7376,7 @@
           <w:kern w:val="0"/>
           <w:sz w:val="20"/>
           <w:szCs w:val="20"/>
+          <w:highlight w:val="yellow"/>
           <w:lang w:val="en-GB" w:eastAsia="en-GB" w:bidi="ar-SA"/>
           <w14:ligatures w14:val="none"/>
         </w:rPr>
@@ -3027,6 +7389,7 @@
           <w:kern w:val="0"/>
           <w:sz w:val="20"/>
           <w:szCs w:val="20"/>
+          <w:highlight w:val="yellow"/>
           <w:lang w:val="en-GB" w:eastAsia="en-GB" w:bidi="ar-SA"/>
           <w14:ligatures w14:val="none"/>
         </w:rPr>
@@ -3039,6 +7402,7 @@
           <w:kern w:val="0"/>
           <w:sz w:val="20"/>
           <w:szCs w:val="20"/>
+          <w:highlight w:val="yellow"/>
           <w:lang w:val="en-GB" w:eastAsia="en-GB" w:bidi="ar-SA"/>
           <w14:ligatures w14:val="none"/>
         </w:rPr>
@@ -3051,6 +7415,7 @@
           <w:kern w:val="0"/>
           <w:sz w:val="20"/>
           <w:szCs w:val="20"/>
+          <w:highlight w:val="yellow"/>
           <w:lang w:val="en-GB" w:eastAsia="en-GB" w:bidi="ar-SA"/>
           <w14:ligatures w14:val="none"/>
         </w:rPr>
@@ -3076,6 +7441,7 @@
           <w:kern w:val="0"/>
           <w:sz w:val="24"/>
           <w:szCs w:val="24"/>
+          <w:highlight w:val="yellow"/>
           <w:lang w:val="en-GB" w:eastAsia="en-GB" w:bidi="ar-SA"/>
           <w14:ligatures w14:val="none"/>
         </w:rPr>
@@ -3086,58 +7452,39 @@
     </w:p>
     <w:p>
       <w:pPr>
+        <w:pStyle w:val="ListParagraph"/>
+        <w:numPr>
+          <w:ilvl w:val="0"/>
+          <w:numId w:val="21"/>
+        </w:numPr>
         <w:spacing w:before="100" w:beforeAutospacing="1" w:after="100" w:afterAutospacing="1" w:line="240" w:lineRule="auto"/>
-        <w:outlineLvl w:val="0"/>
+        <w:outlineLvl w:val="1"/>
         <w:rPr>
           <w:rFonts w:ascii="Times New Roman" w:eastAsia="Times New Roman" w:hAnsi="Times New Roman" w:cs="Times New Roman"/>
           <w:b/>
           <w:bCs/>
-          <w:kern w:val="36"/>
-          <w:sz w:val="48"/>
-          <w:szCs w:val="48"/>
-          <w:lang w:val="en-GB" w:eastAsia="en-GB" w:bidi="ar-SA"/>
-          <w14:ligatures w14:val="none"/>
-        </w:rPr>
-      </w:pPr>
+          <w:kern w:val="0"/>
+          <w:sz w:val="36"/>
+          <w:szCs w:val="36"/>
+          <w:lang w:val="en-GB" w:eastAsia="en-GB" w:bidi="ar-SA"/>
+          <w14:ligatures w14:val="none"/>
+        </w:rPr>
+      </w:pPr>
+      <w:bookmarkStart w:id="13" w:name="_Toc224162752"/>
       <w:r>
         <w:rPr>
           <w:rFonts w:ascii="Times New Roman" w:eastAsia="Times New Roman" w:hAnsi="Times New Roman" w:cs="Times New Roman"/>
           <w:b/>
           <w:bCs/>
-          <w:kern w:val="36"/>
-          <w:sz w:val="48"/>
-          <w:szCs w:val="48"/>
-          <w:lang w:val="en-GB" w:eastAsia="en-GB" w:bidi="ar-SA"/>
-          <w14:ligatures w14:val="none"/>
-        </w:rPr>
-        <w:t>6️</w:t>
-      </w:r>
-      <w:r>
-        <w:rPr>
-          <w:rFonts w:ascii="Segoe UI Symbol" w:eastAsia="Times New Roman" w:hAnsi="Segoe UI Symbol" w:cs="Segoe UI Symbol"/>
-          <w:b/>
-          <w:bCs/>
-          <w:kern w:val="36"/>
-          <w:sz w:val="48"/>
-          <w:szCs w:val="48"/>
-          <w:lang w:val="en-GB" w:eastAsia="en-GB" w:bidi="ar-SA"/>
-          <w14:ligatures w14:val="none"/>
-        </w:rPr>
-        <w:t>⃣</w:t>
-      </w:r>
-      <w:r>
-        <w:rPr>
-          <w:rFonts w:ascii="Times New Roman" w:eastAsia="Times New Roman" w:hAnsi="Times New Roman" w:cs="Times New Roman"/>
-          <w:b/>
-          <w:bCs/>
-          <w:kern w:val="36"/>
-          <w:sz w:val="48"/>
-          <w:szCs w:val="48"/>
-          <w:lang w:val="en-GB" w:eastAsia="en-GB" w:bidi="ar-SA"/>
-          <w14:ligatures w14:val="none"/>
-        </w:rPr>
-        <w:t xml:space="preserve"> RACI Matrix – Internal Audit</w:t>
-      </w:r>
+          <w:kern w:val="0"/>
+          <w:sz w:val="36"/>
+          <w:szCs w:val="36"/>
+          <w:lang w:val="en-GB" w:eastAsia="en-GB" w:bidi="ar-SA"/>
+          <w14:ligatures w14:val="none"/>
+        </w:rPr>
+        <w:t>RACI Matrix – Internal Audit</w:t>
+      </w:r>
+      <w:bookmarkEnd w:id="13"/>
     </w:p>
     <w:tbl>
       <w:tblPr>
@@ -3766,7 +8113,6 @@
                 <w:lang w:val="en-GB" w:eastAsia="en-GB" w:bidi="ar-SA"/>
                 <w14:ligatures w14:val="none"/>
               </w:rPr>
-              <w:lastRenderedPageBreak/>
               <w:t>Conduct Audit</w:t>
             </w:r>
           </w:p>
@@ -4378,87 +8724,70 @@
     </w:p>
     <w:p>
       <w:pPr>
+        <w:pStyle w:val="ListParagraph"/>
+        <w:numPr>
+          <w:ilvl w:val="0"/>
+          <w:numId w:val="21"/>
+        </w:numPr>
         <w:spacing w:before="100" w:beforeAutospacing="1" w:after="100" w:afterAutospacing="1" w:line="240" w:lineRule="auto"/>
-        <w:outlineLvl w:val="0"/>
+        <w:outlineLvl w:val="1"/>
         <w:rPr>
           <w:rFonts w:ascii="Times New Roman" w:eastAsia="Times New Roman" w:hAnsi="Times New Roman" w:cs="Times New Roman"/>
           <w:b/>
           <w:bCs/>
-          <w:kern w:val="36"/>
-          <w:sz w:val="48"/>
-          <w:szCs w:val="48"/>
-          <w:lang w:val="en-GB" w:eastAsia="en-GB" w:bidi="ar-SA"/>
-          <w14:ligatures w14:val="none"/>
-        </w:rPr>
-      </w:pPr>
+          <w:kern w:val="0"/>
+          <w:sz w:val="36"/>
+          <w:szCs w:val="36"/>
+          <w:lang w:val="en-GB" w:eastAsia="en-GB" w:bidi="ar-SA"/>
+          <w14:ligatures w14:val="none"/>
+        </w:rPr>
+      </w:pPr>
+      <w:bookmarkStart w:id="14" w:name="_Toc224162753"/>
       <w:r>
         <w:rPr>
           <w:rFonts w:ascii="Times New Roman" w:eastAsia="Times New Roman" w:hAnsi="Times New Roman" w:cs="Times New Roman"/>
           <w:b/>
           <w:bCs/>
-          <w:kern w:val="36"/>
-          <w:sz w:val="48"/>
-          <w:szCs w:val="48"/>
-          <w:lang w:val="en-GB" w:eastAsia="en-GB" w:bidi="ar-SA"/>
-          <w14:ligatures w14:val="none"/>
-        </w:rPr>
-        <w:t>7️</w:t>
-      </w:r>
-      <w:r>
-        <w:rPr>
-          <w:rFonts w:ascii="Segoe UI Symbol" w:eastAsia="Times New Roman" w:hAnsi="Segoe UI Symbol" w:cs="Segoe UI Symbol"/>
+          <w:kern w:val="0"/>
+          <w:sz w:val="36"/>
+          <w:szCs w:val="36"/>
+          <w:lang w:val="en-GB" w:eastAsia="en-GB" w:bidi="ar-SA"/>
+          <w14:ligatures w14:val="none"/>
+        </w:rPr>
+        <w:t>Key Internal Controls by Area</w:t>
+      </w:r>
+      <w:bookmarkEnd w:id="14"/>
+    </w:p>
+    <w:p>
+      <w:pPr>
+        <w:spacing w:before="100" w:beforeAutospacing="1" w:after="100" w:afterAutospacing="1" w:line="240" w:lineRule="auto"/>
+        <w:outlineLvl w:val="1"/>
+        <w:rPr>
+          <w:rFonts w:ascii="Times New Roman" w:eastAsia="Times New Roman" w:hAnsi="Times New Roman" w:cs="Times New Roman"/>
           <w:b/>
           <w:bCs/>
-          <w:kern w:val="36"/>
-          <w:sz w:val="48"/>
-          <w:szCs w:val="48"/>
-          <w:lang w:val="en-GB" w:eastAsia="en-GB" w:bidi="ar-SA"/>
-          <w14:ligatures w14:val="none"/>
-        </w:rPr>
-        <w:t>⃣</w:t>
-      </w:r>
+          <w:kern w:val="0"/>
+          <w:sz w:val="36"/>
+          <w:szCs w:val="36"/>
+          <w:lang w:val="en-GB" w:eastAsia="en-GB" w:bidi="ar-SA"/>
+          <w14:ligatures w14:val="none"/>
+        </w:rPr>
+      </w:pPr>
+      <w:bookmarkStart w:id="15" w:name="_Toc224162754"/>
       <w:r>
         <w:rPr>
           <w:rFonts w:ascii="Times New Roman" w:eastAsia="Times New Roman" w:hAnsi="Times New Roman" w:cs="Times New Roman"/>
           <w:b/>
           <w:bCs/>
-          <w:kern w:val="36"/>
-          <w:sz w:val="48"/>
-          <w:szCs w:val="48"/>
-          <w:lang w:val="en-GB" w:eastAsia="en-GB" w:bidi="ar-SA"/>
-          <w14:ligatures w14:val="none"/>
-        </w:rPr>
-        <w:t xml:space="preserve"> Key Internal Controls by Area</w:t>
-      </w:r>
-    </w:p>
-    <w:p>
-      <w:pPr>
-        <w:spacing w:before="100" w:beforeAutospacing="1" w:after="100" w:afterAutospacing="1" w:line="240" w:lineRule="auto"/>
-        <w:outlineLvl w:val="1"/>
-        <w:rPr>
-          <w:rFonts w:ascii="Times New Roman" w:eastAsia="Times New Roman" w:hAnsi="Times New Roman" w:cs="Times New Roman"/>
-          <w:b/>
-          <w:bCs/>
           <w:kern w:val="0"/>
           <w:sz w:val="36"/>
           <w:szCs w:val="36"/>
           <w:lang w:val="en-GB" w:eastAsia="en-GB" w:bidi="ar-SA"/>
           <w14:ligatures w14:val="none"/>
         </w:rPr>
-      </w:pPr>
-      <w:r>
-        <w:rPr>
-          <w:rFonts w:ascii="Times New Roman" w:eastAsia="Times New Roman" w:hAnsi="Times New Roman" w:cs="Times New Roman"/>
-          <w:b/>
-          <w:bCs/>
-          <w:kern w:val="0"/>
-          <w:sz w:val="36"/>
-          <w:szCs w:val="36"/>
-          <w:lang w:val="en-GB" w:eastAsia="en-GB" w:bidi="ar-SA"/>
-          <w14:ligatures w14:val="none"/>
-        </w:rPr>
         <w:t>A. Financial Controls</w:t>
       </w:r>
+      <w:bookmarkEnd w:id="15"/>
     </w:p>
     <w:p>
       <w:pPr>
@@ -4639,6 +8968,7 @@
           <w14:ligatures w14:val="none"/>
         </w:rPr>
       </w:pPr>
+      <w:bookmarkStart w:id="16" w:name="_Toc224162755"/>
       <w:r>
         <w:rPr>
           <w:rFonts w:ascii="Times New Roman" w:eastAsia="Times New Roman" w:hAnsi="Times New Roman" w:cs="Times New Roman"/>
@@ -4652,6 +8982,7 @@
         </w:rPr>
         <w:t>B. Procurement Controls</w:t>
       </w:r>
+      <w:bookmarkEnd w:id="16"/>
     </w:p>
     <w:p>
       <w:pPr>
@@ -4706,6 +9037,7 @@
           <w:lang w:val="en-GB" w:eastAsia="en-GB" w:bidi="ar-SA"/>
           <w14:ligatures w14:val="none"/>
         </w:rPr>
+        <w:lastRenderedPageBreak/>
         <w:t>Three-quotation policy</w:t>
       </w:r>
     </w:p>
@@ -4780,6 +9112,7 @@
           <w14:ligatures w14:val="none"/>
         </w:rPr>
       </w:pPr>
+      <w:bookmarkStart w:id="17" w:name="_Toc224162756"/>
       <w:r>
         <w:rPr>
           <w:rFonts w:ascii="Times New Roman" w:eastAsia="Times New Roman" w:hAnsi="Times New Roman" w:cs="Times New Roman"/>
@@ -4793,6 +9126,7 @@
         </w:rPr>
         <w:t>C. HR Controls</w:t>
       </w:r>
+      <w:bookmarkEnd w:id="17"/>
     </w:p>
     <w:p>
       <w:pPr>
@@ -4921,6 +9255,7 @@
           <w14:ligatures w14:val="none"/>
         </w:rPr>
       </w:pPr>
+      <w:bookmarkStart w:id="18" w:name="_Toc224162757"/>
       <w:r>
         <w:rPr>
           <w:rFonts w:ascii="Times New Roman" w:eastAsia="Times New Roman" w:hAnsi="Times New Roman" w:cs="Times New Roman"/>
@@ -4934,6 +9269,7 @@
         </w:rPr>
         <w:t>D. IT Controls</w:t>
       </w:r>
+      <w:bookmarkEnd w:id="18"/>
     </w:p>
     <w:p>
       <w:pPr>
@@ -5075,59 +9411,39 @@
     </w:p>
     <w:p>
       <w:pPr>
+        <w:pStyle w:val="ListParagraph"/>
+        <w:numPr>
+          <w:ilvl w:val="0"/>
+          <w:numId w:val="21"/>
+        </w:numPr>
         <w:spacing w:before="100" w:beforeAutospacing="1" w:after="100" w:afterAutospacing="1" w:line="240" w:lineRule="auto"/>
-        <w:outlineLvl w:val="0"/>
+        <w:outlineLvl w:val="1"/>
         <w:rPr>
           <w:rFonts w:ascii="Times New Roman" w:eastAsia="Times New Roman" w:hAnsi="Times New Roman" w:cs="Times New Roman"/>
           <w:b/>
           <w:bCs/>
-          <w:kern w:val="36"/>
-          <w:sz w:val="48"/>
-          <w:szCs w:val="48"/>
-          <w:lang w:val="en-GB" w:eastAsia="en-GB" w:bidi="ar-SA"/>
-          <w14:ligatures w14:val="none"/>
-        </w:rPr>
-      </w:pPr>
+          <w:kern w:val="0"/>
+          <w:sz w:val="36"/>
+          <w:szCs w:val="36"/>
+          <w:lang w:val="en-GB" w:eastAsia="en-GB" w:bidi="ar-SA"/>
+          <w14:ligatures w14:val="none"/>
+        </w:rPr>
+      </w:pPr>
+      <w:bookmarkStart w:id="19" w:name="_Toc224162758"/>
       <w:r>
         <w:rPr>
           <w:rFonts w:ascii="Times New Roman" w:eastAsia="Times New Roman" w:hAnsi="Times New Roman" w:cs="Times New Roman"/>
           <w:b/>
           <w:bCs/>
-          <w:kern w:val="36"/>
-          <w:sz w:val="48"/>
-          <w:szCs w:val="48"/>
-          <w:lang w:val="en-GB" w:eastAsia="en-GB" w:bidi="ar-SA"/>
-          <w14:ligatures w14:val="none"/>
-        </w:rPr>
-        <w:lastRenderedPageBreak/>
-        <w:t>8️</w:t>
-      </w:r>
-      <w:r>
-        <w:rPr>
-          <w:rFonts w:ascii="Segoe UI Symbol" w:eastAsia="Times New Roman" w:hAnsi="Segoe UI Symbol" w:cs="Segoe UI Symbol"/>
-          <w:b/>
-          <w:bCs/>
-          <w:kern w:val="36"/>
-          <w:sz w:val="48"/>
-          <w:szCs w:val="48"/>
-          <w:lang w:val="en-GB" w:eastAsia="en-GB" w:bidi="ar-SA"/>
-          <w14:ligatures w14:val="none"/>
-        </w:rPr>
-        <w:t>⃣</w:t>
-      </w:r>
-      <w:r>
-        <w:rPr>
-          <w:rFonts w:ascii="Times New Roman" w:eastAsia="Times New Roman" w:hAnsi="Times New Roman" w:cs="Times New Roman"/>
-          <w:b/>
-          <w:bCs/>
-          <w:kern w:val="36"/>
-          <w:sz w:val="48"/>
-          <w:szCs w:val="48"/>
-          <w:lang w:val="en-GB" w:eastAsia="en-GB" w:bidi="ar-SA"/>
-          <w14:ligatures w14:val="none"/>
-        </w:rPr>
-        <w:t xml:space="preserve"> Fraud Risk Management Framework</w:t>
-      </w:r>
+          <w:kern w:val="0"/>
+          <w:sz w:val="36"/>
+          <w:szCs w:val="36"/>
+          <w:lang w:val="en-GB" w:eastAsia="en-GB" w:bidi="ar-SA"/>
+          <w14:ligatures w14:val="none"/>
+        </w:rPr>
+        <w:t>Fraud Risk Management Framework</w:t>
+      </w:r>
+      <w:bookmarkEnd w:id="19"/>
     </w:p>
     <w:p>
       <w:pPr>
@@ -5292,6 +9608,7 @@
           <w:lang w:val="en-GB" w:eastAsia="en-GB" w:bidi="ar-SA"/>
           <w14:ligatures w14:val="none"/>
         </w:rPr>
+        <w:lastRenderedPageBreak/>
         <w:drawing>
           <wp:inline distT="0" distB="0" distL="0" distR="0" wp14:anchorId="70CDE8AF" wp14:editId="6C26C7A6">
             <wp:extent cx="2425553" cy="4171950"/>
@@ -5363,13 +9680,11 @@
           <w:lang w:val="en-GB" w:eastAsia="en-GB" w:bidi="ar-SA"/>
           <w14:ligatures w14:val="none"/>
         </w:rPr>
-        <w:t>4</w:t>
+        <w:t xml:space="preserve"> </w:t>
       </w:r>
     </w:p>
     <w:p>
       <w:pPr>
-        <w:spacing w:before="100" w:beforeAutospacing="1" w:after="100" w:afterAutospacing="1" w:line="240" w:lineRule="auto"/>
-        <w:outlineLvl w:val="2"/>
         <w:rPr>
           <w:rFonts w:ascii="Times New Roman" w:eastAsia="Times New Roman" w:hAnsi="Times New Roman" w:cs="Times New Roman"/>
           <w:b/>
@@ -5392,7 +9707,6 @@
           <w:lang w:val="en-GB" w:eastAsia="en-GB" w:bidi="ar-SA"/>
           <w14:ligatures w14:val="none"/>
         </w:rPr>
-        <w:lastRenderedPageBreak/>
         <w:t>Fraud Triangle Elements:</w:t>
       </w:r>
     </w:p>
@@ -5482,8 +9796,6 @@
     </w:p>
     <w:p>
       <w:pPr>
-        <w:spacing w:before="100" w:beforeAutospacing="1" w:after="100" w:afterAutospacing="1" w:line="240" w:lineRule="auto"/>
-        <w:outlineLvl w:val="2"/>
         <w:rPr>
           <w:rFonts w:ascii="Times New Roman" w:eastAsia="Times New Roman" w:hAnsi="Times New Roman" w:cs="Times New Roman"/>
           <w:b/>
@@ -5677,58 +9989,39 @@
     </w:p>
     <w:p>
       <w:pPr>
+        <w:pStyle w:val="ListParagraph"/>
+        <w:numPr>
+          <w:ilvl w:val="0"/>
+          <w:numId w:val="21"/>
+        </w:numPr>
         <w:spacing w:before="100" w:beforeAutospacing="1" w:after="100" w:afterAutospacing="1" w:line="240" w:lineRule="auto"/>
-        <w:outlineLvl w:val="0"/>
+        <w:outlineLvl w:val="1"/>
         <w:rPr>
           <w:rFonts w:ascii="Times New Roman" w:eastAsia="Times New Roman" w:hAnsi="Times New Roman" w:cs="Times New Roman"/>
           <w:b/>
           <w:bCs/>
-          <w:kern w:val="36"/>
-          <w:sz w:val="48"/>
-          <w:szCs w:val="48"/>
-          <w:lang w:val="en-GB" w:eastAsia="en-GB" w:bidi="ar-SA"/>
-          <w14:ligatures w14:val="none"/>
-        </w:rPr>
-      </w:pPr>
+          <w:kern w:val="0"/>
+          <w:sz w:val="36"/>
+          <w:szCs w:val="36"/>
+          <w:lang w:val="en-GB" w:eastAsia="en-GB" w:bidi="ar-SA"/>
+          <w14:ligatures w14:val="none"/>
+        </w:rPr>
+      </w:pPr>
+      <w:bookmarkStart w:id="20" w:name="_Toc224162759"/>
       <w:r>
         <w:rPr>
           <w:rFonts w:ascii="Times New Roman" w:eastAsia="Times New Roman" w:hAnsi="Times New Roman" w:cs="Times New Roman"/>
           <w:b/>
           <w:bCs/>
-          <w:kern w:val="36"/>
-          <w:sz w:val="48"/>
-          <w:szCs w:val="48"/>
-          <w:lang w:val="en-GB" w:eastAsia="en-GB" w:bidi="ar-SA"/>
-          <w14:ligatures w14:val="none"/>
-        </w:rPr>
-        <w:t>9️</w:t>
-      </w:r>
-      <w:r>
-        <w:rPr>
-          <w:rFonts w:ascii="Segoe UI Symbol" w:eastAsia="Times New Roman" w:hAnsi="Segoe UI Symbol" w:cs="Segoe UI Symbol"/>
-          <w:b/>
-          <w:bCs/>
-          <w:kern w:val="36"/>
-          <w:sz w:val="48"/>
-          <w:szCs w:val="48"/>
-          <w:lang w:val="en-GB" w:eastAsia="en-GB" w:bidi="ar-SA"/>
-          <w14:ligatures w14:val="none"/>
-        </w:rPr>
-        <w:t>⃣</w:t>
-      </w:r>
-      <w:r>
-        <w:rPr>
-          <w:rFonts w:ascii="Times New Roman" w:eastAsia="Times New Roman" w:hAnsi="Times New Roman" w:cs="Times New Roman"/>
-          <w:b/>
-          <w:bCs/>
-          <w:kern w:val="36"/>
-          <w:sz w:val="48"/>
-          <w:szCs w:val="48"/>
-          <w:lang w:val="en-GB" w:eastAsia="en-GB" w:bidi="ar-SA"/>
-          <w14:ligatures w14:val="none"/>
-        </w:rPr>
-        <w:t xml:space="preserve"> KPI Dashboard – Internal Control &amp; Audit</w:t>
-      </w:r>
+          <w:kern w:val="0"/>
+          <w:sz w:val="36"/>
+          <w:szCs w:val="36"/>
+          <w:lang w:val="en-GB" w:eastAsia="en-GB" w:bidi="ar-SA"/>
+          <w14:ligatures w14:val="none"/>
+        </w:rPr>
+        <w:t>KPI Dashboard – Internal Control &amp; Audit</w:t>
+      </w:r>
+      <w:bookmarkEnd w:id="20"/>
     </w:p>
     <w:tbl>
       <w:tblPr>
@@ -6159,6 +10452,7 @@
                 <w:lang w:val="en-GB" w:eastAsia="en-GB" w:bidi="ar-SA"/>
                 <w14:ligatures w14:val="none"/>
               </w:rPr>
+              <w:lastRenderedPageBreak/>
               <w:t>Control Testing Coverage</w:t>
             </w:r>
           </w:p>
@@ -6223,45 +10517,39 @@
     </w:p>
     <w:p>
       <w:pPr>
+        <w:pStyle w:val="ListParagraph"/>
+        <w:numPr>
+          <w:ilvl w:val="0"/>
+          <w:numId w:val="21"/>
+        </w:numPr>
         <w:spacing w:before="100" w:beforeAutospacing="1" w:after="100" w:afterAutospacing="1" w:line="240" w:lineRule="auto"/>
-        <w:outlineLvl w:val="0"/>
+        <w:outlineLvl w:val="1"/>
         <w:rPr>
           <w:rFonts w:ascii="Times New Roman" w:eastAsia="Times New Roman" w:hAnsi="Times New Roman" w:cs="Times New Roman"/>
           <w:b/>
           <w:bCs/>
-          <w:kern w:val="36"/>
-          <w:sz w:val="48"/>
-          <w:szCs w:val="48"/>
-          <w:lang w:val="en-GB" w:eastAsia="en-GB" w:bidi="ar-SA"/>
-          <w14:ligatures w14:val="none"/>
-        </w:rPr>
-      </w:pPr>
-      <w:r>
-        <w:rPr>
-          <w:rFonts w:ascii="Segoe UI Emoji" w:eastAsia="Times New Roman" w:hAnsi="Segoe UI Emoji" w:cs="Segoe UI Emoji"/>
+          <w:kern w:val="0"/>
+          <w:sz w:val="36"/>
+          <w:szCs w:val="36"/>
+          <w:lang w:val="en-GB" w:eastAsia="en-GB" w:bidi="ar-SA"/>
+          <w14:ligatures w14:val="none"/>
+        </w:rPr>
+      </w:pPr>
+      <w:bookmarkStart w:id="21" w:name="_Toc224162760"/>
+      <w:r>
+        <w:rPr>
+          <w:rFonts w:ascii="Times New Roman" w:eastAsia="Times New Roman" w:hAnsi="Times New Roman" w:cs="Times New Roman"/>
           <w:b/>
           <w:bCs/>
-          <w:kern w:val="36"/>
-          <w:sz w:val="48"/>
-          <w:szCs w:val="48"/>
-          <w:lang w:val="en-GB" w:eastAsia="en-GB" w:bidi="ar-SA"/>
-          <w14:ligatures w14:val="none"/>
-        </w:rPr>
-        <w:t>🔟</w:t>
-      </w:r>
-      <w:r>
-        <w:rPr>
-          <w:rFonts w:ascii="Times New Roman" w:eastAsia="Times New Roman" w:hAnsi="Times New Roman" w:cs="Times New Roman"/>
-          <w:b/>
-          <w:bCs/>
-          <w:kern w:val="36"/>
-          <w:sz w:val="48"/>
-          <w:szCs w:val="48"/>
-          <w:lang w:val="en-GB" w:eastAsia="en-GB" w:bidi="ar-SA"/>
-          <w14:ligatures w14:val="none"/>
-        </w:rPr>
-        <w:t xml:space="preserve"> SAP / ERP Control Points (If SAP Used)</w:t>
-      </w:r>
+          <w:kern w:val="0"/>
+          <w:sz w:val="36"/>
+          <w:szCs w:val="36"/>
+          <w:lang w:val="en-GB" w:eastAsia="en-GB" w:bidi="ar-SA"/>
+          <w14:ligatures w14:val="none"/>
+        </w:rPr>
+        <w:t>SAP / ERP Control Points (If SAP Used)</w:t>
+      </w:r>
+      <w:bookmarkEnd w:id="21"/>
     </w:p>
     <w:p>
       <w:pPr>
@@ -6479,94 +10767,70 @@
     </w:p>
     <w:p>
       <w:pPr>
+        <w:pStyle w:val="ListParagraph"/>
+        <w:numPr>
+          <w:ilvl w:val="0"/>
+          <w:numId w:val="21"/>
+        </w:numPr>
         <w:spacing w:before="100" w:beforeAutospacing="1" w:after="100" w:afterAutospacing="1" w:line="240" w:lineRule="auto"/>
-        <w:outlineLvl w:val="0"/>
+        <w:outlineLvl w:val="1"/>
         <w:rPr>
           <w:rFonts w:ascii="Times New Roman" w:eastAsia="Times New Roman" w:hAnsi="Times New Roman" w:cs="Times New Roman"/>
           <w:b/>
           <w:bCs/>
-          <w:kern w:val="36"/>
-          <w:sz w:val="48"/>
-          <w:szCs w:val="48"/>
-          <w:lang w:val="en-GB" w:eastAsia="en-GB" w:bidi="ar-SA"/>
-          <w14:ligatures w14:val="none"/>
-        </w:rPr>
-      </w:pPr>
+          <w:kern w:val="0"/>
+          <w:sz w:val="36"/>
+          <w:szCs w:val="36"/>
+          <w:lang w:val="en-GB" w:eastAsia="en-GB" w:bidi="ar-SA"/>
+          <w14:ligatures w14:val="none"/>
+        </w:rPr>
+      </w:pPr>
+      <w:bookmarkStart w:id="22" w:name="_Toc224162761"/>
       <w:r>
         <w:rPr>
           <w:rFonts w:ascii="Times New Roman" w:eastAsia="Times New Roman" w:hAnsi="Times New Roman" w:cs="Times New Roman"/>
           <w:b/>
           <w:bCs/>
-          <w:kern w:val="36"/>
-          <w:sz w:val="48"/>
-          <w:szCs w:val="48"/>
-          <w:lang w:val="en-GB" w:eastAsia="en-GB" w:bidi="ar-SA"/>
-          <w14:ligatures w14:val="none"/>
-        </w:rPr>
-        <w:t>11️</w:t>
-      </w:r>
-      <w:r>
-        <w:rPr>
-          <w:rFonts w:ascii="Segoe UI Symbol" w:eastAsia="Times New Roman" w:hAnsi="Segoe UI Symbol" w:cs="Segoe UI Symbol"/>
-          <w:b/>
-          <w:bCs/>
-          <w:kern w:val="36"/>
-          <w:sz w:val="48"/>
-          <w:szCs w:val="48"/>
-          <w:lang w:val="en-GB" w:eastAsia="en-GB" w:bidi="ar-SA"/>
-          <w14:ligatures w14:val="none"/>
-        </w:rPr>
-        <w:t>⃣</w:t>
-      </w:r>
-      <w:r>
-        <w:rPr>
-          <w:rFonts w:ascii="Times New Roman" w:eastAsia="Times New Roman" w:hAnsi="Times New Roman" w:cs="Times New Roman"/>
-          <w:b/>
-          <w:bCs/>
-          <w:kern w:val="36"/>
-          <w:sz w:val="48"/>
-          <w:szCs w:val="48"/>
-          <w:lang w:val="en-GB" w:eastAsia="en-GB" w:bidi="ar-SA"/>
-          <w14:ligatures w14:val="none"/>
-        </w:rPr>
-        <w:t xml:space="preserve"> Forms &amp; Templates (Standardized Codes)</w:t>
-      </w:r>
+          <w:kern w:val="0"/>
+          <w:sz w:val="36"/>
+          <w:szCs w:val="36"/>
+          <w:lang w:val="en-GB" w:eastAsia="en-GB" w:bidi="ar-SA"/>
+          <w14:ligatures w14:val="none"/>
+        </w:rPr>
+        <w:t>Forms &amp; Templates (Standardized Codes)</w:t>
+      </w:r>
+      <w:bookmarkEnd w:id="22"/>
     </w:p>
     <w:tbl>
       <w:tblPr>
+        <w:tblStyle w:val="PlainTable1"/>
         <w:tblW w:w="0" w:type="auto"/>
-        <w:tblCellSpacing w:w="15" w:type="dxa"/>
-        <w:tblCellMar>
-          <w:top w:w="15" w:type="dxa"/>
-          <w:left w:w="15" w:type="dxa"/>
-          <w:bottom w:w="15" w:type="dxa"/>
-          <w:right w:w="15" w:type="dxa"/>
-        </w:tblCellMar>
         <w:tblLook w:val="04A0" w:firstRow="1" w:lastRow="0" w:firstColumn="1" w:lastColumn="0" w:noHBand="0" w:noVBand="1"/>
       </w:tblPr>
       <w:tblGrid>
-        <w:gridCol w:w="929"/>
-        <w:gridCol w:w="3355"/>
+        <w:gridCol w:w="1083"/>
+        <w:gridCol w:w="7822"/>
       </w:tblGrid>
       <w:tr>
         <w:trPr>
+          <w:cnfStyle w:val="100000000000" w:firstRow="1" w:lastRow="0" w:firstColumn="0" w:lastColumn="0" w:oddVBand="0" w:evenVBand="0" w:oddHBand="0" w:evenHBand="0" w:firstRowFirstColumn="0" w:firstRowLastColumn="0" w:lastRowFirstColumn="0" w:lastRowLastColumn="0"/>
           <w:tblHeader/>
-          <w:tblCellSpacing w:w="15" w:type="dxa"/>
         </w:trPr>
         <w:tc>
           <w:tcPr>
+            <w:cnfStyle w:val="001000000000" w:firstRow="0" w:lastRow="0" w:firstColumn="1" w:lastColumn="0" w:oddVBand="0" w:evenVBand="0" w:oddHBand="0" w:evenHBand="0" w:firstRowFirstColumn="0" w:firstRowLastColumn="0" w:lastRowFirstColumn="0" w:lastRowLastColumn="0"/>
             <w:tcW w:w="0" w:type="auto"/>
+            <w:shd w:val="clear" w:color="auto" w:fill="0E2841" w:themeFill="text2"/>
             <w:vAlign w:val="center"/>
             <w:hideMark/>
           </w:tcPr>
           <w:p>
             <w:pPr>
-              <w:spacing w:after="0" w:line="240" w:lineRule="auto"/>
               <w:jc w:val="center"/>
               <w:rPr>
                 <w:rFonts w:ascii="Times New Roman" w:eastAsia="Times New Roman" w:hAnsi="Times New Roman" w:cs="Times New Roman"/>
-                <w:b/>
-                <w:bCs/>
+                <w:b w:val="0"/>
+                <w:bCs w:val="0"/>
                 <w:kern w:val="0"/>
                 <w:sz w:val="24"/>
                 <w:szCs w:val="24"/>
@@ -6577,33 +10841,31 @@
             <w:r>
               <w:rPr>
                 <w:rFonts w:ascii="Times New Roman" w:eastAsia="Times New Roman" w:hAnsi="Times New Roman" w:cs="Times New Roman"/>
-                <w:b/>
-                <w:bCs/>
-                <w:kern w:val="0"/>
-                <w:sz w:val="24"/>
-                <w:szCs w:val="24"/>
-                <w:lang w:val="en-GB" w:eastAsia="en-GB" w:bidi="ar-SA"/>
-                <w14:ligatures w14:val="none"/>
-              </w:rPr>
-              <w:lastRenderedPageBreak/>
+                <w:kern w:val="0"/>
+                <w:sz w:val="24"/>
+                <w:szCs w:val="24"/>
+                <w:lang w:val="en-GB" w:eastAsia="en-GB" w:bidi="ar-SA"/>
+                <w14:ligatures w14:val="none"/>
+              </w:rPr>
               <w:t>Code</w:t>
             </w:r>
           </w:p>
         </w:tc>
         <w:tc>
           <w:tcPr>
-            <w:tcW w:w="0" w:type="auto"/>
+            <w:tcW w:w="7822" w:type="dxa"/>
+            <w:shd w:val="clear" w:color="auto" w:fill="0E2841" w:themeFill="text2"/>
             <w:vAlign w:val="center"/>
             <w:hideMark/>
           </w:tcPr>
           <w:p>
             <w:pPr>
-              <w:spacing w:after="0" w:line="240" w:lineRule="auto"/>
               <w:jc w:val="center"/>
-              <w:rPr>
-                <w:rFonts w:ascii="Times New Roman" w:eastAsia="Times New Roman" w:hAnsi="Times New Roman" w:cs="Times New Roman"/>
-                <w:b/>
-                <w:bCs/>
+              <w:cnfStyle w:val="100000000000" w:firstRow="1" w:lastRow="0" w:firstColumn="0" w:lastColumn="0" w:oddVBand="0" w:evenVBand="0" w:oddHBand="0" w:evenHBand="0" w:firstRowFirstColumn="0" w:firstRowLastColumn="0" w:lastRowFirstColumn="0" w:lastRowLastColumn="0"/>
+              <w:rPr>
+                <w:rFonts w:ascii="Times New Roman" w:eastAsia="Times New Roman" w:hAnsi="Times New Roman" w:cs="Times New Roman"/>
+                <w:b w:val="0"/>
+                <w:bCs w:val="0"/>
                 <w:kern w:val="0"/>
                 <w:sz w:val="24"/>
                 <w:szCs w:val="24"/>
@@ -6614,8 +10876,6 @@
             <w:r>
               <w:rPr>
                 <w:rFonts w:ascii="Times New Roman" w:eastAsia="Times New Roman" w:hAnsi="Times New Roman" w:cs="Times New Roman"/>
-                <w:b/>
-                <w:bCs/>
                 <w:kern w:val="0"/>
                 <w:sz w:val="24"/>
                 <w:szCs w:val="24"/>
@@ -6629,17 +10889,16 @@
       </w:tr>
       <w:tr>
         <w:trPr>
-          <w:tblCellSpacing w:w="15" w:type="dxa"/>
+          <w:cnfStyle w:val="000000100000" w:firstRow="0" w:lastRow="0" w:firstColumn="0" w:lastColumn="0" w:oddVBand="0" w:evenVBand="0" w:oddHBand="1" w:evenHBand="0" w:firstRowFirstColumn="0" w:firstRowLastColumn="0" w:lastRowFirstColumn="0" w:lastRowLastColumn="0"/>
         </w:trPr>
         <w:tc>
           <w:tcPr>
+            <w:cnfStyle w:val="001000000000" w:firstRow="0" w:lastRow="0" w:firstColumn="1" w:lastColumn="0" w:oddVBand="0" w:evenVBand="0" w:oddHBand="0" w:evenHBand="0" w:firstRowFirstColumn="0" w:firstRowLastColumn="0" w:lastRowFirstColumn="0" w:lastRowLastColumn="0"/>
             <w:tcW w:w="0" w:type="auto"/>
-            <w:vAlign w:val="center"/>
             <w:hideMark/>
           </w:tcPr>
           <w:p>
             <w:pPr>
-              <w:spacing w:after="0" w:line="240" w:lineRule="auto"/>
               <w:rPr>
                 <w:rFonts w:ascii="Times New Roman" w:eastAsia="Times New Roman" w:hAnsi="Times New Roman" w:cs="Times New Roman"/>
                 <w:kern w:val="0"/>
@@ -6664,13 +10923,12 @@
         </w:tc>
         <w:tc>
           <w:tcPr>
-            <w:tcW w:w="0" w:type="auto"/>
-            <w:vAlign w:val="center"/>
+            <w:tcW w:w="7822" w:type="dxa"/>
             <w:hideMark/>
           </w:tcPr>
           <w:p>
             <w:pPr>
-              <w:spacing w:after="0" w:line="240" w:lineRule="auto"/>
+              <w:cnfStyle w:val="000000100000" w:firstRow="0" w:lastRow="0" w:firstColumn="0" w:lastColumn="0" w:oddVBand="0" w:evenVBand="0" w:oddHBand="1" w:evenHBand="0" w:firstRowFirstColumn="0" w:firstRowLastColumn="0" w:lastRowFirstColumn="0" w:lastRowLastColumn="0"/>
               <w:rPr>
                 <w:rFonts w:ascii="Times New Roman" w:eastAsia="Times New Roman" w:hAnsi="Times New Roman" w:cs="Times New Roman"/>
                 <w:kern w:val="0"/>
@@ -6690,23 +10948,84 @@
                 <w14:ligatures w14:val="none"/>
               </w:rPr>
               <w:t>Internal Audit Charter</w:t>
+            </w:r>
+          </w:p>
+        </w:tc>
+      </w:tr>
+      <w:tr>
+        <w:tc>
+          <w:tcPr>
+            <w:cnfStyle w:val="001000000000" w:firstRow="0" w:lastRow="0" w:firstColumn="1" w:lastColumn="0" w:oddVBand="0" w:evenVBand="0" w:oddHBand="0" w:evenHBand="0" w:firstRowFirstColumn="0" w:firstRowLastColumn="0" w:lastRowFirstColumn="0" w:lastRowLastColumn="0"/>
+            <w:tcW w:w="0" w:type="auto"/>
+            <w:hideMark/>
+          </w:tcPr>
+          <w:p>
+            <w:pPr>
+              <w:rPr>
+                <w:rFonts w:ascii="Times New Roman" w:eastAsia="Times New Roman" w:hAnsi="Times New Roman" w:cs="Times New Roman"/>
+                <w:kern w:val="0"/>
+                <w:sz w:val="24"/>
+                <w:szCs w:val="24"/>
+                <w:lang w:val="en-GB" w:eastAsia="en-GB" w:bidi="ar-SA"/>
+                <w14:ligatures w14:val="none"/>
+              </w:rPr>
+            </w:pPr>
+            <w:r>
+              <w:rPr>
+                <w:rFonts w:ascii="Times New Roman" w:eastAsia="Times New Roman" w:hAnsi="Times New Roman" w:cs="Times New Roman"/>
+                <w:kern w:val="0"/>
+                <w:sz w:val="24"/>
+                <w:szCs w:val="24"/>
+                <w:lang w:val="en-GB" w:eastAsia="en-GB" w:bidi="ar-SA"/>
+                <w14:ligatures w14:val="none"/>
+              </w:rPr>
+              <w:t>F_19_02</w:t>
+            </w:r>
+          </w:p>
+        </w:tc>
+        <w:tc>
+          <w:tcPr>
+            <w:tcW w:w="7822" w:type="dxa"/>
+            <w:hideMark/>
+          </w:tcPr>
+          <w:p>
+            <w:pPr>
+              <w:cnfStyle w:val="000000000000" w:firstRow="0" w:lastRow="0" w:firstColumn="0" w:lastColumn="0" w:oddVBand="0" w:evenVBand="0" w:oddHBand="0" w:evenHBand="0" w:firstRowFirstColumn="0" w:firstRowLastColumn="0" w:lastRowFirstColumn="0" w:lastRowLastColumn="0"/>
+              <w:rPr>
+                <w:rFonts w:ascii="Times New Roman" w:eastAsia="Times New Roman" w:hAnsi="Times New Roman" w:cs="Times New Roman"/>
+                <w:kern w:val="0"/>
+                <w:sz w:val="24"/>
+                <w:szCs w:val="24"/>
+                <w:lang w:val="en-GB" w:eastAsia="en-GB" w:bidi="ar-SA"/>
+                <w14:ligatures w14:val="none"/>
+              </w:rPr>
+            </w:pPr>
+            <w:r>
+              <w:rPr>
+                <w:rFonts w:ascii="Times New Roman" w:eastAsia="Times New Roman" w:hAnsi="Times New Roman" w:cs="Times New Roman"/>
+                <w:kern w:val="0"/>
+                <w:sz w:val="24"/>
+                <w:szCs w:val="24"/>
+                <w:lang w:val="en-GB" w:eastAsia="en-GB" w:bidi="ar-SA"/>
+                <w14:ligatures w14:val="none"/>
+              </w:rPr>
+              <w:t>Annual Audit Plan Template</w:t>
             </w:r>
           </w:p>
         </w:tc>
       </w:tr>
       <w:tr>
         <w:trPr>
-          <w:tblCellSpacing w:w="15" w:type="dxa"/>
+          <w:cnfStyle w:val="000000100000" w:firstRow="0" w:lastRow="0" w:firstColumn="0" w:lastColumn="0" w:oddVBand="0" w:evenVBand="0" w:oddHBand="1" w:evenHBand="0" w:firstRowFirstColumn="0" w:firstRowLastColumn="0" w:lastRowFirstColumn="0" w:lastRowLastColumn="0"/>
         </w:trPr>
         <w:tc>
           <w:tcPr>
+            <w:cnfStyle w:val="001000000000" w:firstRow="0" w:lastRow="0" w:firstColumn="1" w:lastColumn="0" w:oddVBand="0" w:evenVBand="0" w:oddHBand="0" w:evenHBand="0" w:firstRowFirstColumn="0" w:firstRowLastColumn="0" w:lastRowFirstColumn="0" w:lastRowLastColumn="0"/>
             <w:tcW w:w="0" w:type="auto"/>
-            <w:vAlign w:val="center"/>
             <w:hideMark/>
           </w:tcPr>
           <w:p>
             <w:pPr>
-              <w:spacing w:after="0" w:line="240" w:lineRule="auto"/>
               <w:rPr>
                 <w:rFonts w:ascii="Times New Roman" w:eastAsia="Times New Roman" w:hAnsi="Times New Roman" w:cs="Times New Roman"/>
                 <w:kern w:val="0"/>
@@ -6725,19 +11044,18 @@
                 <w:lang w:val="en-GB" w:eastAsia="en-GB" w:bidi="ar-SA"/>
                 <w14:ligatures w14:val="none"/>
               </w:rPr>
-              <w:t>F_19_02</w:t>
+              <w:t>F_19_03</w:t>
             </w:r>
           </w:p>
         </w:tc>
         <w:tc>
           <w:tcPr>
-            <w:tcW w:w="0" w:type="auto"/>
-            <w:vAlign w:val="center"/>
+            <w:tcW w:w="7822" w:type="dxa"/>
             <w:hideMark/>
           </w:tcPr>
           <w:p>
             <w:pPr>
-              <w:spacing w:after="0" w:line="240" w:lineRule="auto"/>
+              <w:cnfStyle w:val="000000100000" w:firstRow="0" w:lastRow="0" w:firstColumn="0" w:lastColumn="0" w:oddVBand="0" w:evenVBand="0" w:oddHBand="1" w:evenHBand="0" w:firstRowFirstColumn="0" w:firstRowLastColumn="0" w:lastRowFirstColumn="0" w:lastRowLastColumn="0"/>
               <w:rPr>
                 <w:rFonts w:ascii="Times New Roman" w:eastAsia="Times New Roman" w:hAnsi="Times New Roman" w:cs="Times New Roman"/>
                 <w:kern w:val="0"/>
@@ -6756,24 +11074,85 @@
                 <w:lang w:val="en-GB" w:eastAsia="en-GB" w:bidi="ar-SA"/>
                 <w14:ligatures w14:val="none"/>
               </w:rPr>
-              <w:t>Annual Audit Plan Template</w:t>
+              <w:t>Risk Assessment Matrix</w:t>
+            </w:r>
+          </w:p>
+        </w:tc>
+      </w:tr>
+      <w:tr>
+        <w:tc>
+          <w:tcPr>
+            <w:cnfStyle w:val="001000000000" w:firstRow="0" w:lastRow="0" w:firstColumn="1" w:lastColumn="0" w:oddVBand="0" w:evenVBand="0" w:oddHBand="0" w:evenHBand="0" w:firstRowFirstColumn="0" w:firstRowLastColumn="0" w:lastRowFirstColumn="0" w:lastRowLastColumn="0"/>
+            <w:tcW w:w="0" w:type="auto"/>
+            <w:hideMark/>
+          </w:tcPr>
+          <w:p>
+            <w:pPr>
+              <w:rPr>
+                <w:rFonts w:ascii="Times New Roman" w:eastAsia="Times New Roman" w:hAnsi="Times New Roman" w:cs="Times New Roman"/>
+                <w:kern w:val="0"/>
+                <w:sz w:val="24"/>
+                <w:szCs w:val="24"/>
+                <w:lang w:val="en-GB" w:eastAsia="en-GB" w:bidi="ar-SA"/>
+                <w14:ligatures w14:val="none"/>
+              </w:rPr>
+            </w:pPr>
+            <w:r>
+              <w:rPr>
+                <w:rFonts w:ascii="Times New Roman" w:eastAsia="Times New Roman" w:hAnsi="Times New Roman" w:cs="Times New Roman"/>
+                <w:kern w:val="0"/>
+                <w:sz w:val="24"/>
+                <w:szCs w:val="24"/>
+                <w:lang w:val="en-GB" w:eastAsia="en-GB" w:bidi="ar-SA"/>
+                <w14:ligatures w14:val="none"/>
+              </w:rPr>
+              <w:t>F_19_04</w:t>
+            </w:r>
+          </w:p>
+        </w:tc>
+        <w:tc>
+          <w:tcPr>
+            <w:tcW w:w="7822" w:type="dxa"/>
+            <w:hideMark/>
+          </w:tcPr>
+          <w:p>
+            <w:pPr>
+              <w:cnfStyle w:val="000000000000" w:firstRow="0" w:lastRow="0" w:firstColumn="0" w:lastColumn="0" w:oddVBand="0" w:evenVBand="0" w:oddHBand="0" w:evenHBand="0" w:firstRowFirstColumn="0" w:firstRowLastColumn="0" w:lastRowFirstColumn="0" w:lastRowLastColumn="0"/>
+              <w:rPr>
+                <w:rFonts w:ascii="Times New Roman" w:eastAsia="Times New Roman" w:hAnsi="Times New Roman" w:cs="Times New Roman"/>
+                <w:kern w:val="0"/>
+                <w:sz w:val="24"/>
+                <w:szCs w:val="24"/>
+                <w:lang w:val="en-GB" w:eastAsia="en-GB" w:bidi="ar-SA"/>
+                <w14:ligatures w14:val="none"/>
+              </w:rPr>
+            </w:pPr>
+            <w:r>
+              <w:rPr>
+                <w:rFonts w:ascii="Times New Roman" w:eastAsia="Times New Roman" w:hAnsi="Times New Roman" w:cs="Times New Roman"/>
+                <w:kern w:val="0"/>
+                <w:sz w:val="24"/>
+                <w:szCs w:val="24"/>
+                <w:lang w:val="en-GB" w:eastAsia="en-GB" w:bidi="ar-SA"/>
+                <w14:ligatures w14:val="none"/>
+              </w:rPr>
+              <w:t>Audit Program Checklist</w:t>
             </w:r>
           </w:p>
         </w:tc>
       </w:tr>
       <w:tr>
         <w:trPr>
-          <w:tblCellSpacing w:w="15" w:type="dxa"/>
+          <w:cnfStyle w:val="000000100000" w:firstRow="0" w:lastRow="0" w:firstColumn="0" w:lastColumn="0" w:oddVBand="0" w:evenVBand="0" w:oddHBand="1" w:evenHBand="0" w:firstRowFirstColumn="0" w:firstRowLastColumn="0" w:lastRowFirstColumn="0" w:lastRowLastColumn="0"/>
         </w:trPr>
         <w:tc>
           <w:tcPr>
+            <w:cnfStyle w:val="001000000000" w:firstRow="0" w:lastRow="0" w:firstColumn="1" w:lastColumn="0" w:oddVBand="0" w:evenVBand="0" w:oddHBand="0" w:evenHBand="0" w:firstRowFirstColumn="0" w:firstRowLastColumn="0" w:lastRowFirstColumn="0" w:lastRowLastColumn="0"/>
             <w:tcW w:w="0" w:type="auto"/>
-            <w:vAlign w:val="center"/>
             <w:hideMark/>
           </w:tcPr>
           <w:p>
             <w:pPr>
-              <w:spacing w:after="0" w:line="240" w:lineRule="auto"/>
               <w:rPr>
                 <w:rFonts w:ascii="Times New Roman" w:eastAsia="Times New Roman" w:hAnsi="Times New Roman" w:cs="Times New Roman"/>
                 <w:kern w:val="0"/>
@@ -6792,19 +11171,18 @@
                 <w:lang w:val="en-GB" w:eastAsia="en-GB" w:bidi="ar-SA"/>
                 <w14:ligatures w14:val="none"/>
               </w:rPr>
-              <w:t>F_19_03</w:t>
+              <w:t>F_19_05</w:t>
             </w:r>
           </w:p>
         </w:tc>
         <w:tc>
           <w:tcPr>
-            <w:tcW w:w="0" w:type="auto"/>
-            <w:vAlign w:val="center"/>
+            <w:tcW w:w="7822" w:type="dxa"/>
             <w:hideMark/>
           </w:tcPr>
           <w:p>
             <w:pPr>
-              <w:spacing w:after="0" w:line="240" w:lineRule="auto"/>
+              <w:cnfStyle w:val="000000100000" w:firstRow="0" w:lastRow="0" w:firstColumn="0" w:lastColumn="0" w:oddVBand="0" w:evenVBand="0" w:oddHBand="1" w:evenHBand="0" w:firstRowFirstColumn="0" w:firstRowLastColumn="0" w:lastRowFirstColumn="0" w:lastRowLastColumn="0"/>
               <w:rPr>
                 <w:rFonts w:ascii="Times New Roman" w:eastAsia="Times New Roman" w:hAnsi="Times New Roman" w:cs="Times New Roman"/>
                 <w:kern w:val="0"/>
@@ -6823,24 +11201,85 @@
                 <w:lang w:val="en-GB" w:eastAsia="en-GB" w:bidi="ar-SA"/>
                 <w14:ligatures w14:val="none"/>
               </w:rPr>
-              <w:t>Risk Assessment Matrix</w:t>
+              <w:t>Working Papers Template</w:t>
+            </w:r>
+          </w:p>
+        </w:tc>
+      </w:tr>
+      <w:tr>
+        <w:tc>
+          <w:tcPr>
+            <w:cnfStyle w:val="001000000000" w:firstRow="0" w:lastRow="0" w:firstColumn="1" w:lastColumn="0" w:oddVBand="0" w:evenVBand="0" w:oddHBand="0" w:evenHBand="0" w:firstRowFirstColumn="0" w:firstRowLastColumn="0" w:lastRowFirstColumn="0" w:lastRowLastColumn="0"/>
+            <w:tcW w:w="0" w:type="auto"/>
+            <w:hideMark/>
+          </w:tcPr>
+          <w:p>
+            <w:pPr>
+              <w:rPr>
+                <w:rFonts w:ascii="Times New Roman" w:eastAsia="Times New Roman" w:hAnsi="Times New Roman" w:cs="Times New Roman"/>
+                <w:kern w:val="0"/>
+                <w:sz w:val="24"/>
+                <w:szCs w:val="24"/>
+                <w:lang w:val="en-GB" w:eastAsia="en-GB" w:bidi="ar-SA"/>
+                <w14:ligatures w14:val="none"/>
+              </w:rPr>
+            </w:pPr>
+            <w:r>
+              <w:rPr>
+                <w:rFonts w:ascii="Times New Roman" w:eastAsia="Times New Roman" w:hAnsi="Times New Roman" w:cs="Times New Roman"/>
+                <w:kern w:val="0"/>
+                <w:sz w:val="24"/>
+                <w:szCs w:val="24"/>
+                <w:lang w:val="en-GB" w:eastAsia="en-GB" w:bidi="ar-SA"/>
+                <w14:ligatures w14:val="none"/>
+              </w:rPr>
+              <w:t>F_19_06</w:t>
+            </w:r>
+          </w:p>
+        </w:tc>
+        <w:tc>
+          <w:tcPr>
+            <w:tcW w:w="7822" w:type="dxa"/>
+            <w:hideMark/>
+          </w:tcPr>
+          <w:p>
+            <w:pPr>
+              <w:cnfStyle w:val="000000000000" w:firstRow="0" w:lastRow="0" w:firstColumn="0" w:lastColumn="0" w:oddVBand="0" w:evenVBand="0" w:oddHBand="0" w:evenHBand="0" w:firstRowFirstColumn="0" w:firstRowLastColumn="0" w:lastRowFirstColumn="0" w:lastRowLastColumn="0"/>
+              <w:rPr>
+                <w:rFonts w:ascii="Times New Roman" w:eastAsia="Times New Roman" w:hAnsi="Times New Roman" w:cs="Times New Roman"/>
+                <w:kern w:val="0"/>
+                <w:sz w:val="24"/>
+                <w:szCs w:val="24"/>
+                <w:lang w:val="en-GB" w:eastAsia="en-GB" w:bidi="ar-SA"/>
+                <w14:ligatures w14:val="none"/>
+              </w:rPr>
+            </w:pPr>
+            <w:r>
+              <w:rPr>
+                <w:rFonts w:ascii="Times New Roman" w:eastAsia="Times New Roman" w:hAnsi="Times New Roman" w:cs="Times New Roman"/>
+                <w:kern w:val="0"/>
+                <w:sz w:val="24"/>
+                <w:szCs w:val="24"/>
+                <w:lang w:val="en-GB" w:eastAsia="en-GB" w:bidi="ar-SA"/>
+                <w14:ligatures w14:val="none"/>
+              </w:rPr>
+              <w:t>Audit Report Template</w:t>
             </w:r>
           </w:p>
         </w:tc>
       </w:tr>
       <w:tr>
         <w:trPr>
-          <w:tblCellSpacing w:w="15" w:type="dxa"/>
+          <w:cnfStyle w:val="000000100000" w:firstRow="0" w:lastRow="0" w:firstColumn="0" w:lastColumn="0" w:oddVBand="0" w:evenVBand="0" w:oddHBand="1" w:evenHBand="0" w:firstRowFirstColumn="0" w:firstRowLastColumn="0" w:lastRowFirstColumn="0" w:lastRowLastColumn="0"/>
         </w:trPr>
         <w:tc>
           <w:tcPr>
+            <w:cnfStyle w:val="001000000000" w:firstRow="0" w:lastRow="0" w:firstColumn="1" w:lastColumn="0" w:oddVBand="0" w:evenVBand="0" w:oddHBand="0" w:evenHBand="0" w:firstRowFirstColumn="0" w:firstRowLastColumn="0" w:lastRowFirstColumn="0" w:lastRowLastColumn="0"/>
             <w:tcW w:w="0" w:type="auto"/>
-            <w:vAlign w:val="center"/>
             <w:hideMark/>
           </w:tcPr>
           <w:p>
             <w:pPr>
-              <w:spacing w:after="0" w:line="240" w:lineRule="auto"/>
               <w:rPr>
                 <w:rFonts w:ascii="Times New Roman" w:eastAsia="Times New Roman" w:hAnsi="Times New Roman" w:cs="Times New Roman"/>
                 <w:kern w:val="0"/>
@@ -6859,19 +11298,18 @@
                 <w:lang w:val="en-GB" w:eastAsia="en-GB" w:bidi="ar-SA"/>
                 <w14:ligatures w14:val="none"/>
               </w:rPr>
-              <w:t>F_19_04</w:t>
+              <w:t>F_19_07</w:t>
             </w:r>
           </w:p>
         </w:tc>
         <w:tc>
           <w:tcPr>
-            <w:tcW w:w="0" w:type="auto"/>
-            <w:vAlign w:val="center"/>
+            <w:tcW w:w="7822" w:type="dxa"/>
             <w:hideMark/>
           </w:tcPr>
           <w:p>
             <w:pPr>
-              <w:spacing w:after="0" w:line="240" w:lineRule="auto"/>
+              <w:cnfStyle w:val="000000100000" w:firstRow="0" w:lastRow="0" w:firstColumn="0" w:lastColumn="0" w:oddVBand="0" w:evenVBand="0" w:oddHBand="1" w:evenHBand="0" w:firstRowFirstColumn="0" w:firstRowLastColumn="0" w:lastRowFirstColumn="0" w:lastRowLastColumn="0"/>
               <w:rPr>
                 <w:rFonts w:ascii="Times New Roman" w:eastAsia="Times New Roman" w:hAnsi="Times New Roman" w:cs="Times New Roman"/>
                 <w:kern w:val="0"/>
@@ -6890,24 +11328,85 @@
                 <w:lang w:val="en-GB" w:eastAsia="en-GB" w:bidi="ar-SA"/>
                 <w14:ligatures w14:val="none"/>
               </w:rPr>
-              <w:t>Audit Program Checklist</w:t>
+              <w:t>Management Action Plan Tracker</w:t>
+            </w:r>
+          </w:p>
+        </w:tc>
+      </w:tr>
+      <w:tr>
+        <w:tc>
+          <w:tcPr>
+            <w:cnfStyle w:val="001000000000" w:firstRow="0" w:lastRow="0" w:firstColumn="1" w:lastColumn="0" w:oddVBand="0" w:evenVBand="0" w:oddHBand="0" w:evenHBand="0" w:firstRowFirstColumn="0" w:firstRowLastColumn="0" w:lastRowFirstColumn="0" w:lastRowLastColumn="0"/>
+            <w:tcW w:w="0" w:type="auto"/>
+            <w:hideMark/>
+          </w:tcPr>
+          <w:p>
+            <w:pPr>
+              <w:rPr>
+                <w:rFonts w:ascii="Times New Roman" w:eastAsia="Times New Roman" w:hAnsi="Times New Roman" w:cs="Times New Roman"/>
+                <w:kern w:val="0"/>
+                <w:sz w:val="24"/>
+                <w:szCs w:val="24"/>
+                <w:lang w:val="en-GB" w:eastAsia="en-GB" w:bidi="ar-SA"/>
+                <w14:ligatures w14:val="none"/>
+              </w:rPr>
+            </w:pPr>
+            <w:r>
+              <w:rPr>
+                <w:rFonts w:ascii="Times New Roman" w:eastAsia="Times New Roman" w:hAnsi="Times New Roman" w:cs="Times New Roman"/>
+                <w:kern w:val="0"/>
+                <w:sz w:val="24"/>
+                <w:szCs w:val="24"/>
+                <w:lang w:val="en-GB" w:eastAsia="en-GB" w:bidi="ar-SA"/>
+                <w14:ligatures w14:val="none"/>
+              </w:rPr>
+              <w:t>F_19_08</w:t>
+            </w:r>
+          </w:p>
+        </w:tc>
+        <w:tc>
+          <w:tcPr>
+            <w:tcW w:w="7822" w:type="dxa"/>
+            <w:hideMark/>
+          </w:tcPr>
+          <w:p>
+            <w:pPr>
+              <w:cnfStyle w:val="000000000000" w:firstRow="0" w:lastRow="0" w:firstColumn="0" w:lastColumn="0" w:oddVBand="0" w:evenVBand="0" w:oddHBand="0" w:evenHBand="0" w:firstRowFirstColumn="0" w:firstRowLastColumn="0" w:lastRowFirstColumn="0" w:lastRowLastColumn="0"/>
+              <w:rPr>
+                <w:rFonts w:ascii="Times New Roman" w:eastAsia="Times New Roman" w:hAnsi="Times New Roman" w:cs="Times New Roman"/>
+                <w:kern w:val="0"/>
+                <w:sz w:val="24"/>
+                <w:szCs w:val="24"/>
+                <w:lang w:val="en-GB" w:eastAsia="en-GB" w:bidi="ar-SA"/>
+                <w14:ligatures w14:val="none"/>
+              </w:rPr>
+            </w:pPr>
+            <w:r>
+              <w:rPr>
+                <w:rFonts w:ascii="Times New Roman" w:eastAsia="Times New Roman" w:hAnsi="Times New Roman" w:cs="Times New Roman"/>
+                <w:kern w:val="0"/>
+                <w:sz w:val="24"/>
+                <w:szCs w:val="24"/>
+                <w:lang w:val="en-GB" w:eastAsia="en-GB" w:bidi="ar-SA"/>
+                <w14:ligatures w14:val="none"/>
+              </w:rPr>
+              <w:t>Fraud Incident Report Form</w:t>
             </w:r>
           </w:p>
         </w:tc>
       </w:tr>
       <w:tr>
         <w:trPr>
-          <w:tblCellSpacing w:w="15" w:type="dxa"/>
+          <w:cnfStyle w:val="000000100000" w:firstRow="0" w:lastRow="0" w:firstColumn="0" w:lastColumn="0" w:oddVBand="0" w:evenVBand="0" w:oddHBand="1" w:evenHBand="0" w:firstRowFirstColumn="0" w:firstRowLastColumn="0" w:lastRowFirstColumn="0" w:lastRowLastColumn="0"/>
         </w:trPr>
         <w:tc>
           <w:tcPr>
+            <w:cnfStyle w:val="001000000000" w:firstRow="0" w:lastRow="0" w:firstColumn="1" w:lastColumn="0" w:oddVBand="0" w:evenVBand="0" w:oddHBand="0" w:evenHBand="0" w:firstRowFirstColumn="0" w:firstRowLastColumn="0" w:lastRowFirstColumn="0" w:lastRowLastColumn="0"/>
             <w:tcW w:w="0" w:type="auto"/>
-            <w:vAlign w:val="center"/>
             <w:hideMark/>
           </w:tcPr>
           <w:p>
             <w:pPr>
-              <w:spacing w:after="0" w:line="240" w:lineRule="auto"/>
               <w:rPr>
                 <w:rFonts w:ascii="Times New Roman" w:eastAsia="Times New Roman" w:hAnsi="Times New Roman" w:cs="Times New Roman"/>
                 <w:kern w:val="0"/>
@@ -6926,19 +11425,18 @@
                 <w:lang w:val="en-GB" w:eastAsia="en-GB" w:bidi="ar-SA"/>
                 <w14:ligatures w14:val="none"/>
               </w:rPr>
-              <w:t>F_19_05</w:t>
+              <w:t>F_19_09</w:t>
             </w:r>
           </w:p>
         </w:tc>
         <w:tc>
           <w:tcPr>
-            <w:tcW w:w="0" w:type="auto"/>
-            <w:vAlign w:val="center"/>
+            <w:tcW w:w="7822" w:type="dxa"/>
             <w:hideMark/>
           </w:tcPr>
           <w:p>
             <w:pPr>
-              <w:spacing w:after="0" w:line="240" w:lineRule="auto"/>
+              <w:cnfStyle w:val="000000100000" w:firstRow="0" w:lastRow="0" w:firstColumn="0" w:lastColumn="0" w:oddVBand="0" w:evenVBand="0" w:oddHBand="1" w:evenHBand="0" w:firstRowFirstColumn="0" w:firstRowLastColumn="0" w:lastRowFirstColumn="0" w:lastRowLastColumn="0"/>
               <w:rPr>
                 <w:rFonts w:ascii="Times New Roman" w:eastAsia="Times New Roman" w:hAnsi="Times New Roman" w:cs="Times New Roman"/>
                 <w:kern w:val="0"/>
@@ -6957,24 +11455,20 @@
                 <w:lang w:val="en-GB" w:eastAsia="en-GB" w:bidi="ar-SA"/>
                 <w14:ligatures w14:val="none"/>
               </w:rPr>
-              <w:t>Working Papers Template</w:t>
+              <w:t>Whistleblower Submission Form</w:t>
             </w:r>
           </w:p>
         </w:tc>
       </w:tr>
       <w:tr>
-        <w:trPr>
-          <w:tblCellSpacing w:w="15" w:type="dxa"/>
-        </w:trPr>
         <w:tc>
           <w:tcPr>
+            <w:cnfStyle w:val="001000000000" w:firstRow="0" w:lastRow="0" w:firstColumn="1" w:lastColumn="0" w:oddVBand="0" w:evenVBand="0" w:oddHBand="0" w:evenHBand="0" w:firstRowFirstColumn="0" w:firstRowLastColumn="0" w:lastRowFirstColumn="0" w:lastRowLastColumn="0"/>
             <w:tcW w:w="0" w:type="auto"/>
-            <w:vAlign w:val="center"/>
             <w:hideMark/>
           </w:tcPr>
           <w:p>
             <w:pPr>
-              <w:spacing w:after="0" w:line="240" w:lineRule="auto"/>
               <w:rPr>
                 <w:rFonts w:ascii="Times New Roman" w:eastAsia="Times New Roman" w:hAnsi="Times New Roman" w:cs="Times New Roman"/>
                 <w:kern w:val="0"/>
@@ -6993,287 +11487,18 @@
                 <w:lang w:val="en-GB" w:eastAsia="en-GB" w:bidi="ar-SA"/>
                 <w14:ligatures w14:val="none"/>
               </w:rPr>
-              <w:t>F_19_06</w:t>
+              <w:t>F_19_10</w:t>
             </w:r>
           </w:p>
         </w:tc>
         <w:tc>
           <w:tcPr>
-            <w:tcW w:w="0" w:type="auto"/>
-            <w:vAlign w:val="center"/>
+            <w:tcW w:w="7822" w:type="dxa"/>
             <w:hideMark/>
           </w:tcPr>
           <w:p>
             <w:pPr>
-              <w:spacing w:after="0" w:line="240" w:lineRule="auto"/>
-              <w:rPr>
-                <w:rFonts w:ascii="Times New Roman" w:eastAsia="Times New Roman" w:hAnsi="Times New Roman" w:cs="Times New Roman"/>
-                <w:kern w:val="0"/>
-                <w:sz w:val="24"/>
-                <w:szCs w:val="24"/>
-                <w:lang w:val="en-GB" w:eastAsia="en-GB" w:bidi="ar-SA"/>
-                <w14:ligatures w14:val="none"/>
-              </w:rPr>
-            </w:pPr>
-            <w:r>
-              <w:rPr>
-                <w:rFonts w:ascii="Times New Roman" w:eastAsia="Times New Roman" w:hAnsi="Times New Roman" w:cs="Times New Roman"/>
-                <w:kern w:val="0"/>
-                <w:sz w:val="24"/>
-                <w:szCs w:val="24"/>
-                <w:lang w:val="en-GB" w:eastAsia="en-GB" w:bidi="ar-SA"/>
-                <w14:ligatures w14:val="none"/>
-              </w:rPr>
-              <w:t>Audit Report Template</w:t>
-            </w:r>
-          </w:p>
-        </w:tc>
-      </w:tr>
-      <w:tr>
-        <w:trPr>
-          <w:tblCellSpacing w:w="15" w:type="dxa"/>
-        </w:trPr>
-        <w:tc>
-          <w:tcPr>
-            <w:tcW w:w="0" w:type="auto"/>
-            <w:vAlign w:val="center"/>
-            <w:hideMark/>
-          </w:tcPr>
-          <w:p>
-            <w:pPr>
-              <w:spacing w:after="0" w:line="240" w:lineRule="auto"/>
-              <w:rPr>
-                <w:rFonts w:ascii="Times New Roman" w:eastAsia="Times New Roman" w:hAnsi="Times New Roman" w:cs="Times New Roman"/>
-                <w:kern w:val="0"/>
-                <w:sz w:val="24"/>
-                <w:szCs w:val="24"/>
-                <w:lang w:val="en-GB" w:eastAsia="en-GB" w:bidi="ar-SA"/>
-                <w14:ligatures w14:val="none"/>
-              </w:rPr>
-            </w:pPr>
-            <w:r>
-              <w:rPr>
-                <w:rFonts w:ascii="Times New Roman" w:eastAsia="Times New Roman" w:hAnsi="Times New Roman" w:cs="Times New Roman"/>
-                <w:kern w:val="0"/>
-                <w:sz w:val="24"/>
-                <w:szCs w:val="24"/>
-                <w:lang w:val="en-GB" w:eastAsia="en-GB" w:bidi="ar-SA"/>
-                <w14:ligatures w14:val="none"/>
-              </w:rPr>
-              <w:t>F_19_07</w:t>
-            </w:r>
-          </w:p>
-        </w:tc>
-        <w:tc>
-          <w:tcPr>
-            <w:tcW w:w="0" w:type="auto"/>
-            <w:vAlign w:val="center"/>
-            <w:hideMark/>
-          </w:tcPr>
-          <w:p>
-            <w:pPr>
-              <w:spacing w:after="0" w:line="240" w:lineRule="auto"/>
-              <w:rPr>
-                <w:rFonts w:ascii="Times New Roman" w:eastAsia="Times New Roman" w:hAnsi="Times New Roman" w:cs="Times New Roman"/>
-                <w:kern w:val="0"/>
-                <w:sz w:val="24"/>
-                <w:szCs w:val="24"/>
-                <w:lang w:val="en-GB" w:eastAsia="en-GB" w:bidi="ar-SA"/>
-                <w14:ligatures w14:val="none"/>
-              </w:rPr>
-            </w:pPr>
-            <w:r>
-              <w:rPr>
-                <w:rFonts w:ascii="Times New Roman" w:eastAsia="Times New Roman" w:hAnsi="Times New Roman" w:cs="Times New Roman"/>
-                <w:kern w:val="0"/>
-                <w:sz w:val="24"/>
-                <w:szCs w:val="24"/>
-                <w:lang w:val="en-GB" w:eastAsia="en-GB" w:bidi="ar-SA"/>
-                <w14:ligatures w14:val="none"/>
-              </w:rPr>
-              <w:t>Management Action Plan Tracker</w:t>
-            </w:r>
-          </w:p>
-        </w:tc>
-      </w:tr>
-      <w:tr>
-        <w:trPr>
-          <w:tblCellSpacing w:w="15" w:type="dxa"/>
-        </w:trPr>
-        <w:tc>
-          <w:tcPr>
-            <w:tcW w:w="0" w:type="auto"/>
-            <w:vAlign w:val="center"/>
-            <w:hideMark/>
-          </w:tcPr>
-          <w:p>
-            <w:pPr>
-              <w:spacing w:after="0" w:line="240" w:lineRule="auto"/>
-              <w:rPr>
-                <w:rFonts w:ascii="Times New Roman" w:eastAsia="Times New Roman" w:hAnsi="Times New Roman" w:cs="Times New Roman"/>
-                <w:kern w:val="0"/>
-                <w:sz w:val="24"/>
-                <w:szCs w:val="24"/>
-                <w:lang w:val="en-GB" w:eastAsia="en-GB" w:bidi="ar-SA"/>
-                <w14:ligatures w14:val="none"/>
-              </w:rPr>
-            </w:pPr>
-            <w:r>
-              <w:rPr>
-                <w:rFonts w:ascii="Times New Roman" w:eastAsia="Times New Roman" w:hAnsi="Times New Roman" w:cs="Times New Roman"/>
-                <w:kern w:val="0"/>
-                <w:sz w:val="24"/>
-                <w:szCs w:val="24"/>
-                <w:lang w:val="en-GB" w:eastAsia="en-GB" w:bidi="ar-SA"/>
-                <w14:ligatures w14:val="none"/>
-              </w:rPr>
-              <w:t>F_19_08</w:t>
-            </w:r>
-          </w:p>
-        </w:tc>
-        <w:tc>
-          <w:tcPr>
-            <w:tcW w:w="0" w:type="auto"/>
-            <w:vAlign w:val="center"/>
-            <w:hideMark/>
-          </w:tcPr>
-          <w:p>
-            <w:pPr>
-              <w:spacing w:after="0" w:line="240" w:lineRule="auto"/>
-              <w:rPr>
-                <w:rFonts w:ascii="Times New Roman" w:eastAsia="Times New Roman" w:hAnsi="Times New Roman" w:cs="Times New Roman"/>
-                <w:kern w:val="0"/>
-                <w:sz w:val="24"/>
-                <w:szCs w:val="24"/>
-                <w:lang w:val="en-GB" w:eastAsia="en-GB" w:bidi="ar-SA"/>
-                <w14:ligatures w14:val="none"/>
-              </w:rPr>
-            </w:pPr>
-            <w:r>
-              <w:rPr>
-                <w:rFonts w:ascii="Times New Roman" w:eastAsia="Times New Roman" w:hAnsi="Times New Roman" w:cs="Times New Roman"/>
-                <w:kern w:val="0"/>
-                <w:sz w:val="24"/>
-                <w:szCs w:val="24"/>
-                <w:lang w:val="en-GB" w:eastAsia="en-GB" w:bidi="ar-SA"/>
-                <w14:ligatures w14:val="none"/>
-              </w:rPr>
-              <w:t>Fraud Incident Report Form</w:t>
-            </w:r>
-          </w:p>
-        </w:tc>
-      </w:tr>
-      <w:tr>
-        <w:trPr>
-          <w:tblCellSpacing w:w="15" w:type="dxa"/>
-        </w:trPr>
-        <w:tc>
-          <w:tcPr>
-            <w:tcW w:w="0" w:type="auto"/>
-            <w:vAlign w:val="center"/>
-            <w:hideMark/>
-          </w:tcPr>
-          <w:p>
-            <w:pPr>
-              <w:spacing w:after="0" w:line="240" w:lineRule="auto"/>
-              <w:rPr>
-                <w:rFonts w:ascii="Times New Roman" w:eastAsia="Times New Roman" w:hAnsi="Times New Roman" w:cs="Times New Roman"/>
-                <w:kern w:val="0"/>
-                <w:sz w:val="24"/>
-                <w:szCs w:val="24"/>
-                <w:lang w:val="en-GB" w:eastAsia="en-GB" w:bidi="ar-SA"/>
-                <w14:ligatures w14:val="none"/>
-              </w:rPr>
-            </w:pPr>
-            <w:r>
-              <w:rPr>
-                <w:rFonts w:ascii="Times New Roman" w:eastAsia="Times New Roman" w:hAnsi="Times New Roman" w:cs="Times New Roman"/>
-                <w:kern w:val="0"/>
-                <w:sz w:val="24"/>
-                <w:szCs w:val="24"/>
-                <w:lang w:val="en-GB" w:eastAsia="en-GB" w:bidi="ar-SA"/>
-                <w14:ligatures w14:val="none"/>
-              </w:rPr>
-              <w:t>F_19_09</w:t>
-            </w:r>
-          </w:p>
-        </w:tc>
-        <w:tc>
-          <w:tcPr>
-            <w:tcW w:w="0" w:type="auto"/>
-            <w:vAlign w:val="center"/>
-            <w:hideMark/>
-          </w:tcPr>
-          <w:p>
-            <w:pPr>
-              <w:spacing w:after="0" w:line="240" w:lineRule="auto"/>
-              <w:rPr>
-                <w:rFonts w:ascii="Times New Roman" w:eastAsia="Times New Roman" w:hAnsi="Times New Roman" w:cs="Times New Roman"/>
-                <w:kern w:val="0"/>
-                <w:sz w:val="24"/>
-                <w:szCs w:val="24"/>
-                <w:lang w:val="en-GB" w:eastAsia="en-GB" w:bidi="ar-SA"/>
-                <w14:ligatures w14:val="none"/>
-              </w:rPr>
-            </w:pPr>
-            <w:r>
-              <w:rPr>
-                <w:rFonts w:ascii="Times New Roman" w:eastAsia="Times New Roman" w:hAnsi="Times New Roman" w:cs="Times New Roman"/>
-                <w:kern w:val="0"/>
-                <w:sz w:val="24"/>
-                <w:szCs w:val="24"/>
-                <w:lang w:val="en-GB" w:eastAsia="en-GB" w:bidi="ar-SA"/>
-                <w14:ligatures w14:val="none"/>
-              </w:rPr>
-              <w:t>Whistleblower Submission Form</w:t>
-            </w:r>
-          </w:p>
-        </w:tc>
-      </w:tr>
-      <w:tr>
-        <w:trPr>
-          <w:tblCellSpacing w:w="15" w:type="dxa"/>
-        </w:trPr>
-        <w:tc>
-          <w:tcPr>
-            <w:tcW w:w="0" w:type="auto"/>
-            <w:vAlign w:val="center"/>
-            <w:hideMark/>
-          </w:tcPr>
-          <w:p>
-            <w:pPr>
-              <w:spacing w:after="0" w:line="240" w:lineRule="auto"/>
-              <w:rPr>
-                <w:rFonts w:ascii="Times New Roman" w:eastAsia="Times New Roman" w:hAnsi="Times New Roman" w:cs="Times New Roman"/>
-                <w:kern w:val="0"/>
-                <w:sz w:val="24"/>
-                <w:szCs w:val="24"/>
-                <w:lang w:val="en-GB" w:eastAsia="en-GB" w:bidi="ar-SA"/>
-                <w14:ligatures w14:val="none"/>
-              </w:rPr>
-            </w:pPr>
-            <w:r>
-              <w:rPr>
-                <w:rFonts w:ascii="Times New Roman" w:eastAsia="Times New Roman" w:hAnsi="Times New Roman" w:cs="Times New Roman"/>
-                <w:kern w:val="0"/>
-                <w:sz w:val="24"/>
-                <w:szCs w:val="24"/>
-                <w:lang w:val="en-GB" w:eastAsia="en-GB" w:bidi="ar-SA"/>
-                <w14:ligatures w14:val="none"/>
-              </w:rPr>
-              <w:t>F_19_10</w:t>
-            </w:r>
-          </w:p>
-        </w:tc>
-        <w:tc>
-          <w:tcPr>
-            <w:tcW w:w="0" w:type="auto"/>
-            <w:vAlign w:val="center"/>
-            <w:hideMark/>
-          </w:tcPr>
-          <w:p>
-            <w:pPr>
-              <w:spacing w:after="0" w:line="240" w:lineRule="auto"/>
+              <w:cnfStyle w:val="000000000000" w:firstRow="0" w:lastRow="0" w:firstColumn="0" w:lastColumn="0" w:oddVBand="0" w:evenVBand="0" w:oddHBand="0" w:evenHBand="0" w:firstRowFirstColumn="0" w:firstRowLastColumn="0" w:lastRowFirstColumn="0" w:lastRowLastColumn="0"/>
               <w:rPr>
                 <w:rFonts w:ascii="Times New Roman" w:eastAsia="Times New Roman" w:hAnsi="Times New Roman" w:cs="Times New Roman"/>
                 <w:kern w:val="0"/>
@@ -7326,58 +11551,39 @@
     </w:p>
     <w:p>
       <w:pPr>
+        <w:pStyle w:val="ListParagraph"/>
+        <w:numPr>
+          <w:ilvl w:val="0"/>
+          <w:numId w:val="21"/>
+        </w:numPr>
         <w:spacing w:before="100" w:beforeAutospacing="1" w:after="100" w:afterAutospacing="1" w:line="240" w:lineRule="auto"/>
-        <w:outlineLvl w:val="0"/>
+        <w:outlineLvl w:val="1"/>
         <w:rPr>
           <w:rFonts w:ascii="Times New Roman" w:eastAsia="Times New Roman" w:hAnsi="Times New Roman" w:cs="Times New Roman"/>
           <w:b/>
           <w:bCs/>
-          <w:kern w:val="36"/>
-          <w:sz w:val="48"/>
-          <w:szCs w:val="48"/>
-          <w:lang w:val="en-GB" w:eastAsia="en-GB" w:bidi="ar-SA"/>
-          <w14:ligatures w14:val="none"/>
-        </w:rPr>
-      </w:pPr>
+          <w:kern w:val="0"/>
+          <w:sz w:val="36"/>
+          <w:szCs w:val="36"/>
+          <w:lang w:val="en-GB" w:eastAsia="en-GB" w:bidi="ar-SA"/>
+          <w14:ligatures w14:val="none"/>
+        </w:rPr>
+      </w:pPr>
+      <w:bookmarkStart w:id="23" w:name="_Toc224162762"/>
       <w:r>
         <w:rPr>
           <w:rFonts w:ascii="Times New Roman" w:eastAsia="Times New Roman" w:hAnsi="Times New Roman" w:cs="Times New Roman"/>
           <w:b/>
           <w:bCs/>
-          <w:kern w:val="36"/>
-          <w:sz w:val="48"/>
-          <w:szCs w:val="48"/>
-          <w:lang w:val="en-GB" w:eastAsia="en-GB" w:bidi="ar-SA"/>
-          <w14:ligatures w14:val="none"/>
-        </w:rPr>
-        <w:t>12️</w:t>
-      </w:r>
-      <w:r>
-        <w:rPr>
-          <w:rFonts w:ascii="Segoe UI Symbol" w:eastAsia="Times New Roman" w:hAnsi="Segoe UI Symbol" w:cs="Segoe UI Symbol"/>
-          <w:b/>
-          <w:bCs/>
-          <w:kern w:val="36"/>
-          <w:sz w:val="48"/>
-          <w:szCs w:val="48"/>
-          <w:lang w:val="en-GB" w:eastAsia="en-GB" w:bidi="ar-SA"/>
-          <w14:ligatures w14:val="none"/>
-        </w:rPr>
-        <w:t>⃣</w:t>
-      </w:r>
-      <w:r>
-        <w:rPr>
-          <w:rFonts w:ascii="Times New Roman" w:eastAsia="Times New Roman" w:hAnsi="Times New Roman" w:cs="Times New Roman"/>
-          <w:b/>
-          <w:bCs/>
-          <w:kern w:val="36"/>
-          <w:sz w:val="48"/>
-          <w:szCs w:val="48"/>
-          <w:lang w:val="en-GB" w:eastAsia="en-GB" w:bidi="ar-SA"/>
-          <w14:ligatures w14:val="none"/>
-        </w:rPr>
-        <w:t xml:space="preserve"> Governance Reporting Structure</w:t>
-      </w:r>
+          <w:kern w:val="0"/>
+          <w:sz w:val="36"/>
+          <w:szCs w:val="36"/>
+          <w:lang w:val="en-GB" w:eastAsia="en-GB" w:bidi="ar-SA"/>
+          <w14:ligatures w14:val="none"/>
+        </w:rPr>
+        <w:t>Governance Reporting Structure</w:t>
+      </w:r>
+      <w:bookmarkEnd w:id="23"/>
     </w:p>
     <w:p>
       <w:pPr>
@@ -7500,58 +11706,39 @@
     </w:p>
     <w:p>
       <w:pPr>
+        <w:pStyle w:val="ListParagraph"/>
+        <w:numPr>
+          <w:ilvl w:val="0"/>
+          <w:numId w:val="21"/>
+        </w:numPr>
         <w:spacing w:before="100" w:beforeAutospacing="1" w:after="100" w:afterAutospacing="1" w:line="240" w:lineRule="auto"/>
-        <w:outlineLvl w:val="0"/>
+        <w:outlineLvl w:val="1"/>
         <w:rPr>
           <w:rFonts w:ascii="Times New Roman" w:eastAsia="Times New Roman" w:hAnsi="Times New Roman" w:cs="Times New Roman"/>
           <w:b/>
           <w:bCs/>
-          <w:kern w:val="36"/>
-          <w:sz w:val="48"/>
-          <w:szCs w:val="48"/>
-          <w:lang w:val="en-GB" w:eastAsia="en-GB" w:bidi="ar-SA"/>
-          <w14:ligatures w14:val="none"/>
-        </w:rPr>
-      </w:pPr>
+          <w:kern w:val="0"/>
+          <w:sz w:val="36"/>
+          <w:szCs w:val="36"/>
+          <w:lang w:val="en-GB" w:eastAsia="en-GB" w:bidi="ar-SA"/>
+          <w14:ligatures w14:val="none"/>
+        </w:rPr>
+      </w:pPr>
+      <w:bookmarkStart w:id="24" w:name="_Toc224162763"/>
       <w:r>
         <w:rPr>
           <w:rFonts w:ascii="Times New Roman" w:eastAsia="Times New Roman" w:hAnsi="Times New Roman" w:cs="Times New Roman"/>
           <w:b/>
           <w:bCs/>
-          <w:kern w:val="36"/>
-          <w:sz w:val="48"/>
-          <w:szCs w:val="48"/>
-          <w:lang w:val="en-GB" w:eastAsia="en-GB" w:bidi="ar-SA"/>
-          <w14:ligatures w14:val="none"/>
-        </w:rPr>
-        <w:t>13️</w:t>
-      </w:r>
-      <w:r>
-        <w:rPr>
-          <w:rFonts w:ascii="Segoe UI Symbol" w:eastAsia="Times New Roman" w:hAnsi="Segoe UI Symbol" w:cs="Segoe UI Symbol"/>
-          <w:b/>
-          <w:bCs/>
-          <w:kern w:val="36"/>
-          <w:sz w:val="48"/>
-          <w:szCs w:val="48"/>
-          <w:lang w:val="en-GB" w:eastAsia="en-GB" w:bidi="ar-SA"/>
-          <w14:ligatures w14:val="none"/>
-        </w:rPr>
-        <w:t>⃣</w:t>
-      </w:r>
-      <w:r>
-        <w:rPr>
-          <w:rFonts w:ascii="Times New Roman" w:eastAsia="Times New Roman" w:hAnsi="Times New Roman" w:cs="Times New Roman"/>
-          <w:b/>
-          <w:bCs/>
-          <w:kern w:val="36"/>
-          <w:sz w:val="48"/>
-          <w:szCs w:val="48"/>
-          <w:lang w:val="en-GB" w:eastAsia="en-GB" w:bidi="ar-SA"/>
-          <w14:ligatures w14:val="none"/>
-        </w:rPr>
-        <w:t xml:space="preserve"> Maturity Levels (Control Effectiveness Scale)</w:t>
-      </w:r>
+          <w:kern w:val="0"/>
+          <w:sz w:val="36"/>
+          <w:szCs w:val="36"/>
+          <w:lang w:val="en-GB" w:eastAsia="en-GB" w:bidi="ar-SA"/>
+          <w14:ligatures w14:val="none"/>
+        </w:rPr>
+        <w:t>Maturity Levels (Control Effectiveness Scale)</w:t>
+      </w:r>
+      <w:bookmarkEnd w:id="24"/>
     </w:p>
     <w:tbl>
       <w:tblPr>
@@ -7566,6 +11753,7 @@
       <w:tr>
         <w:trPr>
           <w:cnfStyle w:val="100000000000" w:firstRow="1" w:lastRow="0" w:firstColumn="0" w:lastColumn="0" w:oddVBand="0" w:evenVBand="0" w:oddHBand="0" w:evenHBand="0" w:firstRowFirstColumn="0" w:firstRowLastColumn="0" w:lastRowFirstColumn="0" w:lastRowLastColumn="0"/>
+          <w:tblHeader/>
         </w:trPr>
         <w:tc>
           <w:tcPr>
@@ -7605,6 +11793,7 @@
           <w:tcPr>
             <w:tcW w:w="7339" w:type="dxa"/>
             <w:shd w:val="clear" w:color="auto" w:fill="0E2841" w:themeFill="text2"/>
+            <w:vAlign w:val="center"/>
             <w:hideMark/>
           </w:tcPr>
           <w:p>
@@ -7977,6 +12166,7 @@
           <w:lang w:val="en-GB" w:eastAsia="en-GB" w:bidi="ar-SA"/>
           <w14:ligatures w14:val="none"/>
         </w:rPr>
+        <w:lastRenderedPageBreak/>
         <w:pict w14:anchorId="5D3B4E29">
           <v:rect id="_x0000_i1038" style="width:0;height:1.5pt" o:hralign="center" o:hrstd="t" o:hr="t" fillcolor="#a0a0a0" stroked="f"/>
         </w:pict>
@@ -7984,8 +12174,39 @@
     </w:p>
     <w:p>
       <w:pPr>
+        <w:pStyle w:val="ListParagraph"/>
+        <w:numPr>
+          <w:ilvl w:val="0"/>
+          <w:numId w:val="21"/>
+        </w:numPr>
         <w:spacing w:before="100" w:beforeAutospacing="1" w:after="100" w:afterAutospacing="1" w:line="240" w:lineRule="auto"/>
-        <w:outlineLvl w:val="0"/>
+        <w:outlineLvl w:val="1"/>
+        <w:rPr>
+          <w:rFonts w:ascii="Times New Roman" w:eastAsia="Times New Roman" w:hAnsi="Times New Roman" w:cs="Times New Roman"/>
+          <w:b/>
+          <w:bCs/>
+          <w:kern w:val="0"/>
+          <w:sz w:val="36"/>
+          <w:szCs w:val="36"/>
+          <w:lang w:val="en-GB" w:eastAsia="en-GB" w:bidi="ar-SA"/>
+          <w14:ligatures w14:val="none"/>
+        </w:rPr>
+      </w:pPr>
+      <w:bookmarkStart w:id="25" w:name="_Toc224162764"/>
+      <w:r>
+        <w:rPr>
+          <w:rFonts w:ascii="Times New Roman" w:eastAsia="Times New Roman" w:hAnsi="Times New Roman" w:cs="Times New Roman"/>
+          <w:b/>
+          <w:bCs/>
+          <w:kern w:val="0"/>
+          <w:sz w:val="36"/>
+          <w:szCs w:val="36"/>
+          <w:lang w:val="en-GB" w:eastAsia="en-GB" w:bidi="ar-SA"/>
+          <w14:ligatures w14:val="none"/>
+        </w:rPr>
+        <w:t xml:space="preserve">Audit </w:t>
+      </w:r>
+      <w:r>
         <w:rPr>
           <w:rFonts w:ascii="Times New Roman" w:eastAsia="Times New Roman" w:hAnsi="Times New Roman" w:cs="Times New Roman"/>
           <w:b/>
@@ -7996,8 +12217,226 @@
           <w:lang w:val="en-GB" w:eastAsia="en-GB" w:bidi="ar-SA"/>
           <w14:ligatures w14:val="none"/>
         </w:rPr>
-      </w:pPr>
-      <w:r>
+        <w:t>Committee</w:t>
+      </w:r>
+      <w:r>
+        <w:rPr>
+          <w:rFonts w:ascii="Times New Roman" w:eastAsia="Times New Roman" w:hAnsi="Times New Roman" w:cs="Times New Roman"/>
+          <w:b/>
+          <w:bCs/>
+          <w:kern w:val="0"/>
+          <w:sz w:val="36"/>
+          <w:szCs w:val="36"/>
+          <w:lang w:val="en-GB" w:eastAsia="en-GB" w:bidi="ar-SA"/>
+          <w14:ligatures w14:val="none"/>
+        </w:rPr>
+        <w:t xml:space="preserve"> Oversight Responsibilities</w:t>
+      </w:r>
+      <w:bookmarkEnd w:id="25"/>
+    </w:p>
+    <w:p>
+      <w:pPr>
+        <w:numPr>
+          <w:ilvl w:val="0"/>
+          <w:numId w:val="17"/>
+        </w:numPr>
+        <w:spacing w:before="100" w:beforeAutospacing="1" w:after="100" w:afterAutospacing="1" w:line="240" w:lineRule="auto"/>
+        <w:rPr>
+          <w:rFonts w:ascii="Times New Roman" w:eastAsia="Times New Roman" w:hAnsi="Times New Roman" w:cs="Times New Roman"/>
+          <w:kern w:val="0"/>
+          <w:sz w:val="24"/>
+          <w:szCs w:val="24"/>
+          <w:lang w:val="en-GB" w:eastAsia="en-GB" w:bidi="ar-SA"/>
+          <w14:ligatures w14:val="none"/>
+        </w:rPr>
+      </w:pPr>
+      <w:r>
+        <w:rPr>
+          <w:rFonts w:ascii="Times New Roman" w:eastAsia="Times New Roman" w:hAnsi="Times New Roman" w:cs="Times New Roman"/>
+          <w:kern w:val="0"/>
+          <w:sz w:val="24"/>
+          <w:szCs w:val="24"/>
+          <w:lang w:val="en-GB" w:eastAsia="en-GB" w:bidi="ar-SA"/>
+          <w14:ligatures w14:val="none"/>
+        </w:rPr>
+        <w:t>Approve audit charter</w:t>
+      </w:r>
+    </w:p>
+    <w:p>
+      <w:pPr>
+        <w:numPr>
+          <w:ilvl w:val="0"/>
+          <w:numId w:val="17"/>
+        </w:numPr>
+        <w:spacing w:before="100" w:beforeAutospacing="1" w:after="100" w:afterAutospacing="1" w:line="240" w:lineRule="auto"/>
+        <w:rPr>
+          <w:rFonts w:ascii="Times New Roman" w:eastAsia="Times New Roman" w:hAnsi="Times New Roman" w:cs="Times New Roman"/>
+          <w:kern w:val="0"/>
+          <w:sz w:val="24"/>
+          <w:szCs w:val="24"/>
+          <w:lang w:val="en-GB" w:eastAsia="en-GB" w:bidi="ar-SA"/>
+          <w14:ligatures w14:val="none"/>
+        </w:rPr>
+      </w:pPr>
+      <w:r>
+        <w:rPr>
+          <w:rFonts w:ascii="Times New Roman" w:eastAsia="Times New Roman" w:hAnsi="Times New Roman" w:cs="Times New Roman"/>
+          <w:kern w:val="0"/>
+          <w:sz w:val="24"/>
+          <w:szCs w:val="24"/>
+          <w:lang w:val="en-GB" w:eastAsia="en-GB" w:bidi="ar-SA"/>
+          <w14:ligatures w14:val="none"/>
+        </w:rPr>
+        <w:t>Review financial statements</w:t>
+      </w:r>
+    </w:p>
+    <w:p>
+      <w:pPr>
+        <w:numPr>
+          <w:ilvl w:val="0"/>
+          <w:numId w:val="17"/>
+        </w:numPr>
+        <w:spacing w:before="100" w:beforeAutospacing="1" w:after="100" w:afterAutospacing="1" w:line="240" w:lineRule="auto"/>
+        <w:rPr>
+          <w:rFonts w:ascii="Times New Roman" w:eastAsia="Times New Roman" w:hAnsi="Times New Roman" w:cs="Times New Roman"/>
+          <w:kern w:val="0"/>
+          <w:sz w:val="24"/>
+          <w:szCs w:val="24"/>
+          <w:lang w:val="en-GB" w:eastAsia="en-GB" w:bidi="ar-SA"/>
+          <w14:ligatures w14:val="none"/>
+        </w:rPr>
+      </w:pPr>
+      <w:r>
+        <w:rPr>
+          <w:rFonts w:ascii="Times New Roman" w:eastAsia="Times New Roman" w:hAnsi="Times New Roman" w:cs="Times New Roman"/>
+          <w:kern w:val="0"/>
+          <w:sz w:val="24"/>
+          <w:szCs w:val="24"/>
+          <w:lang w:val="en-GB" w:eastAsia="en-GB" w:bidi="ar-SA"/>
+          <w14:ligatures w14:val="none"/>
+        </w:rPr>
+        <w:t>Oversee external audit</w:t>
+      </w:r>
+    </w:p>
+    <w:p>
+      <w:pPr>
+        <w:numPr>
+          <w:ilvl w:val="0"/>
+          <w:numId w:val="17"/>
+        </w:numPr>
+        <w:spacing w:before="100" w:beforeAutospacing="1" w:after="100" w:afterAutospacing="1" w:line="240" w:lineRule="auto"/>
+        <w:rPr>
+          <w:rFonts w:ascii="Times New Roman" w:eastAsia="Times New Roman" w:hAnsi="Times New Roman" w:cs="Times New Roman"/>
+          <w:kern w:val="0"/>
+          <w:sz w:val="24"/>
+          <w:szCs w:val="24"/>
+          <w:lang w:val="en-GB" w:eastAsia="en-GB" w:bidi="ar-SA"/>
+          <w14:ligatures w14:val="none"/>
+        </w:rPr>
+      </w:pPr>
+      <w:r>
+        <w:rPr>
+          <w:rFonts w:ascii="Times New Roman" w:eastAsia="Times New Roman" w:hAnsi="Times New Roman" w:cs="Times New Roman"/>
+          <w:kern w:val="0"/>
+          <w:sz w:val="24"/>
+          <w:szCs w:val="24"/>
+          <w:lang w:val="en-GB" w:eastAsia="en-GB" w:bidi="ar-SA"/>
+          <w14:ligatures w14:val="none"/>
+        </w:rPr>
+        <w:t>Monitor internal audit independence</w:t>
+      </w:r>
+    </w:p>
+    <w:p>
+      <w:pPr>
+        <w:numPr>
+          <w:ilvl w:val="0"/>
+          <w:numId w:val="17"/>
+        </w:numPr>
+        <w:spacing w:before="100" w:beforeAutospacing="1" w:after="100" w:afterAutospacing="1" w:line="240" w:lineRule="auto"/>
+        <w:rPr>
+          <w:rFonts w:ascii="Times New Roman" w:eastAsia="Times New Roman" w:hAnsi="Times New Roman" w:cs="Times New Roman"/>
+          <w:kern w:val="0"/>
+          <w:sz w:val="24"/>
+          <w:szCs w:val="24"/>
+          <w:lang w:val="en-GB" w:eastAsia="en-GB" w:bidi="ar-SA"/>
+          <w14:ligatures w14:val="none"/>
+        </w:rPr>
+      </w:pPr>
+      <w:r>
+        <w:rPr>
+          <w:rFonts w:ascii="Times New Roman" w:eastAsia="Times New Roman" w:hAnsi="Times New Roman" w:cs="Times New Roman"/>
+          <w:kern w:val="0"/>
+          <w:sz w:val="24"/>
+          <w:szCs w:val="24"/>
+          <w:lang w:val="en-GB" w:eastAsia="en-GB" w:bidi="ar-SA"/>
+          <w14:ligatures w14:val="none"/>
+        </w:rPr>
+        <w:t>Review risk management framework</w:t>
+      </w:r>
+    </w:p>
+    <w:p>
+      <w:pPr>
+        <w:numPr>
+          <w:ilvl w:val="0"/>
+          <w:numId w:val="17"/>
+        </w:numPr>
+        <w:spacing w:before="100" w:beforeAutospacing="1" w:after="100" w:afterAutospacing="1" w:line="240" w:lineRule="auto"/>
+        <w:rPr>
+          <w:rFonts w:ascii="Times New Roman" w:eastAsia="Times New Roman" w:hAnsi="Times New Roman" w:cs="Times New Roman"/>
+          <w:kern w:val="0"/>
+          <w:sz w:val="24"/>
+          <w:szCs w:val="24"/>
+          <w:lang w:val="en-GB" w:eastAsia="en-GB" w:bidi="ar-SA"/>
+          <w14:ligatures w14:val="none"/>
+        </w:rPr>
+      </w:pPr>
+      <w:r>
+        <w:rPr>
+          <w:rFonts w:ascii="Times New Roman" w:eastAsia="Times New Roman" w:hAnsi="Times New Roman" w:cs="Times New Roman"/>
+          <w:kern w:val="0"/>
+          <w:sz w:val="24"/>
+          <w:szCs w:val="24"/>
+          <w:lang w:val="en-GB" w:eastAsia="en-GB" w:bidi="ar-SA"/>
+          <w14:ligatures w14:val="none"/>
+        </w:rPr>
+        <w:t>Oversee whistleblowing cases</w:t>
+      </w:r>
+    </w:p>
+    <w:p>
+      <w:pPr>
+        <w:spacing w:after="0" w:line="240" w:lineRule="auto"/>
+        <w:rPr>
+          <w:rFonts w:ascii="Times New Roman" w:eastAsia="Times New Roman" w:hAnsi="Times New Roman" w:cs="Times New Roman"/>
+          <w:kern w:val="0"/>
+          <w:sz w:val="24"/>
+          <w:szCs w:val="24"/>
+          <w:lang w:val="en-GB" w:eastAsia="en-GB" w:bidi="ar-SA"/>
+          <w14:ligatures w14:val="none"/>
+        </w:rPr>
+      </w:pPr>
+      <w:r>
+        <w:rPr>
+          <w:rFonts w:ascii="Times New Roman" w:eastAsia="Times New Roman" w:hAnsi="Times New Roman" w:cs="Times New Roman"/>
+          <w:kern w:val="0"/>
+          <w:sz w:val="24"/>
+          <w:szCs w:val="24"/>
+          <w:lang w:val="en-GB" w:eastAsia="en-GB" w:bidi="ar-SA"/>
+          <w14:ligatures w14:val="none"/>
+        </w:rPr>
+        <w:pict w14:anchorId="47325BDA">
+          <v:rect id="_x0000_i1039" style="width:0;height:1.5pt" o:hralign="center" o:hrstd="t" o:hr="t" fillcolor="#a0a0a0" stroked="f"/>
+        </w:pict>
+      </w:r>
+    </w:p>
+    <w:p>
+      <w:pPr>
+        <w:pStyle w:val="ListParagraph"/>
+        <w:numPr>
+          <w:ilvl w:val="0"/>
+          <w:numId w:val="21"/>
+        </w:numPr>
+        <w:spacing w:before="100" w:beforeAutospacing="1" w:after="100" w:afterAutospacing="1" w:line="240" w:lineRule="auto"/>
+        <w:outlineLvl w:val="1"/>
         <w:rPr>
           <w:rFonts w:ascii="Times New Roman" w:eastAsia="Times New Roman" w:hAnsi="Times New Roman" w:cs="Times New Roman"/>
           <w:b/>
@@ -8008,11 +12447,11 @@
           <w:lang w:val="en-GB" w:eastAsia="en-GB" w:bidi="ar-SA"/>
           <w14:ligatures w14:val="none"/>
         </w:rPr>
-        <w:t>14️</w:t>
-      </w:r>
-      <w:r>
-        <w:rPr>
-          <w:rFonts w:ascii="Segoe UI Symbol" w:eastAsia="Times New Roman" w:hAnsi="Segoe UI Symbol" w:cs="Segoe UI Symbol"/>
+      </w:pPr>
+      <w:bookmarkStart w:id="26" w:name="_Toc224162765"/>
+      <w:r>
+        <w:rPr>
+          <w:rFonts w:ascii="Times New Roman" w:eastAsia="Times New Roman" w:hAnsi="Times New Roman" w:cs="Times New Roman"/>
           <w:b/>
           <w:bCs/>
           <w:kern w:val="36"/>
@@ -8021,9 +12460,237 @@
           <w:lang w:val="en-GB" w:eastAsia="en-GB" w:bidi="ar-SA"/>
           <w14:ligatures w14:val="none"/>
         </w:rPr>
-        <w:t>⃣</w:t>
-      </w:r>
-      <w:r>
+        <w:t>Integration with Other RAM Sections</w:t>
+      </w:r>
+      <w:bookmarkEnd w:id="26"/>
+    </w:p>
+    <w:p>
+      <w:pPr>
+        <w:spacing w:before="100" w:beforeAutospacing="1" w:after="100" w:afterAutospacing="1" w:line="240" w:lineRule="auto"/>
+        <w:rPr>
+          <w:rFonts w:ascii="Times New Roman" w:eastAsia="Times New Roman" w:hAnsi="Times New Roman" w:cs="Times New Roman"/>
+          <w:kern w:val="0"/>
+          <w:sz w:val="24"/>
+          <w:szCs w:val="24"/>
+          <w:lang w:val="en-GB" w:eastAsia="en-GB" w:bidi="ar-SA"/>
+          <w14:ligatures w14:val="none"/>
+        </w:rPr>
+      </w:pPr>
+      <w:r>
+        <w:rPr>
+          <w:rFonts w:ascii="Times New Roman" w:eastAsia="Times New Roman" w:hAnsi="Times New Roman" w:cs="Times New Roman"/>
+          <w:kern w:val="0"/>
+          <w:sz w:val="24"/>
+          <w:szCs w:val="24"/>
+          <w:lang w:val="en-GB" w:eastAsia="en-GB" w:bidi="ar-SA"/>
+          <w14:ligatures w14:val="none"/>
+        </w:rPr>
+        <w:t>Internal Control &amp; Audit interacts with:</w:t>
+      </w:r>
+    </w:p>
+    <w:p>
+      <w:pPr>
+        <w:numPr>
+          <w:ilvl w:val="0"/>
+          <w:numId w:val="18"/>
+        </w:numPr>
+        <w:spacing w:before="100" w:beforeAutospacing="1" w:after="100" w:afterAutospacing="1" w:line="240" w:lineRule="auto"/>
+        <w:rPr>
+          <w:rFonts w:ascii="Times New Roman" w:eastAsia="Times New Roman" w:hAnsi="Times New Roman" w:cs="Times New Roman"/>
+          <w:kern w:val="0"/>
+          <w:sz w:val="24"/>
+          <w:szCs w:val="24"/>
+          <w:lang w:val="en-GB" w:eastAsia="en-GB" w:bidi="ar-SA"/>
+          <w14:ligatures w14:val="none"/>
+        </w:rPr>
+      </w:pPr>
+      <w:r>
+        <w:rPr>
+          <w:rFonts w:ascii="Times New Roman" w:eastAsia="Times New Roman" w:hAnsi="Times New Roman" w:cs="Times New Roman"/>
+          <w:kern w:val="0"/>
+          <w:sz w:val="24"/>
+          <w:szCs w:val="24"/>
+          <w:lang w:val="en-GB" w:eastAsia="en-GB" w:bidi="ar-SA"/>
+          <w14:ligatures w14:val="none"/>
+        </w:rPr>
+        <w:t>11_Finance_Accounting</w:t>
+      </w:r>
+    </w:p>
+    <w:p>
+      <w:pPr>
+        <w:numPr>
+          <w:ilvl w:val="0"/>
+          <w:numId w:val="18"/>
+        </w:numPr>
+        <w:spacing w:before="100" w:beforeAutospacing="1" w:after="100" w:afterAutospacing="1" w:line="240" w:lineRule="auto"/>
+        <w:rPr>
+          <w:rFonts w:ascii="Times New Roman" w:eastAsia="Times New Roman" w:hAnsi="Times New Roman" w:cs="Times New Roman"/>
+          <w:kern w:val="0"/>
+          <w:sz w:val="24"/>
+          <w:szCs w:val="24"/>
+          <w:lang w:val="en-GB" w:eastAsia="en-GB" w:bidi="ar-SA"/>
+          <w14:ligatures w14:val="none"/>
+        </w:rPr>
+      </w:pPr>
+      <w:r>
+        <w:rPr>
+          <w:rFonts w:ascii="Times New Roman" w:eastAsia="Times New Roman" w:hAnsi="Times New Roman" w:cs="Times New Roman"/>
+          <w:kern w:val="0"/>
+          <w:sz w:val="24"/>
+          <w:szCs w:val="24"/>
+          <w:lang w:val="en-GB" w:eastAsia="en-GB" w:bidi="ar-SA"/>
+          <w14:ligatures w14:val="none"/>
+        </w:rPr>
+        <w:t>07_Risk_Compliance</w:t>
+      </w:r>
+    </w:p>
+    <w:p>
+      <w:pPr>
+        <w:numPr>
+          <w:ilvl w:val="0"/>
+          <w:numId w:val="18"/>
+        </w:numPr>
+        <w:spacing w:before="100" w:beforeAutospacing="1" w:after="100" w:afterAutospacing="1" w:line="240" w:lineRule="auto"/>
+        <w:rPr>
+          <w:rFonts w:ascii="Times New Roman" w:eastAsia="Times New Roman" w:hAnsi="Times New Roman" w:cs="Times New Roman"/>
+          <w:kern w:val="0"/>
+          <w:sz w:val="24"/>
+          <w:szCs w:val="24"/>
+          <w:lang w:val="en-GB" w:eastAsia="en-GB" w:bidi="ar-SA"/>
+          <w14:ligatures w14:val="none"/>
+        </w:rPr>
+      </w:pPr>
+      <w:r>
+        <w:rPr>
+          <w:rFonts w:ascii="Times New Roman" w:eastAsia="Times New Roman" w:hAnsi="Times New Roman" w:cs="Times New Roman"/>
+          <w:kern w:val="0"/>
+          <w:sz w:val="24"/>
+          <w:szCs w:val="24"/>
+          <w:lang w:val="en-GB" w:eastAsia="en-GB" w:bidi="ar-SA"/>
+          <w14:ligatures w14:val="none"/>
+        </w:rPr>
+        <w:t>08_Master_Data</w:t>
+      </w:r>
+    </w:p>
+    <w:p>
+      <w:pPr>
+        <w:numPr>
+          <w:ilvl w:val="0"/>
+          <w:numId w:val="18"/>
+        </w:numPr>
+        <w:spacing w:before="100" w:beforeAutospacing="1" w:after="100" w:afterAutospacing="1" w:line="240" w:lineRule="auto"/>
+        <w:rPr>
+          <w:rFonts w:ascii="Times New Roman" w:eastAsia="Times New Roman" w:hAnsi="Times New Roman" w:cs="Times New Roman"/>
+          <w:kern w:val="0"/>
+          <w:sz w:val="24"/>
+          <w:szCs w:val="24"/>
+          <w:lang w:val="en-GB" w:eastAsia="en-GB" w:bidi="ar-SA"/>
+          <w14:ligatures w14:val="none"/>
+        </w:rPr>
+      </w:pPr>
+      <w:r>
+        <w:rPr>
+          <w:rFonts w:ascii="Times New Roman" w:eastAsia="Times New Roman" w:hAnsi="Times New Roman" w:cs="Times New Roman"/>
+          <w:kern w:val="0"/>
+          <w:sz w:val="24"/>
+          <w:szCs w:val="24"/>
+          <w:lang w:val="en-GB" w:eastAsia="en-GB" w:bidi="ar-SA"/>
+          <w14:ligatures w14:val="none"/>
+        </w:rPr>
+        <w:t>15_IT_Data_Governance</w:t>
+      </w:r>
+    </w:p>
+    <w:p>
+      <w:pPr>
+        <w:numPr>
+          <w:ilvl w:val="0"/>
+          <w:numId w:val="18"/>
+        </w:numPr>
+        <w:spacing w:before="100" w:beforeAutospacing="1" w:after="100" w:afterAutospacing="1" w:line="240" w:lineRule="auto"/>
+        <w:rPr>
+          <w:rFonts w:ascii="Times New Roman" w:eastAsia="Times New Roman" w:hAnsi="Times New Roman" w:cs="Times New Roman"/>
+          <w:kern w:val="0"/>
+          <w:sz w:val="24"/>
+          <w:szCs w:val="24"/>
+          <w:lang w:val="en-GB" w:eastAsia="en-GB" w:bidi="ar-SA"/>
+          <w14:ligatures w14:val="none"/>
+        </w:rPr>
+      </w:pPr>
+      <w:r>
+        <w:rPr>
+          <w:rFonts w:ascii="Times New Roman" w:eastAsia="Times New Roman" w:hAnsi="Times New Roman" w:cs="Times New Roman"/>
+          <w:kern w:val="0"/>
+          <w:sz w:val="24"/>
+          <w:szCs w:val="24"/>
+          <w:lang w:val="en-GB" w:eastAsia="en-GB" w:bidi="ar-SA"/>
+          <w14:ligatures w14:val="none"/>
+        </w:rPr>
+        <w:t>13_Procurement_Commercial</w:t>
+      </w:r>
+    </w:p>
+    <w:p>
+      <w:pPr>
+        <w:numPr>
+          <w:ilvl w:val="0"/>
+          <w:numId w:val="18"/>
+        </w:numPr>
+        <w:spacing w:before="100" w:beforeAutospacing="1" w:after="100" w:afterAutospacing="1" w:line="240" w:lineRule="auto"/>
+        <w:rPr>
+          <w:rFonts w:ascii="Times New Roman" w:eastAsia="Times New Roman" w:hAnsi="Times New Roman" w:cs="Times New Roman"/>
+          <w:kern w:val="0"/>
+          <w:sz w:val="24"/>
+          <w:szCs w:val="24"/>
+          <w:lang w:val="en-GB" w:eastAsia="en-GB" w:bidi="ar-SA"/>
+          <w14:ligatures w14:val="none"/>
+        </w:rPr>
+      </w:pPr>
+      <w:r>
+        <w:rPr>
+          <w:rFonts w:ascii="Times New Roman" w:eastAsia="Times New Roman" w:hAnsi="Times New Roman" w:cs="Times New Roman"/>
+          <w:kern w:val="0"/>
+          <w:sz w:val="24"/>
+          <w:szCs w:val="24"/>
+          <w:lang w:val="en-GB" w:eastAsia="en-GB" w:bidi="ar-SA"/>
+          <w14:ligatures w14:val="none"/>
+        </w:rPr>
+        <w:t>14_Human_Resources_Interface</w:t>
+      </w:r>
+    </w:p>
+    <w:p>
+      <w:pPr>
+        <w:spacing w:after="0" w:line="240" w:lineRule="auto"/>
+        <w:rPr>
+          <w:rFonts w:ascii="Times New Roman" w:eastAsia="Times New Roman" w:hAnsi="Times New Roman" w:cs="Times New Roman"/>
+          <w:kern w:val="0"/>
+          <w:sz w:val="24"/>
+          <w:szCs w:val="24"/>
+          <w:lang w:val="en-GB" w:eastAsia="en-GB" w:bidi="ar-SA"/>
+          <w14:ligatures w14:val="none"/>
+        </w:rPr>
+      </w:pPr>
+      <w:r>
+        <w:rPr>
+          <w:rFonts w:ascii="Times New Roman" w:eastAsia="Times New Roman" w:hAnsi="Times New Roman" w:cs="Times New Roman"/>
+          <w:kern w:val="0"/>
+          <w:sz w:val="24"/>
+          <w:szCs w:val="24"/>
+          <w:lang w:val="en-GB" w:eastAsia="en-GB" w:bidi="ar-SA"/>
+          <w14:ligatures w14:val="none"/>
+        </w:rPr>
+        <w:pict w14:anchorId="71FA95AE">
+          <v:rect id="_x0000_i1040" style="width:0;height:1.5pt" o:hralign="center" o:hrstd="t" o:hr="t" fillcolor="#a0a0a0" stroked="f"/>
+        </w:pict>
+      </w:r>
+    </w:p>
+    <w:p>
+      <w:pPr>
+        <w:pStyle w:val="ListParagraph"/>
+        <w:numPr>
+          <w:ilvl w:val="0"/>
+          <w:numId w:val="21"/>
+        </w:numPr>
+        <w:spacing w:before="100" w:beforeAutospacing="1" w:after="100" w:afterAutospacing="1" w:line="240" w:lineRule="auto"/>
+        <w:outlineLvl w:val="1"/>
         <w:rPr>
           <w:rFonts w:ascii="Times New Roman" w:eastAsia="Times New Roman" w:hAnsi="Times New Roman" w:cs="Times New Roman"/>
           <w:b/>
@@ -8034,208 +12701,9 @@
           <w:lang w:val="en-GB" w:eastAsia="en-GB" w:bidi="ar-SA"/>
           <w14:ligatures w14:val="none"/>
         </w:rPr>
-        <w:t xml:space="preserve"> Audit Committee Oversight Responsibilities</w:t>
-      </w:r>
-    </w:p>
-    <w:p>
-      <w:pPr>
-        <w:numPr>
-          <w:ilvl w:val="0"/>
-          <w:numId w:val="17"/>
-        </w:numPr>
-        <w:spacing w:before="100" w:beforeAutospacing="1" w:after="100" w:afterAutospacing="1" w:line="240" w:lineRule="auto"/>
-        <w:rPr>
-          <w:rFonts w:ascii="Times New Roman" w:eastAsia="Times New Roman" w:hAnsi="Times New Roman" w:cs="Times New Roman"/>
-          <w:kern w:val="0"/>
-          <w:sz w:val="24"/>
-          <w:szCs w:val="24"/>
-          <w:lang w:val="en-GB" w:eastAsia="en-GB" w:bidi="ar-SA"/>
-          <w14:ligatures w14:val="none"/>
-        </w:rPr>
-      </w:pPr>
-      <w:r>
-        <w:rPr>
-          <w:rFonts w:ascii="Times New Roman" w:eastAsia="Times New Roman" w:hAnsi="Times New Roman" w:cs="Times New Roman"/>
-          <w:kern w:val="0"/>
-          <w:sz w:val="24"/>
-          <w:szCs w:val="24"/>
-          <w:lang w:val="en-GB" w:eastAsia="en-GB" w:bidi="ar-SA"/>
-          <w14:ligatures w14:val="none"/>
-        </w:rPr>
-        <w:t>Approve audit charter</w:t>
-      </w:r>
-    </w:p>
-    <w:p>
-      <w:pPr>
-        <w:numPr>
-          <w:ilvl w:val="0"/>
-          <w:numId w:val="17"/>
-        </w:numPr>
-        <w:spacing w:before="100" w:beforeAutospacing="1" w:after="100" w:afterAutospacing="1" w:line="240" w:lineRule="auto"/>
-        <w:rPr>
-          <w:rFonts w:ascii="Times New Roman" w:eastAsia="Times New Roman" w:hAnsi="Times New Roman" w:cs="Times New Roman"/>
-          <w:kern w:val="0"/>
-          <w:sz w:val="24"/>
-          <w:szCs w:val="24"/>
-          <w:lang w:val="en-GB" w:eastAsia="en-GB" w:bidi="ar-SA"/>
-          <w14:ligatures w14:val="none"/>
-        </w:rPr>
-      </w:pPr>
-      <w:r>
-        <w:rPr>
-          <w:rFonts w:ascii="Times New Roman" w:eastAsia="Times New Roman" w:hAnsi="Times New Roman" w:cs="Times New Roman"/>
-          <w:kern w:val="0"/>
-          <w:sz w:val="24"/>
-          <w:szCs w:val="24"/>
-          <w:lang w:val="en-GB" w:eastAsia="en-GB" w:bidi="ar-SA"/>
-          <w14:ligatures w14:val="none"/>
-        </w:rPr>
-        <w:t>Review financial statements</w:t>
-      </w:r>
-    </w:p>
-    <w:p>
-      <w:pPr>
-        <w:numPr>
-          <w:ilvl w:val="0"/>
-          <w:numId w:val="17"/>
-        </w:numPr>
-        <w:spacing w:before="100" w:beforeAutospacing="1" w:after="100" w:afterAutospacing="1" w:line="240" w:lineRule="auto"/>
-        <w:rPr>
-          <w:rFonts w:ascii="Times New Roman" w:eastAsia="Times New Roman" w:hAnsi="Times New Roman" w:cs="Times New Roman"/>
-          <w:kern w:val="0"/>
-          <w:sz w:val="24"/>
-          <w:szCs w:val="24"/>
-          <w:lang w:val="en-GB" w:eastAsia="en-GB" w:bidi="ar-SA"/>
-          <w14:ligatures w14:val="none"/>
-        </w:rPr>
-      </w:pPr>
-      <w:r>
-        <w:rPr>
-          <w:rFonts w:ascii="Times New Roman" w:eastAsia="Times New Roman" w:hAnsi="Times New Roman" w:cs="Times New Roman"/>
-          <w:kern w:val="0"/>
-          <w:sz w:val="24"/>
-          <w:szCs w:val="24"/>
-          <w:lang w:val="en-GB" w:eastAsia="en-GB" w:bidi="ar-SA"/>
-          <w14:ligatures w14:val="none"/>
-        </w:rPr>
-        <w:t>Oversee external audit</w:t>
-      </w:r>
-    </w:p>
-    <w:p>
-      <w:pPr>
-        <w:numPr>
-          <w:ilvl w:val="0"/>
-          <w:numId w:val="17"/>
-        </w:numPr>
-        <w:spacing w:before="100" w:beforeAutospacing="1" w:after="100" w:afterAutospacing="1" w:line="240" w:lineRule="auto"/>
-        <w:rPr>
-          <w:rFonts w:ascii="Times New Roman" w:eastAsia="Times New Roman" w:hAnsi="Times New Roman" w:cs="Times New Roman"/>
-          <w:kern w:val="0"/>
-          <w:sz w:val="24"/>
-          <w:szCs w:val="24"/>
-          <w:lang w:val="en-GB" w:eastAsia="en-GB" w:bidi="ar-SA"/>
-          <w14:ligatures w14:val="none"/>
-        </w:rPr>
-      </w:pPr>
-      <w:r>
-        <w:rPr>
-          <w:rFonts w:ascii="Times New Roman" w:eastAsia="Times New Roman" w:hAnsi="Times New Roman" w:cs="Times New Roman"/>
-          <w:kern w:val="0"/>
-          <w:sz w:val="24"/>
-          <w:szCs w:val="24"/>
-          <w:lang w:val="en-GB" w:eastAsia="en-GB" w:bidi="ar-SA"/>
-          <w14:ligatures w14:val="none"/>
-        </w:rPr>
-        <w:t>Monitor internal audit independence</w:t>
-      </w:r>
-    </w:p>
-    <w:p>
-      <w:pPr>
-        <w:numPr>
-          <w:ilvl w:val="0"/>
-          <w:numId w:val="17"/>
-        </w:numPr>
-        <w:spacing w:before="100" w:beforeAutospacing="1" w:after="100" w:afterAutospacing="1" w:line="240" w:lineRule="auto"/>
-        <w:rPr>
-          <w:rFonts w:ascii="Times New Roman" w:eastAsia="Times New Roman" w:hAnsi="Times New Roman" w:cs="Times New Roman"/>
-          <w:kern w:val="0"/>
-          <w:sz w:val="24"/>
-          <w:szCs w:val="24"/>
-          <w:lang w:val="en-GB" w:eastAsia="en-GB" w:bidi="ar-SA"/>
-          <w14:ligatures w14:val="none"/>
-        </w:rPr>
-      </w:pPr>
-      <w:r>
-        <w:rPr>
-          <w:rFonts w:ascii="Times New Roman" w:eastAsia="Times New Roman" w:hAnsi="Times New Roman" w:cs="Times New Roman"/>
-          <w:kern w:val="0"/>
-          <w:sz w:val="24"/>
-          <w:szCs w:val="24"/>
-          <w:lang w:val="en-GB" w:eastAsia="en-GB" w:bidi="ar-SA"/>
-          <w14:ligatures w14:val="none"/>
-        </w:rPr>
-        <w:t>Review risk management framework</w:t>
-      </w:r>
-    </w:p>
-    <w:p>
-      <w:pPr>
-        <w:numPr>
-          <w:ilvl w:val="0"/>
-          <w:numId w:val="17"/>
-        </w:numPr>
-        <w:spacing w:before="100" w:beforeAutospacing="1" w:after="100" w:afterAutospacing="1" w:line="240" w:lineRule="auto"/>
-        <w:rPr>
-          <w:rFonts w:ascii="Times New Roman" w:eastAsia="Times New Roman" w:hAnsi="Times New Roman" w:cs="Times New Roman"/>
-          <w:kern w:val="0"/>
-          <w:sz w:val="24"/>
-          <w:szCs w:val="24"/>
-          <w:lang w:val="en-GB" w:eastAsia="en-GB" w:bidi="ar-SA"/>
-          <w14:ligatures w14:val="none"/>
-        </w:rPr>
-      </w:pPr>
-      <w:r>
-        <w:rPr>
-          <w:rFonts w:ascii="Times New Roman" w:eastAsia="Times New Roman" w:hAnsi="Times New Roman" w:cs="Times New Roman"/>
-          <w:kern w:val="0"/>
-          <w:sz w:val="24"/>
-          <w:szCs w:val="24"/>
-          <w:lang w:val="en-GB" w:eastAsia="en-GB" w:bidi="ar-SA"/>
-          <w14:ligatures w14:val="none"/>
-        </w:rPr>
-        <w:lastRenderedPageBreak/>
-        <w:t>Oversee whistleblowing cases</w:t>
-      </w:r>
-    </w:p>
-    <w:p>
-      <w:pPr>
-        <w:spacing w:after="0" w:line="240" w:lineRule="auto"/>
-        <w:rPr>
-          <w:rFonts w:ascii="Times New Roman" w:eastAsia="Times New Roman" w:hAnsi="Times New Roman" w:cs="Times New Roman"/>
-          <w:kern w:val="0"/>
-          <w:sz w:val="24"/>
-          <w:szCs w:val="24"/>
-          <w:lang w:val="en-GB" w:eastAsia="en-GB" w:bidi="ar-SA"/>
-          <w14:ligatures w14:val="none"/>
-        </w:rPr>
-      </w:pPr>
-      <w:r>
-        <w:rPr>
-          <w:rFonts w:ascii="Times New Roman" w:eastAsia="Times New Roman" w:hAnsi="Times New Roman" w:cs="Times New Roman"/>
-          <w:kern w:val="0"/>
-          <w:sz w:val="24"/>
-          <w:szCs w:val="24"/>
-          <w:lang w:val="en-GB" w:eastAsia="en-GB" w:bidi="ar-SA"/>
-          <w14:ligatures w14:val="none"/>
-        </w:rPr>
-        <w:pict w14:anchorId="47325BDA">
-          <v:rect id="_x0000_i1039" style="width:0;height:1.5pt" o:hralign="center" o:hrstd="t" o:hr="t" fillcolor="#a0a0a0" stroked="f"/>
-        </w:pict>
-      </w:r>
-    </w:p>
-    <w:p>
-      <w:pPr>
-        <w:spacing w:before="100" w:beforeAutospacing="1" w:after="100" w:afterAutospacing="1" w:line="240" w:lineRule="auto"/>
-        <w:outlineLvl w:val="0"/>
+      </w:pPr>
+      <w:bookmarkStart w:id="27" w:name="_Toc224162766"/>
+      <w:r>
         <w:rPr>
           <w:rFonts w:ascii="Times New Roman" w:eastAsia="Times New Roman" w:hAnsi="Times New Roman" w:cs="Times New Roman"/>
           <w:b/>
@@ -8246,293 +12714,9 @@
           <w:lang w:val="en-GB" w:eastAsia="en-GB" w:bidi="ar-SA"/>
           <w14:ligatures w14:val="none"/>
         </w:rPr>
-      </w:pPr>
-      <w:r>
-        <w:rPr>
-          <w:rFonts w:ascii="Times New Roman" w:eastAsia="Times New Roman" w:hAnsi="Times New Roman" w:cs="Times New Roman"/>
-          <w:b/>
-          <w:bCs/>
-          <w:kern w:val="36"/>
-          <w:sz w:val="48"/>
-          <w:szCs w:val="48"/>
-          <w:lang w:val="en-GB" w:eastAsia="en-GB" w:bidi="ar-SA"/>
-          <w14:ligatures w14:val="none"/>
-        </w:rPr>
-        <w:t>15️</w:t>
-      </w:r>
-      <w:r>
-        <w:rPr>
-          <w:rFonts w:ascii="Segoe UI Symbol" w:eastAsia="Times New Roman" w:hAnsi="Segoe UI Symbol" w:cs="Segoe UI Symbol"/>
-          <w:b/>
-          <w:bCs/>
-          <w:kern w:val="36"/>
-          <w:sz w:val="48"/>
-          <w:szCs w:val="48"/>
-          <w:lang w:val="en-GB" w:eastAsia="en-GB" w:bidi="ar-SA"/>
-          <w14:ligatures w14:val="none"/>
-        </w:rPr>
-        <w:t>⃣</w:t>
-      </w:r>
-      <w:r>
-        <w:rPr>
-          <w:rFonts w:ascii="Times New Roman" w:eastAsia="Times New Roman" w:hAnsi="Times New Roman" w:cs="Times New Roman"/>
-          <w:b/>
-          <w:bCs/>
-          <w:kern w:val="36"/>
-          <w:sz w:val="48"/>
-          <w:szCs w:val="48"/>
-          <w:lang w:val="en-GB" w:eastAsia="en-GB" w:bidi="ar-SA"/>
-          <w14:ligatures w14:val="none"/>
-        </w:rPr>
-        <w:t xml:space="preserve"> Integration with Other RAM Sections</w:t>
-      </w:r>
-    </w:p>
-    <w:p>
-      <w:pPr>
-        <w:spacing w:before="100" w:beforeAutospacing="1" w:after="100" w:afterAutospacing="1" w:line="240" w:lineRule="auto"/>
-        <w:rPr>
-          <w:rFonts w:ascii="Times New Roman" w:eastAsia="Times New Roman" w:hAnsi="Times New Roman" w:cs="Times New Roman"/>
-          <w:kern w:val="0"/>
-          <w:sz w:val="24"/>
-          <w:szCs w:val="24"/>
-          <w:lang w:val="en-GB" w:eastAsia="en-GB" w:bidi="ar-SA"/>
-          <w14:ligatures w14:val="none"/>
-        </w:rPr>
-      </w:pPr>
-      <w:r>
-        <w:rPr>
-          <w:rFonts w:ascii="Times New Roman" w:eastAsia="Times New Roman" w:hAnsi="Times New Roman" w:cs="Times New Roman"/>
-          <w:kern w:val="0"/>
-          <w:sz w:val="24"/>
-          <w:szCs w:val="24"/>
-          <w:lang w:val="en-GB" w:eastAsia="en-GB" w:bidi="ar-SA"/>
-          <w14:ligatures w14:val="none"/>
-        </w:rPr>
-        <w:t>Internal Control &amp; Audit interacts with:</w:t>
-      </w:r>
-    </w:p>
-    <w:p>
-      <w:pPr>
-        <w:numPr>
-          <w:ilvl w:val="0"/>
-          <w:numId w:val="18"/>
-        </w:numPr>
-        <w:spacing w:before="100" w:beforeAutospacing="1" w:after="100" w:afterAutospacing="1" w:line="240" w:lineRule="auto"/>
-        <w:rPr>
-          <w:rFonts w:ascii="Times New Roman" w:eastAsia="Times New Roman" w:hAnsi="Times New Roman" w:cs="Times New Roman"/>
-          <w:kern w:val="0"/>
-          <w:sz w:val="24"/>
-          <w:szCs w:val="24"/>
-          <w:lang w:val="en-GB" w:eastAsia="en-GB" w:bidi="ar-SA"/>
-          <w14:ligatures w14:val="none"/>
-        </w:rPr>
-      </w:pPr>
-      <w:r>
-        <w:rPr>
-          <w:rFonts w:ascii="Times New Roman" w:eastAsia="Times New Roman" w:hAnsi="Times New Roman" w:cs="Times New Roman"/>
-          <w:kern w:val="0"/>
-          <w:sz w:val="24"/>
-          <w:szCs w:val="24"/>
-          <w:lang w:val="en-GB" w:eastAsia="en-GB" w:bidi="ar-SA"/>
-          <w14:ligatures w14:val="none"/>
-        </w:rPr>
-        <w:t>11_Finance_Accounting</w:t>
-      </w:r>
-    </w:p>
-    <w:p>
-      <w:pPr>
-        <w:numPr>
-          <w:ilvl w:val="0"/>
-          <w:numId w:val="18"/>
-        </w:numPr>
-        <w:spacing w:before="100" w:beforeAutospacing="1" w:after="100" w:afterAutospacing="1" w:line="240" w:lineRule="auto"/>
-        <w:rPr>
-          <w:rFonts w:ascii="Times New Roman" w:eastAsia="Times New Roman" w:hAnsi="Times New Roman" w:cs="Times New Roman"/>
-          <w:kern w:val="0"/>
-          <w:sz w:val="24"/>
-          <w:szCs w:val="24"/>
-          <w:lang w:val="en-GB" w:eastAsia="en-GB" w:bidi="ar-SA"/>
-          <w14:ligatures w14:val="none"/>
-        </w:rPr>
-      </w:pPr>
-      <w:r>
-        <w:rPr>
-          <w:rFonts w:ascii="Times New Roman" w:eastAsia="Times New Roman" w:hAnsi="Times New Roman" w:cs="Times New Roman"/>
-          <w:kern w:val="0"/>
-          <w:sz w:val="24"/>
-          <w:szCs w:val="24"/>
-          <w:lang w:val="en-GB" w:eastAsia="en-GB" w:bidi="ar-SA"/>
-          <w14:ligatures w14:val="none"/>
-        </w:rPr>
-        <w:t>07_Risk_Compliance</w:t>
-      </w:r>
-    </w:p>
-    <w:p>
-      <w:pPr>
-        <w:numPr>
-          <w:ilvl w:val="0"/>
-          <w:numId w:val="18"/>
-        </w:numPr>
-        <w:spacing w:before="100" w:beforeAutospacing="1" w:after="100" w:afterAutospacing="1" w:line="240" w:lineRule="auto"/>
-        <w:rPr>
-          <w:rFonts w:ascii="Times New Roman" w:eastAsia="Times New Roman" w:hAnsi="Times New Roman" w:cs="Times New Roman"/>
-          <w:kern w:val="0"/>
-          <w:sz w:val="24"/>
-          <w:szCs w:val="24"/>
-          <w:lang w:val="en-GB" w:eastAsia="en-GB" w:bidi="ar-SA"/>
-          <w14:ligatures w14:val="none"/>
-        </w:rPr>
-      </w:pPr>
-      <w:r>
-        <w:rPr>
-          <w:rFonts w:ascii="Times New Roman" w:eastAsia="Times New Roman" w:hAnsi="Times New Roman" w:cs="Times New Roman"/>
-          <w:kern w:val="0"/>
-          <w:sz w:val="24"/>
-          <w:szCs w:val="24"/>
-          <w:lang w:val="en-GB" w:eastAsia="en-GB" w:bidi="ar-SA"/>
-          <w14:ligatures w14:val="none"/>
-        </w:rPr>
-        <w:t>08_Master_Data</w:t>
-      </w:r>
-    </w:p>
-    <w:p>
-      <w:pPr>
-        <w:numPr>
-          <w:ilvl w:val="0"/>
-          <w:numId w:val="18"/>
-        </w:numPr>
-        <w:spacing w:before="100" w:beforeAutospacing="1" w:after="100" w:afterAutospacing="1" w:line="240" w:lineRule="auto"/>
-        <w:rPr>
-          <w:rFonts w:ascii="Times New Roman" w:eastAsia="Times New Roman" w:hAnsi="Times New Roman" w:cs="Times New Roman"/>
-          <w:kern w:val="0"/>
-          <w:sz w:val="24"/>
-          <w:szCs w:val="24"/>
-          <w:lang w:val="en-GB" w:eastAsia="en-GB" w:bidi="ar-SA"/>
-          <w14:ligatures w14:val="none"/>
-        </w:rPr>
-      </w:pPr>
-      <w:r>
-        <w:rPr>
-          <w:rFonts w:ascii="Times New Roman" w:eastAsia="Times New Roman" w:hAnsi="Times New Roman" w:cs="Times New Roman"/>
-          <w:kern w:val="0"/>
-          <w:sz w:val="24"/>
-          <w:szCs w:val="24"/>
-          <w:lang w:val="en-GB" w:eastAsia="en-GB" w:bidi="ar-SA"/>
-          <w14:ligatures w14:val="none"/>
-        </w:rPr>
-        <w:t>15_IT_Data_Governance</w:t>
-      </w:r>
-    </w:p>
-    <w:p>
-      <w:pPr>
-        <w:numPr>
-          <w:ilvl w:val="0"/>
-          <w:numId w:val="18"/>
-        </w:numPr>
-        <w:spacing w:before="100" w:beforeAutospacing="1" w:after="100" w:afterAutospacing="1" w:line="240" w:lineRule="auto"/>
-        <w:rPr>
-          <w:rFonts w:ascii="Times New Roman" w:eastAsia="Times New Roman" w:hAnsi="Times New Roman" w:cs="Times New Roman"/>
-          <w:kern w:val="0"/>
-          <w:sz w:val="24"/>
-          <w:szCs w:val="24"/>
-          <w:lang w:val="en-GB" w:eastAsia="en-GB" w:bidi="ar-SA"/>
-          <w14:ligatures w14:val="none"/>
-        </w:rPr>
-      </w:pPr>
-      <w:r>
-        <w:rPr>
-          <w:rFonts w:ascii="Times New Roman" w:eastAsia="Times New Roman" w:hAnsi="Times New Roman" w:cs="Times New Roman"/>
-          <w:kern w:val="0"/>
-          <w:sz w:val="24"/>
-          <w:szCs w:val="24"/>
-          <w:lang w:val="en-GB" w:eastAsia="en-GB" w:bidi="ar-SA"/>
-          <w14:ligatures w14:val="none"/>
-        </w:rPr>
-        <w:t>13_Procurement_Commercial</w:t>
-      </w:r>
-    </w:p>
-    <w:p>
-      <w:pPr>
-        <w:numPr>
-          <w:ilvl w:val="0"/>
-          <w:numId w:val="18"/>
-        </w:numPr>
-        <w:spacing w:before="100" w:beforeAutospacing="1" w:after="100" w:afterAutospacing="1" w:line="240" w:lineRule="auto"/>
-        <w:rPr>
-          <w:rFonts w:ascii="Times New Roman" w:eastAsia="Times New Roman" w:hAnsi="Times New Roman" w:cs="Times New Roman"/>
-          <w:kern w:val="0"/>
-          <w:sz w:val="24"/>
-          <w:szCs w:val="24"/>
-          <w:lang w:val="en-GB" w:eastAsia="en-GB" w:bidi="ar-SA"/>
-          <w14:ligatures w14:val="none"/>
-        </w:rPr>
-      </w:pPr>
-      <w:r>
-        <w:rPr>
-          <w:rFonts w:ascii="Times New Roman" w:eastAsia="Times New Roman" w:hAnsi="Times New Roman" w:cs="Times New Roman"/>
-          <w:kern w:val="0"/>
-          <w:sz w:val="24"/>
-          <w:szCs w:val="24"/>
-          <w:lang w:val="en-GB" w:eastAsia="en-GB" w:bidi="ar-SA"/>
-          <w14:ligatures w14:val="none"/>
-        </w:rPr>
-        <w:t>14_Human_Resources_Interface</w:t>
-      </w:r>
-    </w:p>
-    <w:p>
-      <w:pPr>
-        <w:spacing w:after="0" w:line="240" w:lineRule="auto"/>
-        <w:rPr>
-          <w:rFonts w:ascii="Times New Roman" w:eastAsia="Times New Roman" w:hAnsi="Times New Roman" w:cs="Times New Roman"/>
-          <w:kern w:val="0"/>
-          <w:sz w:val="24"/>
-          <w:szCs w:val="24"/>
-          <w:lang w:val="en-GB" w:eastAsia="en-GB" w:bidi="ar-SA"/>
-          <w14:ligatures w14:val="none"/>
-        </w:rPr>
-      </w:pPr>
-      <w:r>
-        <w:rPr>
-          <w:rFonts w:ascii="Times New Roman" w:eastAsia="Times New Roman" w:hAnsi="Times New Roman" w:cs="Times New Roman"/>
-          <w:kern w:val="0"/>
-          <w:sz w:val="24"/>
-          <w:szCs w:val="24"/>
-          <w:lang w:val="en-GB" w:eastAsia="en-GB" w:bidi="ar-SA"/>
-          <w14:ligatures w14:val="none"/>
-        </w:rPr>
-        <w:pict w14:anchorId="71FA95AE">
-          <v:rect id="_x0000_i1040" style="width:0;height:1.5pt" o:hralign="center" o:hrstd="t" o:hr="t" fillcolor="#a0a0a0" stroked="f"/>
-        </w:pict>
-      </w:r>
-    </w:p>
-    <w:p>
-      <w:pPr>
-        <w:spacing w:before="100" w:beforeAutospacing="1" w:after="100" w:afterAutospacing="1" w:line="240" w:lineRule="auto"/>
-        <w:outlineLvl w:val="0"/>
-        <w:rPr>
-          <w:rFonts w:ascii="Times New Roman" w:eastAsia="Times New Roman" w:hAnsi="Times New Roman" w:cs="Times New Roman"/>
-          <w:b/>
-          <w:bCs/>
-          <w:kern w:val="36"/>
-          <w:sz w:val="48"/>
-          <w:szCs w:val="48"/>
-          <w:lang w:val="en-GB" w:eastAsia="en-GB" w:bidi="ar-SA"/>
-          <w14:ligatures w14:val="none"/>
-        </w:rPr>
-      </w:pPr>
-      <w:r>
-        <w:rPr>
-          <w:rFonts w:ascii="Times New Roman" w:eastAsia="Times New Roman" w:hAnsi="Times New Roman" w:cs="Times New Roman"/>
-          <w:b/>
-          <w:bCs/>
-          <w:kern w:val="36"/>
-          <w:sz w:val="48"/>
-          <w:szCs w:val="48"/>
-          <w:lang w:val="en-GB" w:eastAsia="en-GB" w:bidi="ar-SA"/>
-          <w14:ligatures w14:val="none"/>
-        </w:rPr>
         <w:t>Executive Summary</w:t>
       </w:r>
+      <w:bookmarkEnd w:id="27"/>
     </w:p>
     <w:p>
       <w:pPr>
@@ -8939,6 +13123,31 @@
           <w14:ligatures w14:val="none"/>
         </w:rPr>
         <w:t>Or integrate this with your full RAM Process Architecture Master Map**</w:t>
+      </w:r>
+    </w:p>
+    <w:p>
+      <w:pPr>
+        <w:pStyle w:val="Heading3"/>
+      </w:pPr>
+      <w:bookmarkStart w:id="28" w:name="_Toc224162767"/>
+      <w:r>
+        <w:lastRenderedPageBreak/>
+        <w:t>Forms and templates</w:t>
+      </w:r>
+      <w:bookmarkEnd w:id="28"/>
+      <w:r>
+        <w:t xml:space="preserve"> </w:t>
+      </w:r>
+    </w:p>
+    <w:p>
+      <w:r>
+        <w:br w:type="page"/>
+      </w:r>
+    </w:p>
+    <w:p>
+      <w:r>
+        <w:lastRenderedPageBreak/>
+        <w:t xml:space="preserve">End of document </w:t>
       </w:r>
     </w:p>
     <w:p/>
@@ -12062,6 +16271,95 @@
       </w:rPr>
     </w:lvl>
   </w:abstractNum>
+  <w:abstractNum w:abstractNumId="20" w15:restartNumberingAfterBreak="0">
+    <w:nsid w:val="7CEA6846"/>
+    <w:multiLevelType w:val="hybridMultilevel"/>
+    <w:tmpl w:val="99FCE438"/>
+    <w:lvl w:ilvl="0" w:tplc="20AE2298">
+      <w:start w:val="1"/>
+      <w:numFmt w:val="decimal"/>
+      <w:lvlText w:val="%1-"/>
+      <w:lvlJc w:val="left"/>
+      <w:pPr>
+        <w:ind w:left="360" w:hanging="360"/>
+      </w:pPr>
+      <w:rPr>
+        <w:rFonts w:hint="default"/>
+      </w:rPr>
+    </w:lvl>
+    <w:lvl w:ilvl="1" w:tplc="08090019" w:tentative="1">
+      <w:start w:val="1"/>
+      <w:numFmt w:val="lowerLetter"/>
+      <w:lvlText w:val="%2."/>
+      <w:lvlJc w:val="left"/>
+      <w:pPr>
+        <w:ind w:left="1080" w:hanging="360"/>
+      </w:pPr>
+    </w:lvl>
+    <w:lvl w:ilvl="2" w:tplc="0809001B" w:tentative="1">
+      <w:start w:val="1"/>
+      <w:numFmt w:val="lowerRoman"/>
+      <w:lvlText w:val="%3."/>
+      <w:lvlJc w:val="right"/>
+      <w:pPr>
+        <w:ind w:left="1800" w:hanging="180"/>
+      </w:pPr>
+    </w:lvl>
+    <w:lvl w:ilvl="3" w:tplc="0809000F" w:tentative="1">
+      <w:start w:val="1"/>
+      <w:numFmt w:val="decimal"/>
+      <w:lvlText w:val="%4."/>
+      <w:lvlJc w:val="left"/>
+      <w:pPr>
+        <w:ind w:left="2520" w:hanging="360"/>
+      </w:pPr>
+    </w:lvl>
+    <w:lvl w:ilvl="4" w:tplc="08090019" w:tentative="1">
+      <w:start w:val="1"/>
+      <w:numFmt w:val="lowerLetter"/>
+      <w:lvlText w:val="%5."/>
+      <w:lvlJc w:val="left"/>
+      <w:pPr>
+        <w:ind w:left="3240" w:hanging="360"/>
+      </w:pPr>
+    </w:lvl>
+    <w:lvl w:ilvl="5" w:tplc="0809001B" w:tentative="1">
+      <w:start w:val="1"/>
+      <w:numFmt w:val="lowerRoman"/>
+      <w:lvlText w:val="%6."/>
+      <w:lvlJc w:val="right"/>
+      <w:pPr>
+        <w:ind w:left="3960" w:hanging="180"/>
+      </w:pPr>
+    </w:lvl>
+    <w:lvl w:ilvl="6" w:tplc="0809000F" w:tentative="1">
+      <w:start w:val="1"/>
+      <w:numFmt w:val="decimal"/>
+      <w:lvlText w:val="%7."/>
+      <w:lvlJc w:val="left"/>
+      <w:pPr>
+        <w:ind w:left="4680" w:hanging="360"/>
+      </w:pPr>
+    </w:lvl>
+    <w:lvl w:ilvl="7" w:tplc="08090019" w:tentative="1">
+      <w:start w:val="1"/>
+      <w:numFmt w:val="lowerLetter"/>
+      <w:lvlText w:val="%8."/>
+      <w:lvlJc w:val="left"/>
+      <w:pPr>
+        <w:ind w:left="5400" w:hanging="360"/>
+      </w:pPr>
+    </w:lvl>
+    <w:lvl w:ilvl="8" w:tplc="0809001B" w:tentative="1">
+      <w:start w:val="1"/>
+      <w:numFmt w:val="lowerRoman"/>
+      <w:lvlText w:val="%9."/>
+      <w:lvlJc w:val="right"/>
+      <w:pPr>
+        <w:ind w:left="6120" w:hanging="180"/>
+      </w:pPr>
+    </w:lvl>
+  </w:abstractNum>
   <w:num w:numId="1" w16cid:durableId="1868641010">
     <w:abstractNumId w:val="6"/>
   </w:num>
@@ -12121,6 +16419,9 @@
   </w:num>
   <w:num w:numId="20" w16cid:durableId="1429962692">
     <w:abstractNumId w:val="12"/>
+  </w:num>
+  <w:num w:numId="21" w16cid:durableId="1337810313">
+    <w:abstractNumId w:val="20"/>
   </w:num>
 </w:numbering>
 </file>
@@ -13171,6 +17472,75 @@
       </w:tcPr>
     </w:tblStylePr>
   </w:style>
+  <w:style w:type="paragraph" w:styleId="TOCHeading">
+    <w:name w:val="TOC Heading"/>
+    <w:basedOn w:val="Heading1"/>
+    <w:next w:val="Normal"/>
+    <w:uiPriority w:val="39"/>
+    <w:unhideWhenUsed/>
+    <w:qFormat/>
+    <w:rsid w:val="00FF1C1B"/>
+    <w:pPr>
+      <w:spacing w:before="240" w:after="0"/>
+      <w:outlineLvl w:val="9"/>
+    </w:pPr>
+    <w:rPr>
+      <w:kern w:val="0"/>
+      <w:sz w:val="32"/>
+      <w:szCs w:val="32"/>
+      <w:lang w:bidi="ar-SA"/>
+      <w14:ligatures w14:val="none"/>
+    </w:rPr>
+  </w:style>
+  <w:style w:type="paragraph" w:styleId="TOC1">
+    <w:name w:val="toc 1"/>
+    <w:basedOn w:val="Normal"/>
+    <w:next w:val="Normal"/>
+    <w:autoRedefine/>
+    <w:uiPriority w:val="39"/>
+    <w:unhideWhenUsed/>
+    <w:rsid w:val="00FF1C1B"/>
+    <w:pPr>
+      <w:spacing w:after="100"/>
+    </w:pPr>
+  </w:style>
+  <w:style w:type="paragraph" w:styleId="TOC2">
+    <w:name w:val="toc 2"/>
+    <w:basedOn w:val="Normal"/>
+    <w:next w:val="Normal"/>
+    <w:autoRedefine/>
+    <w:uiPriority w:val="39"/>
+    <w:unhideWhenUsed/>
+    <w:rsid w:val="00FF1C1B"/>
+    <w:pPr>
+      <w:spacing w:after="100"/>
+      <w:ind w:left="220"/>
+    </w:pPr>
+  </w:style>
+  <w:style w:type="paragraph" w:styleId="TOC3">
+    <w:name w:val="toc 3"/>
+    <w:basedOn w:val="Normal"/>
+    <w:next w:val="Normal"/>
+    <w:autoRedefine/>
+    <w:uiPriority w:val="39"/>
+    <w:unhideWhenUsed/>
+    <w:rsid w:val="00FF1C1B"/>
+    <w:pPr>
+      <w:spacing w:after="100"/>
+      <w:ind w:left="440"/>
+    </w:pPr>
+  </w:style>
+  <w:style w:type="character" w:styleId="Hyperlink">
+    <w:name w:val="Hyperlink"/>
+    <w:basedOn w:val="DefaultParagraphFont"/>
+    <w:uiPriority w:val="99"/>
+    <w:unhideWhenUsed/>
+    <w:rsid w:val="00FF1C1B"/>
+    <w:rPr>
+      <w:color w:val="467886" w:themeColor="hyperlink"/>
+      <w:u w:val="single"/>
+    </w:rPr>
+  </w:style>
 </w:styles>
 </file>
 

--- a/documents/word/19_Internal_Audit.docx
+++ b/documents/word/19_Internal_Audit.docx
@@ -325,7 +325,18 @@
                 <w:lang w:val="en-GB" w:eastAsia="en-GB" w:bidi="ar-SA"/>
                 <w14:ligatures w14:val="none"/>
               </w:rPr>
-              <w:t>RAM-PROC-013</w:t>
+              <w:t>RAM-PROC-</w:t>
+            </w:r>
+            <w:r>
+              <w:rPr>
+                <w:rFonts w:ascii="Times New Roman" w:eastAsia="Times New Roman" w:hAnsi="Times New Roman" w:cs="Times New Roman"/>
+                <w:kern w:val="0"/>
+                <w:sz w:val="24"/>
+                <w:szCs w:val="24"/>
+                <w:lang w:val="en-GB" w:eastAsia="en-GB" w:bidi="ar-SA"/>
+                <w14:ligatures w14:val="none"/>
+              </w:rPr>
+              <w:t>19</w:t>
             </w:r>
           </w:p>
         </w:tc>
@@ -1710,6 +1721,15 @@
     </w:p>
     <w:sdt>
       <w:sdtPr>
+        <w:rPr>
+          <w:rFonts w:asciiTheme="minorHAnsi" w:eastAsiaTheme="minorHAnsi" w:hAnsiTheme="minorHAnsi" w:cstheme="minorBidi"/>
+          <w:color w:val="auto"/>
+          <w:kern w:val="2"/>
+          <w:sz w:val="22"/>
+          <w:szCs w:val="22"/>
+          <w:lang w:bidi="ar-EG"/>
+          <w14:ligatures w14:val="standardContextual"/>
+        </w:rPr>
         <w:id w:val="1786468270"/>
         <w:docPartObj>
           <w:docPartGallery w:val="Table of Contents"/>
@@ -1718,16 +1738,9 @@
       </w:sdtPr>
       <w:sdtEndPr>
         <w:rPr>
-          <w:rFonts w:asciiTheme="minorHAnsi" w:eastAsiaTheme="minorHAnsi" w:hAnsiTheme="minorHAnsi" w:cstheme="minorBidi"/>
           <w:b/>
           <w:bCs/>
           <w:noProof/>
-          <w:color w:val="auto"/>
-          <w:kern w:val="2"/>
-          <w:sz w:val="22"/>
-          <w:szCs w:val="22"/>
-          <w:lang w:bidi="ar-EG"/>
-          <w14:ligatures w14:val="standardContextual"/>
         </w:rPr>
       </w:sdtEndPr>
       <w:sdtContent>
@@ -7446,7 +7459,7 @@
           <w14:ligatures w14:val="none"/>
         </w:rPr>
         <w:pict w14:anchorId="149E76BA">
-          <v:rect id="_x0000_i1030" style="width:0;height:1.5pt" o:hralign="center" o:hrstd="t" o:hr="t" fillcolor="#a0a0a0" stroked="f"/>
+          <v:rect id="_x0000_i1029" style="width:0;height:1.5pt" o:hralign="center" o:hrstd="t" o:hr="t" fillcolor="#a0a0a0" stroked="f"/>
         </w:pict>
       </w:r>
     </w:p>
@@ -8718,7 +8731,7 @@
           <w14:ligatures w14:val="none"/>
         </w:rPr>
         <w:pict w14:anchorId="1E3D752B">
-          <v:rect id="_x0000_i1031" style="width:0;height:1.5pt" o:hralign="center" o:hrstd="t" o:hr="t" fillcolor="#a0a0a0" stroked="f"/>
+          <v:rect id="_x0000_i1030" style="width:0;height:1.5pt" o:hralign="center" o:hrstd="t" o:hr="t" fillcolor="#a0a0a0" stroked="f"/>
         </w:pict>
       </w:r>
     </w:p>
@@ -8926,31 +8939,7 @@
           <w:lang w:val="en-GB" w:eastAsia="en-GB" w:bidi="ar-SA"/>
           <w14:ligatures w14:val="none"/>
         </w:rPr>
-        <w:t xml:space="preserve">Fixed </w:t>
-      </w:r>
-      <w:proofErr w:type="gramStart"/>
-      <w:r>
-        <w:rPr>
-          <w:rFonts w:ascii="Times New Roman" w:eastAsia="Times New Roman" w:hAnsi="Times New Roman" w:cs="Times New Roman"/>
-          <w:kern w:val="0"/>
-          <w:sz w:val="24"/>
-          <w:szCs w:val="24"/>
-          <w:lang w:val="en-GB" w:eastAsia="en-GB" w:bidi="ar-SA"/>
-          <w14:ligatures w14:val="none"/>
-        </w:rPr>
-        <w:t>asset</w:t>
-      </w:r>
-      <w:proofErr w:type="gramEnd"/>
-      <w:r>
-        <w:rPr>
-          <w:rFonts w:ascii="Times New Roman" w:eastAsia="Times New Roman" w:hAnsi="Times New Roman" w:cs="Times New Roman"/>
-          <w:kern w:val="0"/>
-          <w:sz w:val="24"/>
-          <w:szCs w:val="24"/>
-          <w:lang w:val="en-GB" w:eastAsia="en-GB" w:bidi="ar-SA"/>
-          <w14:ligatures w14:val="none"/>
-        </w:rPr>
-        <w:t xml:space="preserve"> register validation</w:t>
+        <w:t>Fixed asset register validation</w:t>
       </w:r>
     </w:p>
     <w:p>
@@ -9405,7 +9394,7 @@
           <w14:ligatures w14:val="none"/>
         </w:rPr>
         <w:pict w14:anchorId="36C4C3EB">
-          <v:rect id="_x0000_i1032" style="width:0;height:1.5pt" o:hralign="center" o:hrstd="t" o:hr="t" fillcolor="#a0a0a0" stroked="f"/>
+          <v:rect id="_x0000_i1031" style="width:0;height:1.5pt" o:hralign="center" o:hrstd="t" o:hr="t" fillcolor="#a0a0a0" stroked="f"/>
         </w:pict>
       </w:r>
     </w:p>
@@ -9983,7 +9972,7 @@
           <w14:ligatures w14:val="none"/>
         </w:rPr>
         <w:pict w14:anchorId="359CEB48">
-          <v:rect id="_x0000_i1033" style="width:0;height:1.5pt" o:hralign="center" o:hrstd="t" o:hr="t" fillcolor="#a0a0a0" stroked="f"/>
+          <v:rect id="_x0000_i1032" style="width:0;height:1.5pt" o:hralign="center" o:hrstd="t" o:hr="t" fillcolor="#a0a0a0" stroked="f"/>
         </w:pict>
       </w:r>
     </w:p>
@@ -10511,7 +10500,7 @@
           <w14:ligatures w14:val="none"/>
         </w:rPr>
         <w:pict w14:anchorId="5FFB0BFC">
-          <v:rect id="_x0000_i1034" style="width:0;height:1.5pt" o:hralign="center" o:hrstd="t" o:hr="t" fillcolor="#a0a0a0" stroked="f"/>
+          <v:rect id="_x0000_i1033" style="width:0;height:1.5pt" o:hralign="center" o:hrstd="t" o:hr="t" fillcolor="#a0a0a0" stroked="f"/>
         </w:pict>
       </w:r>
     </w:p>
@@ -10761,7 +10750,7 @@
           <w14:ligatures w14:val="none"/>
         </w:rPr>
         <w:pict w14:anchorId="3D07B2CA">
-          <v:rect id="_x0000_i1035" style="width:0;height:1.5pt" o:hralign="center" o:hrstd="t" o:hr="t" fillcolor="#a0a0a0" stroked="f"/>
+          <v:rect id="_x0000_i1034" style="width:0;height:1.5pt" o:hralign="center" o:hrstd="t" o:hr="t" fillcolor="#a0a0a0" stroked="f"/>
         </w:pict>
       </w:r>
     </w:p>
@@ -11545,7 +11534,7 @@
           <w14:ligatures w14:val="none"/>
         </w:rPr>
         <w:pict w14:anchorId="6B62CCF7">
-          <v:rect id="_x0000_i1036" style="width:0;height:1.5pt" o:hralign="center" o:hrstd="t" o:hr="t" fillcolor="#a0a0a0" stroked="f"/>
+          <v:rect id="_x0000_i1035" style="width:0;height:1.5pt" o:hralign="center" o:hrstd="t" o:hr="t" fillcolor="#a0a0a0" stroked="f"/>
         </w:pict>
       </w:r>
     </w:p>
@@ -11700,7 +11689,7 @@
           <w14:ligatures w14:val="none"/>
         </w:rPr>
         <w:pict w14:anchorId="485E1AEA">
-          <v:rect id="_x0000_i1037" style="width:0;height:1.5pt" o:hralign="center" o:hrstd="t" o:hr="t" fillcolor="#a0a0a0" stroked="f"/>
+          <v:rect id="_x0000_i1036" style="width:0;height:1.5pt" o:hralign="center" o:hrstd="t" o:hr="t" fillcolor="#a0a0a0" stroked="f"/>
         </w:pict>
       </w:r>
     </w:p>
@@ -12168,7 +12157,7 @@
         </w:rPr>
         <w:lastRenderedPageBreak/>
         <w:pict w14:anchorId="5D3B4E29">
-          <v:rect id="_x0000_i1038" style="width:0;height:1.5pt" o:hralign="center" o:hrstd="t" o:hr="t" fillcolor="#a0a0a0" stroked="f"/>
+          <v:rect id="_x0000_i1037" style="width:0;height:1.5pt" o:hralign="center" o:hrstd="t" o:hr="t" fillcolor="#a0a0a0" stroked="f"/>
         </w:pict>
       </w:r>
     </w:p>
@@ -12424,7 +12413,7 @@
           <w14:ligatures w14:val="none"/>
         </w:rPr>
         <w:pict w14:anchorId="47325BDA">
-          <v:rect id="_x0000_i1039" style="width:0;height:1.5pt" o:hralign="center" o:hrstd="t" o:hr="t" fillcolor="#a0a0a0" stroked="f"/>
+          <v:rect id="_x0000_i1038" style="width:0;height:1.5pt" o:hralign="center" o:hrstd="t" o:hr="t" fillcolor="#a0a0a0" stroked="f"/>
         </w:pict>
       </w:r>
     </w:p>
@@ -12678,7 +12667,7 @@
           <w14:ligatures w14:val="none"/>
         </w:rPr>
         <w:pict w14:anchorId="71FA95AE">
-          <v:rect id="_x0000_i1040" style="width:0;height:1.5pt" o:hralign="center" o:hrstd="t" o:hr="t" fillcolor="#a0a0a0" stroked="f"/>
+          <v:rect id="_x0000_i1039" style="width:0;height:1.5pt" o:hralign="center" o:hrstd="t" o:hr="t" fillcolor="#a0a0a0" stroked="f"/>
         </w:pict>
       </w:r>
     </w:p>
@@ -12933,7 +12922,7 @@
           <w:lang w:val="en-GB" w:eastAsia="en-GB" w:bidi="ar-SA"/>
         </w:rPr>
         <w:pict w14:anchorId="354D2C19">
-          <v:rect id="_x0000_i1041" style="width:0;height:1.5pt" o:hralign="center" o:hrstd="t" o:hr="t" fillcolor="#a0a0a0" stroked="f"/>
+          <v:rect id="_x0000_i1040" style="width:0;height:1.5pt" o:hralign="center" o:hrstd="t" o:hr="t" fillcolor="#a0a0a0" stroked="f"/>
         </w:pict>
       </w:r>
     </w:p>
